--- a/docs/تقديم-المشروع.docx
+++ b/docs/تقديم-المشروع.docx
@@ -6,26 +6,18 @@
     <w:p>
       <w:pPr>
         <w:pStyle w:val="Heading1"/>
-        <w:bidi/>
-      </w:pPr>
-      <w:r>
-        <w:rPr>
-          <w:rtl/>
-        </w:rPr>
+      </w:pPr>
+      <w:r>
         <w:t xml:space="preserve">منصة إنجازات المدرسة</w:t>
       </w:r>
     </w:p>
     <w:bookmarkEnd w:id="20"/>
-    <w:bookmarkStart w:id="67" w:name="ملف-تقديم-المشروع-إدارة-المدرسة"/>
+    <w:bookmarkStart w:id="68" w:name="ملف-تقديم-المشروع-إدارة-المدرسة"/>
     <w:p>
       <w:pPr>
         <w:pStyle w:val="Heading1"/>
-        <w:bidi/>
-      </w:pPr>
-      <w:r>
-        <w:rPr>
-          <w:rtl/>
-        </w:rPr>
+      </w:pPr>
+      <w:r>
         <w:t xml:space="preserve">ملف تقديم المشروع — إدارة المدرسة</w:t>
       </w:r>
     </w:p>
@@ -40,149 +32,104 @@
     <w:p>
       <w:pPr>
         <w:pStyle w:val="Heading2"/>
-        <w:bidi/>
+      </w:pPr>
+      <w:r>
+        <w:t xml:space="preserve">صفحة الغلاف</w:t>
+      </w:r>
+    </w:p>
+    <w:p>
+      <w:pPr>
+        <w:pStyle w:val="BlockText"/>
       </w:pPr>
       <w:r>
         <w:rPr>
-          <w:rtl/>
-        </w:rPr>
-        <w:t xml:space="preserve">صفحة الغلاف</w:t>
-      </w:r>
-    </w:p>
-    <w:p>
-      <w:pPr>
-        <w:pStyle w:val="BlockText"/>
-        <w:bidi/>
-      </w:pPr>
-      <w:r>
-        <w:rPr>
-          <w:rtl/>
           <w:bCs/>
           <w:b/>
         </w:rPr>
         <w:t xml:space="preserve">اسم المشروع:</w:t>
       </w:r>
       <w:r>
+        <w:t xml:space="preserve"> </w:t>
+      </w:r>
+      <w:r>
+        <w:t xml:space="preserve">منصة إنجازات المدرسة</w:t>
+      </w:r>
+    </w:p>
+    <w:p>
+      <w:pPr>
+        <w:pStyle w:val="BlockText"/>
+      </w:pPr>
+      <w:r>
         <w:rPr>
-          <w:rtl/>
-        </w:rPr>
-        <w:t xml:space="preserve"> </w:t>
-      </w:r>
-      <w:r>
-        <w:rPr>
-          <w:rtl/>
-        </w:rPr>
-        <w:t xml:space="preserve">منصة إنجازات المدرسة</w:t>
-      </w:r>
-    </w:p>
-    <w:p>
-      <w:pPr>
-        <w:pStyle w:val="BlockText"/>
-        <w:bidi/>
-      </w:pPr>
-      <w:r>
-        <w:rPr>
-          <w:rtl/>
           <w:bCs/>
           <w:b/>
         </w:rPr>
         <w:t xml:space="preserve">اسم الجهة:</w:t>
       </w:r>
       <w:r>
+        <w:t xml:space="preserve"> </w:t>
+      </w:r>
+      <w:r>
+        <w:t xml:space="preserve">مدرسة بيان الأهلية</w:t>
+      </w:r>
+    </w:p>
+    <w:p>
+      <w:pPr>
+        <w:pStyle w:val="BlockText"/>
+      </w:pPr>
+      <w:r>
         <w:rPr>
-          <w:rtl/>
-        </w:rPr>
-        <w:t xml:space="preserve"> </w:t>
-      </w:r>
-      <w:r>
-        <w:rPr>
-          <w:rtl/>
-        </w:rPr>
-        <w:t xml:space="preserve">مدرسة بيان الأهلية</w:t>
-      </w:r>
-    </w:p>
-    <w:p>
-      <w:pPr>
-        <w:pStyle w:val="BlockText"/>
-        <w:bidi/>
-      </w:pPr>
-      <w:r>
-        <w:rPr>
-          <w:rtl/>
           <w:bCs/>
           <w:b/>
         </w:rPr>
         <w:t xml:space="preserve">مقدم المشروع:</w:t>
       </w:r>
       <w:r>
+        <w:t xml:space="preserve"> </w:t>
+      </w:r>
+      <w:r>
+        <w:t xml:space="preserve">إدارة المدرسة</w:t>
+      </w:r>
+    </w:p>
+    <w:p>
+      <w:pPr>
+        <w:pStyle w:val="BlockText"/>
+      </w:pPr>
+      <w:r>
         <w:rPr>
-          <w:rtl/>
-        </w:rPr>
-        <w:t xml:space="preserve"> </w:t>
-      </w:r>
-      <w:r>
-        <w:rPr>
-          <w:rtl/>
-        </w:rPr>
-        <w:t xml:space="preserve">إدارة المدرسة</w:t>
-      </w:r>
-    </w:p>
-    <w:p>
-      <w:pPr>
-        <w:pStyle w:val="BlockText"/>
-        <w:bidi/>
-      </w:pPr>
-      <w:r>
-        <w:rPr>
-          <w:rtl/>
           <w:bCs/>
           <w:b/>
         </w:rPr>
         <w:t xml:space="preserve">التاريخ:</w:t>
       </w:r>
       <w:r>
+        <w:t xml:space="preserve"> </w:t>
+      </w:r>
+      <w:r>
+        <w:t xml:space="preserve">أغسطس 2026</w:t>
+      </w:r>
+    </w:p>
+    <w:p>
+      <w:pPr>
+        <w:pStyle w:val="BlockText"/>
+      </w:pPr>
+      <w:r>
         <w:rPr>
-          <w:rtl/>
-        </w:rPr>
-        <w:t xml:space="preserve"> </w:t>
-      </w:r>
-      <w:r>
-        <w:rPr>
-          <w:rtl/>
-        </w:rPr>
-        <w:t xml:space="preserve">أغسطس 2026</w:t>
-      </w:r>
-    </w:p>
-    <w:p>
-      <w:pPr>
-        <w:pStyle w:val="BlockText"/>
-        <w:bidi/>
-      </w:pPr>
-      <w:r>
-        <w:rPr>
-          <w:rtl/>
           <w:bCs/>
           <w:b/>
         </w:rPr>
         <w:t xml:space="preserve">رقم الإصدار:</w:t>
       </w:r>
       <w:r>
-        <w:rPr>
-          <w:rtl/>
-        </w:rPr>
         <w:t xml:space="preserve"> </w:t>
       </w:r>
       <w:r>
-        <w:rPr>
-          <w:rtl/>
-        </w:rPr>
-        <w:t xml:space="preserve">الإصدار الأول (v1.0)</w:t>
+        <w:t xml:space="preserve">الإصدار الثاني (v1.1) — يتضمن نظام المراجعة والاعتماد</w:t>
       </w:r>
     </w:p>
     <w:p>
       <w:pPr>
         <w:pStyle w:val="CaptionedFigure"/>
-        <w:bidi/>
       </w:pPr>
       <w:r>
         <w:drawing>
@@ -230,12 +177,8 @@
     <w:p>
       <w:pPr>
         <w:pStyle w:val="ImageCaption"/>
-        <w:bidi/>
-      </w:pPr>
-      <w:r>
-        <w:rPr>
-          <w:rtl/>
-        </w:rPr>
+      </w:pPr>
+      <w:r>
         <w:t xml:space="preserve">شعار المدرسة</w:t>
       </w:r>
     </w:p>
@@ -251,12 +194,8 @@
     <w:p>
       <w:pPr>
         <w:pStyle w:val="Heading2"/>
-        <w:bidi/>
-      </w:pPr>
-      <w:r>
-        <w:rPr>
-          <w:rtl/>
-        </w:rPr>
+      </w:pPr>
+      <w:r>
         <w:t xml:space="preserve">الملخص التنفيذي</w:t>
       </w:r>
     </w:p>
@@ -264,23 +203,16 @@
     <w:p>
       <w:pPr>
         <w:pStyle w:val="Heading3"/>
-        <w:bidi/>
-      </w:pPr>
-      <w:r>
-        <w:rPr>
-          <w:rtl/>
-        </w:rPr>
+      </w:pPr>
+      <w:r>
         <w:t xml:space="preserve">المشكلة</w:t>
       </w:r>
     </w:p>
     <w:p>
       <w:pPr>
-        <w:bidi/>
-      </w:pPr>
-      <w:r>
-        <w:rPr>
-          <w:rtl/>
-        </w:rPr>
+        <w:pStyle w:val="FirstParagraph"/>
+      </w:pPr>
+      <w:r>
         <w:t xml:space="preserve">تعاني المدرسة من تشتت الإنجازات المدرسية بين وسائل متعددة (الواتساب، الصور على الأجهزة، ملفات ورقية مبعثرة)، مما يؤدي إلى صعوبة الوصول إلى أي إنجاز قديم وضياع كثير من الأعمال بعد انتهاء العام الدراسي، وغياب توثيق رسمي موحد.</w:t>
       </w:r>
     </w:p>
@@ -289,23 +221,16 @@
     <w:p>
       <w:pPr>
         <w:pStyle w:val="Heading3"/>
-        <w:bidi/>
-      </w:pPr>
-      <w:r>
-        <w:rPr>
-          <w:rtl/>
-        </w:rPr>
+      </w:pPr>
+      <w:r>
         <w:t xml:space="preserve">الحل</w:t>
       </w:r>
     </w:p>
     <w:p>
       <w:pPr>
-        <w:bidi/>
-      </w:pPr>
-      <w:r>
-        <w:rPr>
-          <w:rtl/>
-        </w:rPr>
+        <w:pStyle w:val="FirstParagraph"/>
+      </w:pPr>
+      <w:r>
         <w:t xml:space="preserve">منصة إلكترونية موحدة لتوثيق جميع إنجازات المدرسة (صور، فيديوهات، مستندات) بطريقة احترافية مع البحث والتصنيف والأرشفة وإمكانية المشاركة والطباعة.</w:t>
       </w:r>
     </w:p>
@@ -314,23 +239,16 @@
     <w:p>
       <w:pPr>
         <w:pStyle w:val="Heading3"/>
-        <w:bidi/>
-      </w:pPr>
-      <w:r>
-        <w:rPr>
-          <w:rtl/>
-        </w:rPr>
+      </w:pPr>
+      <w:r>
         <w:t xml:space="preserve">الفائدة</w:t>
       </w:r>
     </w:p>
     <w:p>
       <w:pPr>
-        <w:bidi/>
-      </w:pPr>
-      <w:r>
-        <w:rPr>
-          <w:rtl/>
-        </w:rPr>
+        <w:pStyle w:val="FirstParagraph"/>
+      </w:pPr>
+      <w:r>
         <w:t xml:space="preserve">حفظ تاريخ المدرسة، إبراز جهود المعلمات، تسهيل إعداد التقارير، وتحسين الصورة المؤسسية أمام الإدارة والمجتمع.</w:t>
       </w:r>
     </w:p>
@@ -339,23 +257,16 @@
     <w:p>
       <w:pPr>
         <w:pStyle w:val="Heading3"/>
-        <w:bidi/>
-      </w:pPr>
-      <w:r>
-        <w:rPr>
-          <w:rtl/>
-        </w:rPr>
+      </w:pPr>
+      <w:r>
         <w:t xml:space="preserve">لماذا تستحق الاعتماد؟</w:t>
       </w:r>
     </w:p>
     <w:p>
       <w:pPr>
-        <w:bidi/>
-      </w:pPr>
-      <w:r>
-        <w:rPr>
-          <w:rtl/>
-        </w:rPr>
+        <w:pStyle w:val="FirstParagraph"/>
+      </w:pPr>
+      <w:r>
         <w:t xml:space="preserve">لأنها تحول العمل اليدوي المتفرق إلى نظام رقمي آمن وحديث يدعم الجودة والاعتماد المدرسي.</w:t>
       </w:r>
     </w:p>
@@ -372,23 +283,16 @@
     <w:p>
       <w:pPr>
         <w:pStyle w:val="Heading2"/>
-        <w:bidi/>
-      </w:pPr>
-      <w:r>
-        <w:rPr>
-          <w:rtl/>
-        </w:rPr>
+      </w:pPr>
+      <w:r>
         <w:t xml:space="preserve">أولاً: المشكلة الحالية</w:t>
       </w:r>
     </w:p>
     <w:p>
       <w:pPr>
-        <w:bidi/>
-      </w:pPr>
-      <w:r>
-        <w:rPr>
-          <w:rtl/>
-        </w:rPr>
+        <w:pStyle w:val="FirstParagraph"/>
+      </w:pPr>
+      <w:r>
         <w:t xml:space="preserve">تعاني المدرسة من التحديات التالية:</w:t>
       </w:r>
     </w:p>
@@ -412,13 +316,9 @@
           <w:p>
             <w:pPr>
               <w:pStyle w:val="Compact"/>
-              <w:bidi/>
-              <w:jc w:val="left"/>
-            </w:pPr>
-            <w:r>
-              <w:rPr>
-                <w:rtl/>
-              </w:rPr>
+              <w:jc w:val="left"/>
+            </w:pPr>
+            <w:r>
               <w:t xml:space="preserve">#</w:t>
             </w:r>
           </w:p>
@@ -428,13 +328,9 @@
           <w:p>
             <w:pPr>
               <w:pStyle w:val="Compact"/>
-              <w:bidi/>
-              <w:jc w:val="left"/>
-            </w:pPr>
-            <w:r>
-              <w:rPr>
-                <w:rtl/>
-              </w:rPr>
+              <w:jc w:val="left"/>
+            </w:pPr>
+            <w:r>
               <w:t xml:space="preserve">المشكلة</w:t>
             </w:r>
           </w:p>
@@ -446,13 +342,9 @@
           <w:p>
             <w:pPr>
               <w:pStyle w:val="Compact"/>
-              <w:bidi/>
-              <w:jc w:val="left"/>
-            </w:pPr>
-            <w:r>
-              <w:rPr>
-                <w:rtl/>
-              </w:rPr>
+              <w:jc w:val="left"/>
+            </w:pPr>
+            <w:r>
               <w:t xml:space="preserve">1</w:t>
             </w:r>
           </w:p>
@@ -462,13 +354,9 @@
           <w:p>
             <w:pPr>
               <w:pStyle w:val="Compact"/>
-              <w:bidi/>
-              <w:jc w:val="left"/>
-            </w:pPr>
-            <w:r>
-              <w:rPr>
-                <w:rtl/>
-              </w:rPr>
+              <w:jc w:val="left"/>
+            </w:pPr>
+            <w:r>
               <w:t xml:space="preserve">الإنجازات موزعة بين الصور على الجوال، والواتساب، والملفات على الأجهزة المختلفة</w:t>
             </w:r>
           </w:p>
@@ -480,13 +368,9 @@
           <w:p>
             <w:pPr>
               <w:pStyle w:val="Compact"/>
-              <w:bidi/>
-              <w:jc w:val="left"/>
-            </w:pPr>
-            <w:r>
-              <w:rPr>
-                <w:rtl/>
-              </w:rPr>
+              <w:jc w:val="left"/>
+            </w:pPr>
+            <w:r>
               <w:t xml:space="preserve">2</w:t>
             </w:r>
           </w:p>
@@ -496,13 +380,9 @@
           <w:p>
             <w:pPr>
               <w:pStyle w:val="Compact"/>
-              <w:bidi/>
-              <w:jc w:val="left"/>
-            </w:pPr>
-            <w:r>
-              <w:rPr>
-                <w:rtl/>
-              </w:rPr>
+              <w:jc w:val="left"/>
+            </w:pPr>
+            <w:r>
               <w:t xml:space="preserve">صعوبة الوصول إلى أي إنجاز قديم أو البحث فيه</w:t>
             </w:r>
           </w:p>
@@ -514,13 +394,9 @@
           <w:p>
             <w:pPr>
               <w:pStyle w:val="Compact"/>
-              <w:bidi/>
-              <w:jc w:val="left"/>
-            </w:pPr>
-            <w:r>
-              <w:rPr>
-                <w:rtl/>
-              </w:rPr>
+              <w:jc w:val="left"/>
+            </w:pPr>
+            <w:r>
               <w:t xml:space="preserve">3</w:t>
             </w:r>
           </w:p>
@@ -530,13 +406,9 @@
           <w:p>
             <w:pPr>
               <w:pStyle w:val="Compact"/>
-              <w:bidi/>
-              <w:jc w:val="left"/>
-            </w:pPr>
-            <w:r>
-              <w:rPr>
-                <w:rtl/>
-              </w:rPr>
+              <w:jc w:val="left"/>
+            </w:pPr>
+            <w:r>
               <w:t xml:space="preserve">عدم وجود توثيق رسمي موحد يحفظ كل إنجاز مع مرافقه</w:t>
             </w:r>
           </w:p>
@@ -548,13 +420,9 @@
           <w:p>
             <w:pPr>
               <w:pStyle w:val="Compact"/>
-              <w:bidi/>
-              <w:jc w:val="left"/>
-            </w:pPr>
-            <w:r>
-              <w:rPr>
-                <w:rtl/>
-              </w:rPr>
+              <w:jc w:val="left"/>
+            </w:pPr>
+            <w:r>
               <w:t xml:space="preserve">4</w:t>
             </w:r>
           </w:p>
@@ -564,13 +432,9 @@
           <w:p>
             <w:pPr>
               <w:pStyle w:val="Compact"/>
-              <w:bidi/>
-              <w:jc w:val="left"/>
-            </w:pPr>
-            <w:r>
-              <w:rPr>
-                <w:rtl/>
-              </w:rPr>
+              <w:jc w:val="left"/>
+            </w:pPr>
+            <w:r>
               <w:t xml:space="preserve">ضياع كثير من الأعمال والصور بعد انتهاء العام الدراسي أو تغيير الأجهزة</w:t>
             </w:r>
           </w:p>
@@ -582,13 +446,9 @@
           <w:p>
             <w:pPr>
               <w:pStyle w:val="Compact"/>
-              <w:bidi/>
-              <w:jc w:val="left"/>
-            </w:pPr>
-            <w:r>
-              <w:rPr>
-                <w:rtl/>
-              </w:rPr>
+              <w:jc w:val="left"/>
+            </w:pPr>
+            <w:r>
               <w:t xml:space="preserve">5</w:t>
             </w:r>
           </w:p>
@@ -598,13 +458,9 @@
           <w:p>
             <w:pPr>
               <w:pStyle w:val="Compact"/>
-              <w:bidi/>
-              <w:jc w:val="left"/>
-            </w:pPr>
-            <w:r>
-              <w:rPr>
-                <w:rtl/>
-              </w:rPr>
+              <w:jc w:val="left"/>
+            </w:pPr>
+            <w:r>
               <w:t xml:space="preserve">صعوبة تجهيز تقارير الوزارة أو لجان الجودة في وقت قصير</w:t>
             </w:r>
           </w:p>
@@ -616,13 +472,9 @@
           <w:p>
             <w:pPr>
               <w:pStyle w:val="Compact"/>
-              <w:bidi/>
-              <w:jc w:val="left"/>
-            </w:pPr>
-            <w:r>
-              <w:rPr>
-                <w:rtl/>
-              </w:rPr>
+              <w:jc w:val="left"/>
+            </w:pPr>
+            <w:r>
               <w:t xml:space="preserve">6</w:t>
             </w:r>
           </w:p>
@@ -632,13 +484,9 @@
           <w:p>
             <w:pPr>
               <w:pStyle w:val="Compact"/>
-              <w:bidi/>
-              <w:jc w:val="left"/>
-            </w:pPr>
-            <w:r>
-              <w:rPr>
-                <w:rtl/>
-              </w:rPr>
+              <w:jc w:val="left"/>
+            </w:pPr>
+            <w:r>
               <w:t xml:space="preserve">عدم إبراز جهود المعلمات والطلاب أمام المجتمع بشكل منظم</w:t>
             </w:r>
           </w:p>
@@ -650,13 +498,9 @@
           <w:p>
             <w:pPr>
               <w:pStyle w:val="Compact"/>
-              <w:bidi/>
-              <w:jc w:val="left"/>
-            </w:pPr>
-            <w:r>
-              <w:rPr>
-                <w:rtl/>
-              </w:rPr>
+              <w:jc w:val="left"/>
+            </w:pPr>
+            <w:r>
               <w:t xml:space="preserve">7</w:t>
             </w:r>
           </w:p>
@@ -666,13 +510,9 @@
           <w:p>
             <w:pPr>
               <w:pStyle w:val="Compact"/>
-              <w:bidi/>
-              <w:jc w:val="left"/>
-            </w:pPr>
-            <w:r>
-              <w:rPr>
-                <w:rtl/>
-              </w:rPr>
+              <w:jc w:val="left"/>
+            </w:pPr>
+            <w:r>
               <w:t xml:space="preserve">غياب نظام للتصنيف يسهّل العرض والتواصل مع الأقسام المختلفة</w:t>
             </w:r>
           </w:p>
@@ -691,23 +531,16 @@
     <w:p>
       <w:pPr>
         <w:pStyle w:val="Heading2"/>
-        <w:bidi/>
-      </w:pPr>
-      <w:r>
-        <w:rPr>
-          <w:rtl/>
-        </w:rPr>
+      </w:pPr>
+      <w:r>
         <w:t xml:space="preserve">ثانياً: الحل المقترح</w:t>
       </w:r>
     </w:p>
     <w:p>
       <w:pPr>
-        <w:bidi/>
-      </w:pPr>
-      <w:r>
-        <w:rPr>
-          <w:rtl/>
-        </w:rPr>
+        <w:pStyle w:val="FirstParagraph"/>
+      </w:pPr>
+      <w:r>
         <w:t xml:space="preserve">منصة إلكترونية موحدة لتوثيق جميع إنجازات المدرسة بطريقة احترافية:</w:t>
       </w:r>
     </w:p>
@@ -718,12 +551,8 @@
           <w:numId w:val="1001"/>
         </w:numPr>
         <w:pStyle w:val="Compact"/>
-        <w:bidi/>
-      </w:pPr>
-      <w:r>
-        <w:rPr>
-          <w:rtl/>
-        </w:rPr>
+      </w:pPr>
+      <w:r>
         <w:t xml:space="preserve">تتيح لكل معلمة رفع إنجازاتها مع صور وفيديوهات ومستندات مباشرة من الهاتف أو الكمبيوتر.</w:t>
       </w:r>
     </w:p>
@@ -734,12 +563,8 @@
           <w:numId w:val="1001"/>
         </w:numPr>
         <w:pStyle w:val="Compact"/>
-        <w:bidi/>
-      </w:pPr>
-      <w:r>
-        <w:rPr>
-          <w:rtl/>
-        </w:rPr>
+      </w:pPr>
+      <w:r>
         <w:t xml:space="preserve">تصنّف الإنجازات تلقائياً حسب القسم والمعلمة والتاريخ.</w:t>
       </w:r>
     </w:p>
@@ -750,12 +575,8 @@
           <w:numId w:val="1001"/>
         </w:numPr>
         <w:pStyle w:val="Compact"/>
-        <w:bidi/>
-      </w:pPr>
-      <w:r>
-        <w:rPr>
-          <w:rtl/>
-        </w:rPr>
+      </w:pPr>
+      <w:r>
         <w:t xml:space="preserve">توفر محرك بحث فوري للوصول إلى أي إنجاز في ثوانٍ.</w:t>
       </w:r>
     </w:p>
@@ -766,12 +587,8 @@
           <w:numId w:val="1001"/>
         </w:numPr>
         <w:pStyle w:val="Compact"/>
-        <w:bidi/>
-      </w:pPr>
-      <w:r>
-        <w:rPr>
-          <w:rtl/>
-        </w:rPr>
+      </w:pPr>
+      <w:r>
         <w:t xml:space="preserve">تنشئ تقارير مطبوعة جاهزة في أي لحظة.</w:t>
       </w:r>
     </w:p>
@@ -782,12 +599,8 @@
           <w:numId w:val="1001"/>
         </w:numPr>
         <w:pStyle w:val="Compact"/>
-        <w:bidi/>
-      </w:pPr>
-      <w:r>
-        <w:rPr>
-          <w:rtl/>
-        </w:rPr>
+      </w:pPr>
+      <w:r>
         <w:t xml:space="preserve">تعرض الإنجازات بتصميم عصري جذاب يليق بمكانة المدرسة.</w:t>
       </w:r>
     </w:p>
@@ -803,12 +616,8 @@
     <w:p>
       <w:pPr>
         <w:pStyle w:val="Heading2"/>
-        <w:bidi/>
-      </w:pPr>
-      <w:r>
-        <w:rPr>
-          <w:rtl/>
-        </w:rPr>
+      </w:pPr>
+      <w:r>
         <w:t xml:space="preserve">ثالثاً: أهداف المشروع</w:t>
       </w:r>
     </w:p>
@@ -819,12 +628,8 @@
           <w:numId w:val="1002"/>
         </w:numPr>
         <w:pStyle w:val="Compact"/>
-        <w:bidi/>
-      </w:pPr>
-      <w:r>
-        <w:rPr>
-          <w:rtl/>
-        </w:rPr>
+      </w:pPr>
+      <w:r>
         <w:t xml:space="preserve">توثيق جميع الأنشطة والإنجازات المدرسية في مكان واحد.</w:t>
       </w:r>
     </w:p>
@@ -835,12 +640,8 @@
           <w:numId w:val="1002"/>
         </w:numPr>
         <w:pStyle w:val="Compact"/>
-        <w:bidi/>
-      </w:pPr>
-      <w:r>
-        <w:rPr>
-          <w:rtl/>
-        </w:rPr>
+      </w:pPr>
+      <w:r>
         <w:t xml:space="preserve">حفظ تاريخ المدرسة وسجل إنجازاتها لسنوات قادمة.</w:t>
       </w:r>
     </w:p>
@@ -851,12 +652,8 @@
           <w:numId w:val="1002"/>
         </w:numPr>
         <w:pStyle w:val="Compact"/>
-        <w:bidi/>
-      </w:pPr>
-      <w:r>
-        <w:rPr>
-          <w:rtl/>
-        </w:rPr>
+      </w:pPr>
+      <w:r>
         <w:t xml:space="preserve">إبراز جهود المعلمات والطلاب وإعطائهن التقدير المستحق.</w:t>
       </w:r>
     </w:p>
@@ -867,12 +664,8 @@
           <w:numId w:val="1002"/>
         </w:numPr>
         <w:pStyle w:val="Compact"/>
-        <w:bidi/>
-      </w:pPr>
-      <w:r>
-        <w:rPr>
-          <w:rtl/>
-        </w:rPr>
+      </w:pPr>
+      <w:r>
         <w:t xml:space="preserve">تسهيل إعداد التقارير للوزارة ولجان الجودة.</w:t>
       </w:r>
     </w:p>
@@ -883,12 +676,8 @@
           <w:numId w:val="1002"/>
         </w:numPr>
         <w:pStyle w:val="Compact"/>
-        <w:bidi/>
-      </w:pPr>
-      <w:r>
-        <w:rPr>
-          <w:rtl/>
-        </w:rPr>
+      </w:pPr>
+      <w:r>
         <w:t xml:space="preserve">تحسين الصورة المؤسسية للمدرسة أمام المجتمع والجهات الرسمية.</w:t>
       </w:r>
     </w:p>
@@ -899,12 +688,8 @@
           <w:numId w:val="1002"/>
         </w:numPr>
         <w:pStyle w:val="Compact"/>
-        <w:bidi/>
-      </w:pPr>
-      <w:r>
-        <w:rPr>
-          <w:rtl/>
-        </w:rPr>
+      </w:pPr>
+      <w:r>
         <w:t xml:space="preserve">دعم معايير الجودة والاعتماد المدرسي من خلال أرشيف رقمي منظم.</w:t>
       </w:r>
     </w:p>
@@ -920,12 +705,8 @@
     <w:p>
       <w:pPr>
         <w:pStyle w:val="Heading2"/>
-        <w:bidi/>
-      </w:pPr>
-      <w:r>
-        <w:rPr>
-          <w:rtl/>
-        </w:rPr>
+      </w:pPr>
+      <w:r>
         <w:t xml:space="preserve">رابعاً: الفئات المستفيدة</w:t>
       </w:r>
     </w:p>
@@ -949,46 +730,36 @@
           <w:p>
             <w:pPr>
               <w:pStyle w:val="Compact"/>
-              <w:bidi/>
+              <w:jc w:val="left"/>
+            </w:pPr>
+            <w:r>
+              <w:t xml:space="preserve">الفئة</w:t>
+            </w:r>
+          </w:p>
+        </w:tc>
+        <w:tc>
+          <w:tcPr/>
+          <w:p>
+            <w:pPr>
+              <w:pStyle w:val="Compact"/>
+              <w:jc w:val="left"/>
+            </w:pPr>
+            <w:r>
+              <w:t xml:space="preserve">كيف تستفيد</w:t>
+            </w:r>
+          </w:p>
+        </w:tc>
+      </w:tr>
+      <w:tr>
+        <w:tc>
+          <w:tcPr/>
+          <w:p>
+            <w:pPr>
+              <w:pStyle w:val="Compact"/>
               <w:jc w:val="left"/>
             </w:pPr>
             <w:r>
               <w:rPr>
-                <w:rtl/>
-              </w:rPr>
-              <w:t xml:space="preserve">الفئة</w:t>
-            </w:r>
-          </w:p>
-        </w:tc>
-        <w:tc>
-          <w:tcPr/>
-          <w:p>
-            <w:pPr>
-              <w:pStyle w:val="Compact"/>
-              <w:bidi/>
-              <w:jc w:val="left"/>
-            </w:pPr>
-            <w:r>
-              <w:rPr>
-                <w:rtl/>
-              </w:rPr>
-              <w:t xml:space="preserve">كيف تستفيد</w:t>
-            </w:r>
-          </w:p>
-        </w:tc>
-      </w:tr>
-      <w:tr>
-        <w:tc>
-          <w:tcPr/>
-          <w:p>
-            <w:pPr>
-              <w:pStyle w:val="Compact"/>
-              <w:bidi/>
-              <w:jc w:val="left"/>
-            </w:pPr>
-            <w:r>
-              <w:rPr>
-                <w:rtl/>
                 <w:bCs/>
                 <w:b/>
               </w:rPr>
@@ -1001,30 +772,24 @@
           <w:p>
             <w:pPr>
               <w:pStyle w:val="Compact"/>
-              <w:bidi/>
+              <w:jc w:val="left"/>
+            </w:pPr>
+            <w:r>
+              <w:t xml:space="preserve">مراجعة وتقييم الإنجازات، عرض الإحصائيات، إعداد التقارير</w:t>
+            </w:r>
+          </w:p>
+        </w:tc>
+      </w:tr>
+      <w:tr>
+        <w:tc>
+          <w:tcPr/>
+          <w:p>
+            <w:pPr>
+              <w:pStyle w:val="Compact"/>
               <w:jc w:val="left"/>
             </w:pPr>
             <w:r>
               <w:rPr>
-                <w:rtl/>
-              </w:rPr>
-              <w:t xml:space="preserve">مراجعة وتقييم الإنجازات، عرض الإحصائيات، إعداد التقارير</w:t>
-            </w:r>
-          </w:p>
-        </w:tc>
-      </w:tr>
-      <w:tr>
-        <w:tc>
-          <w:tcPr/>
-          <w:p>
-            <w:pPr>
-              <w:pStyle w:val="Compact"/>
-              <w:bidi/>
-              <w:jc w:val="left"/>
-            </w:pPr>
-            <w:r>
-              <w:rPr>
-                <w:rtl/>
                 <w:bCs/>
                 <w:b/>
               </w:rPr>
@@ -1037,30 +802,24 @@
           <w:p>
             <w:pPr>
               <w:pStyle w:val="Compact"/>
-              <w:bidi/>
+              <w:jc w:val="left"/>
+            </w:pPr>
+            <w:r>
+              <w:t xml:space="preserve">توثيق إنجازاتهن بسهولة والاطلاع على إنجازات الزميلات</w:t>
+            </w:r>
+          </w:p>
+        </w:tc>
+      </w:tr>
+      <w:tr>
+        <w:tc>
+          <w:tcPr/>
+          <w:p>
+            <w:pPr>
+              <w:pStyle w:val="Compact"/>
               <w:jc w:val="left"/>
             </w:pPr>
             <w:r>
               <w:rPr>
-                <w:rtl/>
-              </w:rPr>
-              <w:t xml:space="preserve">توثيق إنجازاتهن بسهولة والاطلاع على إنجازات الزميلات</w:t>
-            </w:r>
-          </w:p>
-        </w:tc>
-      </w:tr>
-      <w:tr>
-        <w:tc>
-          <w:tcPr/>
-          <w:p>
-            <w:pPr>
-              <w:pStyle w:val="Compact"/>
-              <w:bidi/>
-              <w:jc w:val="left"/>
-            </w:pPr>
-            <w:r>
-              <w:rPr>
-                <w:rtl/>
                 <w:bCs/>
                 <w:b/>
               </w:rPr>
@@ -1073,30 +832,24 @@
           <w:p>
             <w:pPr>
               <w:pStyle w:val="Compact"/>
-              <w:bidi/>
+              <w:jc w:val="left"/>
+            </w:pPr>
+            <w:r>
+              <w:t xml:space="preserve">الاطلاع على أنشطة المدرسة والإنجازات المشتركة</w:t>
+            </w:r>
+          </w:p>
+        </w:tc>
+      </w:tr>
+      <w:tr>
+        <w:tc>
+          <w:tcPr/>
+          <w:p>
+            <w:pPr>
+              <w:pStyle w:val="Compact"/>
               <w:jc w:val="left"/>
             </w:pPr>
             <w:r>
               <w:rPr>
-                <w:rtl/>
-              </w:rPr>
-              <w:t xml:space="preserve">الاطلاع على أنشطة المدرسة والإنجازات المشتركة</w:t>
-            </w:r>
-          </w:p>
-        </w:tc>
-      </w:tr>
-      <w:tr>
-        <w:tc>
-          <w:tcPr/>
-          <w:p>
-            <w:pPr>
-              <w:pStyle w:val="Compact"/>
-              <w:bidi/>
-              <w:jc w:val="left"/>
-            </w:pPr>
-            <w:r>
-              <w:rPr>
-                <w:rtl/>
                 <w:bCs/>
                 <w:b/>
               </w:rPr>
@@ -1109,30 +862,24 @@
           <w:p>
             <w:pPr>
               <w:pStyle w:val="Compact"/>
-              <w:bidi/>
+              <w:jc w:val="left"/>
+            </w:pPr>
+            <w:r>
+              <w:t xml:space="preserve">متابعة نشاط المدرسة والاطلاع على الإنجازات</w:t>
+            </w:r>
+          </w:p>
+        </w:tc>
+      </w:tr>
+      <w:tr>
+        <w:tc>
+          <w:tcPr/>
+          <w:p>
+            <w:pPr>
+              <w:pStyle w:val="Compact"/>
               <w:jc w:val="left"/>
             </w:pPr>
             <w:r>
               <w:rPr>
-                <w:rtl/>
-              </w:rPr>
-              <w:t xml:space="preserve">متابعة نشاط المدرسة والاطلاع على الإنجازات</w:t>
-            </w:r>
-          </w:p>
-        </w:tc>
-      </w:tr>
-      <w:tr>
-        <w:tc>
-          <w:tcPr/>
-          <w:p>
-            <w:pPr>
-              <w:pStyle w:val="Compact"/>
-              <w:bidi/>
-              <w:jc w:val="left"/>
-            </w:pPr>
-            <w:r>
-              <w:rPr>
-                <w:rtl/>
                 <w:bCs/>
                 <w:b/>
               </w:rPr>
@@ -1145,30 +892,24 @@
           <w:p>
             <w:pPr>
               <w:pStyle w:val="Compact"/>
-              <w:bidi/>
+              <w:jc w:val="left"/>
+            </w:pPr>
+            <w:r>
+              <w:t xml:space="preserve">الوصول المباشر للأرشيف المنظم عند التقييم</w:t>
+            </w:r>
+          </w:p>
+        </w:tc>
+      </w:tr>
+      <w:tr>
+        <w:tc>
+          <w:tcPr/>
+          <w:p>
+            <w:pPr>
+              <w:pStyle w:val="Compact"/>
               <w:jc w:val="left"/>
             </w:pPr>
             <w:r>
               <w:rPr>
-                <w:rtl/>
-              </w:rPr>
-              <w:t xml:space="preserve">الوصول المباشر للأرشيف المنظم عند التقييم</w:t>
-            </w:r>
-          </w:p>
-        </w:tc>
-      </w:tr>
-      <w:tr>
-        <w:tc>
-          <w:tcPr/>
-          <w:p>
-            <w:pPr>
-              <w:pStyle w:val="Compact"/>
-              <w:bidi/>
-              <w:jc w:val="left"/>
-            </w:pPr>
-            <w:r>
-              <w:rPr>
-                <w:rtl/>
                 <w:bCs/>
                 <w:b/>
               </w:rPr>
@@ -1181,30 +922,24 @@
           <w:p>
             <w:pPr>
               <w:pStyle w:val="Compact"/>
-              <w:bidi/>
+              <w:jc w:val="left"/>
+            </w:pPr>
+            <w:r>
+              <w:t xml:space="preserve">الاطلاع على الإنجازات عبر شاشات العرض واللوحة الرقمية</w:t>
+            </w:r>
+          </w:p>
+        </w:tc>
+      </w:tr>
+      <w:tr>
+        <w:tc>
+          <w:tcPr/>
+          <w:p>
+            <w:pPr>
+              <w:pStyle w:val="Compact"/>
               <w:jc w:val="left"/>
             </w:pPr>
             <w:r>
               <w:rPr>
-                <w:rtl/>
-              </w:rPr>
-              <w:t xml:space="preserve">الاطلاع على الإنجازات عبر شاشات العرض واللوحة الرقمية</w:t>
-            </w:r>
-          </w:p>
-        </w:tc>
-      </w:tr>
-      <w:tr>
-        <w:tc>
-          <w:tcPr/>
-          <w:p>
-            <w:pPr>
-              <w:pStyle w:val="Compact"/>
-              <w:bidi/>
-              <w:jc w:val="left"/>
-            </w:pPr>
-            <w:r>
-              <w:rPr>
-                <w:rtl/>
                 <w:bCs/>
                 <w:b/>
               </w:rPr>
@@ -1217,13 +952,9 @@
           <w:p>
             <w:pPr>
               <w:pStyle w:val="Compact"/>
-              <w:bidi/>
-              <w:jc w:val="left"/>
-            </w:pPr>
-            <w:r>
-              <w:rPr>
-                <w:rtl/>
-              </w:rPr>
+              <w:jc w:val="left"/>
+            </w:pPr>
+            <w:r>
               <w:t xml:space="preserve">تلقي التقارير الجاهزة الداعمة للجودة والاعتماد</w:t>
             </w:r>
           </w:p>
@@ -1242,12 +973,8 @@
     <w:p>
       <w:pPr>
         <w:pStyle w:val="Heading2"/>
-        <w:bidi/>
-      </w:pPr>
-      <w:r>
-        <w:rPr>
-          <w:rtl/>
-        </w:rPr>
+      </w:pPr>
+      <w:r>
         <w:t xml:space="preserve">خامساً: مميزات النظام</w:t>
       </w:r>
     </w:p>
@@ -1272,13 +999,9 @@
           <w:p>
             <w:pPr>
               <w:pStyle w:val="Compact"/>
-              <w:bidi/>
-              <w:jc w:val="left"/>
-            </w:pPr>
-            <w:r>
-              <w:rPr>
-                <w:rtl/>
-              </w:rPr>
+              <w:jc w:val="left"/>
+            </w:pPr>
+            <w:r>
               <w:t xml:space="preserve">#</w:t>
             </w:r>
           </w:p>
@@ -1288,13 +1011,9 @@
           <w:p>
             <w:pPr>
               <w:pStyle w:val="Compact"/>
-              <w:bidi/>
-              <w:jc w:val="left"/>
-            </w:pPr>
-            <w:r>
-              <w:rPr>
-                <w:rtl/>
-              </w:rPr>
+              <w:jc w:val="left"/>
+            </w:pPr>
+            <w:r>
               <w:t xml:space="preserve">الميزة</w:t>
             </w:r>
           </w:p>
@@ -1304,13 +1023,9 @@
           <w:p>
             <w:pPr>
               <w:pStyle w:val="Compact"/>
-              <w:bidi/>
-              <w:jc w:val="left"/>
-            </w:pPr>
-            <w:r>
-              <w:rPr>
-                <w:rtl/>
-              </w:rPr>
+              <w:jc w:val="left"/>
+            </w:pPr>
+            <w:r>
               <w:t xml:space="preserve">الوصف</w:t>
             </w:r>
           </w:p>
@@ -1322,13 +1037,9 @@
           <w:p>
             <w:pPr>
               <w:pStyle w:val="Compact"/>
-              <w:bidi/>
-              <w:jc w:val="left"/>
-            </w:pPr>
-            <w:r>
-              <w:rPr>
-                <w:rtl/>
-              </w:rPr>
+              <w:jc w:val="left"/>
+            </w:pPr>
+            <w:r>
               <w:t xml:space="preserve">1</w:t>
             </w:r>
           </w:p>
@@ -1338,13 +1049,9 @@
           <w:p>
             <w:pPr>
               <w:pStyle w:val="Compact"/>
-              <w:bidi/>
-              <w:jc w:val="left"/>
-            </w:pPr>
-            <w:r>
-              <w:rPr>
-                <w:rtl/>
-              </w:rPr>
+              <w:jc w:val="left"/>
+            </w:pPr>
+            <w:r>
               <w:t xml:space="preserve">رفع صور وفيديوهات</w:t>
             </w:r>
           </w:p>
@@ -1354,31 +1061,23 @@
           <w:p>
             <w:pPr>
               <w:pStyle w:val="Compact"/>
-              <w:bidi/>
-              <w:jc w:val="left"/>
-            </w:pPr>
-            <w:r>
-              <w:rPr>
-                <w:rtl/>
-              </w:rPr>
-              <w:t xml:space="preserve">إمكانية إرفاق أكثر من صورة وفيديو لكل إنجاز (حتى 50 ميجابايت)</w:t>
-            </w:r>
-          </w:p>
-        </w:tc>
-      </w:tr>
-      <w:tr>
-        <w:tc>
-          <w:tcPr/>
-          <w:p>
-            <w:pPr>
-              <w:pStyle w:val="Compact"/>
-              <w:bidi/>
-              <w:jc w:val="left"/>
-            </w:pPr>
-            <w:r>
-              <w:rPr>
-                <w:rtl/>
-              </w:rPr>
+              <w:jc w:val="left"/>
+            </w:pPr>
+            <w:r>
+              <w:t xml:space="preserve">حتى 4 صور (10 م.ب لكل صورة) وفيديو واحد (100 م.ب) لكل إنجاز</w:t>
+            </w:r>
+          </w:p>
+        </w:tc>
+      </w:tr>
+      <w:tr>
+        <w:tc>
+          <w:tcPr/>
+          <w:p>
+            <w:pPr>
+              <w:pStyle w:val="Compact"/>
+              <w:jc w:val="left"/>
+            </w:pPr>
+            <w:r>
               <w:t xml:space="preserve">2</w:t>
             </w:r>
           </w:p>
@@ -1388,13 +1087,9 @@
           <w:p>
             <w:pPr>
               <w:pStyle w:val="Compact"/>
-              <w:bidi/>
-              <w:jc w:val="left"/>
-            </w:pPr>
-            <w:r>
-              <w:rPr>
-                <w:rtl/>
-              </w:rPr>
+              <w:jc w:val="left"/>
+            </w:pPr>
+            <w:r>
               <w:t xml:space="preserve">رفع ملفات PDF ومستندات</w:t>
             </w:r>
           </w:p>
@@ -1404,31 +1099,23 @@
           <w:p>
             <w:pPr>
               <w:pStyle w:val="Compact"/>
-              <w:bidi/>
-              <w:jc w:val="left"/>
-            </w:pPr>
-            <w:r>
-              <w:rPr>
-                <w:rtl/>
-              </w:rPr>
-              <w:t xml:space="preserve">دعم ملفات PDF وWord ونصية وأرشيفات ZIP/RAR</w:t>
-            </w:r>
-          </w:p>
-        </w:tc>
-      </w:tr>
-      <w:tr>
-        <w:tc>
-          <w:tcPr/>
-          <w:p>
-            <w:pPr>
-              <w:pStyle w:val="Compact"/>
-              <w:bidi/>
-              <w:jc w:val="left"/>
-            </w:pPr>
-            <w:r>
-              <w:rPr>
-                <w:rtl/>
-              </w:rPr>
+              <w:jc w:val="left"/>
+            </w:pPr>
+            <w:r>
+              <w:t xml:space="preserve">دعم ملفات PDF وWord ونصية وأرشيفات ZIP/RAR (حتى 20 م.ب)</w:t>
+            </w:r>
+          </w:p>
+        </w:tc>
+      </w:tr>
+      <w:tr>
+        <w:tc>
+          <w:tcPr/>
+          <w:p>
+            <w:pPr>
+              <w:pStyle w:val="Compact"/>
+              <w:jc w:val="left"/>
+            </w:pPr>
+            <w:r>
               <w:t xml:space="preserve">3</w:t>
             </w:r>
           </w:p>
@@ -1438,13 +1125,9 @@
           <w:p>
             <w:pPr>
               <w:pStyle w:val="Compact"/>
-              <w:bidi/>
-              <w:jc w:val="left"/>
-            </w:pPr>
-            <w:r>
-              <w:rPr>
-                <w:rtl/>
-              </w:rPr>
+              <w:jc w:val="left"/>
+            </w:pPr>
+            <w:r>
               <w:t xml:space="preserve">تصنيف حسب القسم</w:t>
             </w:r>
           </w:p>
@@ -1454,13 +1137,9 @@
           <w:p>
             <w:pPr>
               <w:pStyle w:val="Compact"/>
-              <w:bidi/>
-              <w:jc w:val="left"/>
-            </w:pPr>
-            <w:r>
-              <w:rPr>
-                <w:rtl/>
-              </w:rPr>
+              <w:jc w:val="left"/>
+            </w:pPr>
+            <w:r>
               <w:t xml:space="preserve">عرض الإنجازات مقسمة على الأقسام (رياضيات، علوم، …)</w:t>
             </w:r>
           </w:p>
@@ -1472,13 +1151,9 @@
           <w:p>
             <w:pPr>
               <w:pStyle w:val="Compact"/>
-              <w:bidi/>
-              <w:jc w:val="left"/>
-            </w:pPr>
-            <w:r>
-              <w:rPr>
-                <w:rtl/>
-              </w:rPr>
+              <w:jc w:val="left"/>
+            </w:pPr>
+            <w:r>
               <w:t xml:space="preserve">4</w:t>
             </w:r>
           </w:p>
@@ -1488,13 +1163,9 @@
           <w:p>
             <w:pPr>
               <w:pStyle w:val="Compact"/>
-              <w:bidi/>
-              <w:jc w:val="left"/>
-            </w:pPr>
-            <w:r>
-              <w:rPr>
-                <w:rtl/>
-              </w:rPr>
+              <w:jc w:val="left"/>
+            </w:pPr>
+            <w:r>
               <w:t xml:space="preserve">تصنيف حسب المعلمة</w:t>
             </w:r>
           </w:p>
@@ -1504,13 +1175,9 @@
           <w:p>
             <w:pPr>
               <w:pStyle w:val="Compact"/>
-              <w:bidi/>
-              <w:jc w:val="left"/>
-            </w:pPr>
-            <w:r>
-              <w:rPr>
-                <w:rtl/>
-              </w:rPr>
+              <w:jc w:val="left"/>
+            </w:pPr>
+            <w:r>
               <w:t xml:space="preserve">تتبع إنجازات كل معلمة على حدة</w:t>
             </w:r>
           </w:p>
@@ -1522,13 +1189,9 @@
           <w:p>
             <w:pPr>
               <w:pStyle w:val="Compact"/>
-              <w:bidi/>
-              <w:jc w:val="left"/>
-            </w:pPr>
-            <w:r>
-              <w:rPr>
-                <w:rtl/>
-              </w:rPr>
+              <w:jc w:val="left"/>
+            </w:pPr>
+            <w:r>
               <w:t xml:space="preserve">5</w:t>
             </w:r>
           </w:p>
@@ -1538,13 +1201,9 @@
           <w:p>
             <w:pPr>
               <w:pStyle w:val="Compact"/>
-              <w:bidi/>
-              <w:jc w:val="left"/>
-            </w:pPr>
-            <w:r>
-              <w:rPr>
-                <w:rtl/>
-              </w:rPr>
+              <w:jc w:val="left"/>
+            </w:pPr>
+            <w:r>
               <w:t xml:space="preserve">تصنيف حسب التاريخ</w:t>
             </w:r>
           </w:p>
@@ -1554,13 +1213,9 @@
           <w:p>
             <w:pPr>
               <w:pStyle w:val="Compact"/>
-              <w:bidi/>
-              <w:jc w:val="left"/>
-            </w:pPr>
-            <w:r>
-              <w:rPr>
-                <w:rtl/>
-              </w:rPr>
+              <w:jc w:val="left"/>
+            </w:pPr>
+            <w:r>
               <w:t xml:space="preserve">ترتيب الإنجازات تلقائياً حسب تاريخ الإنجاز</w:t>
             </w:r>
           </w:p>
@@ -1572,13 +1227,9 @@
           <w:p>
             <w:pPr>
               <w:pStyle w:val="Compact"/>
-              <w:bidi/>
-              <w:jc w:val="left"/>
-            </w:pPr>
-            <w:r>
-              <w:rPr>
-                <w:rtl/>
-              </w:rPr>
+              <w:jc w:val="left"/>
+            </w:pPr>
+            <w:r>
               <w:t xml:space="preserve">6</w:t>
             </w:r>
           </w:p>
@@ -1588,13 +1239,9 @@
           <w:p>
             <w:pPr>
               <w:pStyle w:val="Compact"/>
-              <w:bidi/>
-              <w:jc w:val="left"/>
-            </w:pPr>
-            <w:r>
-              <w:rPr>
-                <w:rtl/>
-              </w:rPr>
+              <w:jc w:val="left"/>
+            </w:pPr>
+            <w:r>
               <w:t xml:space="preserve">البحث السريع</w:t>
             </w:r>
           </w:p>
@@ -1604,13 +1251,9 @@
           <w:p>
             <w:pPr>
               <w:pStyle w:val="Compact"/>
-              <w:bidi/>
-              <w:jc w:val="left"/>
-            </w:pPr>
-            <w:r>
-              <w:rPr>
-                <w:rtl/>
-              </w:rPr>
+              <w:jc w:val="left"/>
+            </w:pPr>
+            <w:r>
               <w:t xml:space="preserve">محرك بحث فوري يعرض النتائج أثناء الكتابة</w:t>
             </w:r>
           </w:p>
@@ -1622,13 +1265,9 @@
           <w:p>
             <w:pPr>
               <w:pStyle w:val="Compact"/>
-              <w:bidi/>
-              <w:jc w:val="left"/>
-            </w:pPr>
-            <w:r>
-              <w:rPr>
-                <w:rtl/>
-              </w:rPr>
+              <w:jc w:val="left"/>
+            </w:pPr>
+            <w:r>
               <w:t xml:space="preserve">7</w:t>
             </w:r>
           </w:p>
@@ -1638,13 +1277,9 @@
           <w:p>
             <w:pPr>
               <w:pStyle w:val="Compact"/>
-              <w:bidi/>
-              <w:jc w:val="left"/>
-            </w:pPr>
-            <w:r>
-              <w:rPr>
-                <w:rtl/>
-              </w:rPr>
+              <w:jc w:val="left"/>
+            </w:pPr>
+            <w:r>
               <w:t xml:space="preserve">لوحة تحكم للإدارة</w:t>
             </w:r>
           </w:p>
@@ -1654,13 +1289,9 @@
           <w:p>
             <w:pPr>
               <w:pStyle w:val="Compact"/>
-              <w:bidi/>
-              <w:jc w:val="left"/>
-            </w:pPr>
-            <w:r>
-              <w:rPr>
-                <w:rtl/>
-              </w:rPr>
+              <w:jc w:val="left"/>
+            </w:pPr>
+            <w:r>
               <w:t xml:space="preserve">إحصائيات حية وتقييم الإنجازات (ذهبي/فضي/برونزي)</w:t>
             </w:r>
           </w:p>
@@ -1672,13 +1303,9 @@
           <w:p>
             <w:pPr>
               <w:pStyle w:val="Compact"/>
-              <w:bidi/>
-              <w:jc w:val="left"/>
-            </w:pPr>
-            <w:r>
-              <w:rPr>
-                <w:rtl/>
-              </w:rPr>
+              <w:jc w:val="left"/>
+            </w:pPr>
+            <w:r>
               <w:t xml:space="preserve">8</w:t>
             </w:r>
           </w:p>
@@ -1688,13 +1315,9 @@
           <w:p>
             <w:pPr>
               <w:pStyle w:val="Compact"/>
-              <w:bidi/>
-              <w:jc w:val="left"/>
-            </w:pPr>
-            <w:r>
-              <w:rPr>
-                <w:rtl/>
-              </w:rPr>
+              <w:jc w:val="left"/>
+            </w:pPr>
+            <w:r>
               <w:t xml:space="preserve">صلاحيات مستخدمين</w:t>
             </w:r>
           </w:p>
@@ -1704,13 +1327,9 @@
           <w:p>
             <w:pPr>
               <w:pStyle w:val="Compact"/>
-              <w:bidi/>
-              <w:jc w:val="left"/>
-            </w:pPr>
-            <w:r>
-              <w:rPr>
-                <w:rtl/>
-              </w:rPr>
+              <w:jc w:val="left"/>
+            </w:pPr>
+            <w:r>
               <w:t xml:space="preserve">حماية التعديل والحذف برموز PIN فريدة لكل إنجاز</w:t>
             </w:r>
           </w:p>
@@ -1722,13 +1341,9 @@
           <w:p>
             <w:pPr>
               <w:pStyle w:val="Compact"/>
-              <w:bidi/>
-              <w:jc w:val="left"/>
-            </w:pPr>
-            <w:r>
-              <w:rPr>
-                <w:rtl/>
-              </w:rPr>
+              <w:jc w:val="left"/>
+            </w:pPr>
+            <w:r>
               <w:t xml:space="preserve">9</w:t>
             </w:r>
           </w:p>
@@ -1738,13 +1353,9 @@
           <w:p>
             <w:pPr>
               <w:pStyle w:val="Compact"/>
-              <w:bidi/>
-              <w:jc w:val="left"/>
-            </w:pPr>
-            <w:r>
-              <w:rPr>
-                <w:rtl/>
-              </w:rPr>
+              <w:jc w:val="left"/>
+            </w:pPr>
+            <w:r>
               <w:t xml:space="preserve">واجهة عربية كاملة</w:t>
             </w:r>
           </w:p>
@@ -1754,13 +1365,9 @@
           <w:p>
             <w:pPr>
               <w:pStyle w:val="Compact"/>
-              <w:bidi/>
-              <w:jc w:val="left"/>
-            </w:pPr>
-            <w:r>
-              <w:rPr>
-                <w:rtl/>
-              </w:rPr>
+              <w:jc w:val="left"/>
+            </w:pPr>
+            <w:r>
               <w:t xml:space="preserve">تصميم من اليمين لليسار بالكامل بلغة عربية واضحة</w:t>
             </w:r>
           </w:p>
@@ -1772,13 +1379,9 @@
           <w:p>
             <w:pPr>
               <w:pStyle w:val="Compact"/>
-              <w:bidi/>
-              <w:jc w:val="left"/>
-            </w:pPr>
-            <w:r>
-              <w:rPr>
-                <w:rtl/>
-              </w:rPr>
+              <w:jc w:val="left"/>
+            </w:pPr>
+            <w:r>
               <w:t xml:space="preserve">10</w:t>
             </w:r>
           </w:p>
@@ -1788,13 +1391,9 @@
           <w:p>
             <w:pPr>
               <w:pStyle w:val="Compact"/>
-              <w:bidi/>
-              <w:jc w:val="left"/>
-            </w:pPr>
-            <w:r>
-              <w:rPr>
-                <w:rtl/>
-              </w:rPr>
+              <w:jc w:val="left"/>
+            </w:pPr>
+            <w:r>
               <w:t xml:space="preserve">يعمل من الهاتف والكمبيوتر</w:t>
             </w:r>
           </w:p>
@@ -1804,13 +1403,9 @@
           <w:p>
             <w:pPr>
               <w:pStyle w:val="Compact"/>
-              <w:bidi/>
-              <w:jc w:val="left"/>
-            </w:pPr>
-            <w:r>
-              <w:rPr>
-                <w:rtl/>
-              </w:rPr>
+              <w:jc w:val="left"/>
+            </w:pPr>
+            <w:r>
               <w:t xml:space="preserve">تصميم متجاوب يعمل على أي جهاز بدون تثبيت تطبيق</w:t>
             </w:r>
           </w:p>
@@ -1822,13 +1417,9 @@
           <w:p>
             <w:pPr>
               <w:pStyle w:val="Compact"/>
-              <w:bidi/>
-              <w:jc w:val="left"/>
-            </w:pPr>
-            <w:r>
-              <w:rPr>
-                <w:rtl/>
-              </w:rPr>
+              <w:jc w:val="left"/>
+            </w:pPr>
+            <w:r>
               <w:t xml:space="preserve">11</w:t>
             </w:r>
           </w:p>
@@ -1838,13 +1429,9 @@
           <w:p>
             <w:pPr>
               <w:pStyle w:val="Compact"/>
-              <w:bidi/>
-              <w:jc w:val="left"/>
-            </w:pPr>
-            <w:r>
-              <w:rPr>
-                <w:rtl/>
-              </w:rPr>
+              <w:jc w:val="left"/>
+            </w:pPr>
+            <w:r>
               <w:t xml:space="preserve">سرعة الوصول</w:t>
             </w:r>
           </w:p>
@@ -1854,13 +1441,9 @@
           <w:p>
             <w:pPr>
               <w:pStyle w:val="Compact"/>
-              <w:bidi/>
-              <w:jc w:val="left"/>
-            </w:pPr>
-            <w:r>
-              <w:rPr>
-                <w:rtl/>
-              </w:rPr>
+              <w:jc w:val="left"/>
+            </w:pPr>
+            <w:r>
               <w:t xml:space="preserve">فتح أي إنجاز بثوانٍ عبر محرك البحث أو الفلاتر</w:t>
             </w:r>
           </w:p>
@@ -1872,13 +1455,9 @@
           <w:p>
             <w:pPr>
               <w:pStyle w:val="Compact"/>
-              <w:bidi/>
-              <w:jc w:val="left"/>
-            </w:pPr>
-            <w:r>
-              <w:rPr>
-                <w:rtl/>
-              </w:rPr>
+              <w:jc w:val="left"/>
+            </w:pPr>
+            <w:r>
               <w:t xml:space="preserve">12</w:t>
             </w:r>
           </w:p>
@@ -1888,13 +1467,9 @@
           <w:p>
             <w:pPr>
               <w:pStyle w:val="Compact"/>
-              <w:bidi/>
-              <w:jc w:val="left"/>
-            </w:pPr>
-            <w:r>
-              <w:rPr>
-                <w:rtl/>
-              </w:rPr>
+              <w:jc w:val="left"/>
+            </w:pPr>
+            <w:r>
               <w:t xml:space="preserve">تصميم احترافي</w:t>
             </w:r>
           </w:p>
@@ -1904,13 +1479,9 @@
           <w:p>
             <w:pPr>
               <w:pStyle w:val="Compact"/>
-              <w:bidi/>
-              <w:jc w:val="left"/>
-            </w:pPr>
-            <w:r>
-              <w:rPr>
-                <w:rtl/>
-              </w:rPr>
+              <w:jc w:val="left"/>
+            </w:pPr>
+            <w:r>
               <w:t xml:space="preserve">هوية بصرية موحدة بأسلوب Kahoot (ألوان نابضة وتأثيرات حركية)</w:t>
             </w:r>
           </w:p>
@@ -1922,13 +1493,9 @@
           <w:p>
             <w:pPr>
               <w:pStyle w:val="Compact"/>
-              <w:bidi/>
-              <w:jc w:val="left"/>
-            </w:pPr>
-            <w:r>
-              <w:rPr>
-                <w:rtl/>
-              </w:rPr>
+              <w:jc w:val="left"/>
+            </w:pPr>
+            <w:r>
               <w:t xml:space="preserve">13</w:t>
             </w:r>
           </w:p>
@@ -1938,13 +1505,9 @@
           <w:p>
             <w:pPr>
               <w:pStyle w:val="Compact"/>
-              <w:bidi/>
-              <w:jc w:val="left"/>
-            </w:pPr>
-            <w:r>
-              <w:rPr>
-                <w:rtl/>
-              </w:rPr>
+              <w:jc w:val="left"/>
+            </w:pPr>
+            <w:r>
               <w:t xml:space="preserve">طباعة التقارير</w:t>
             </w:r>
           </w:p>
@@ -1954,13 +1517,9 @@
           <w:p>
             <w:pPr>
               <w:pStyle w:val="Compact"/>
-              <w:bidi/>
-              <w:jc w:val="left"/>
-            </w:pPr>
-            <w:r>
-              <w:rPr>
-                <w:rtl/>
-              </w:rPr>
+              <w:jc w:val="left"/>
+            </w:pPr>
+            <w:r>
               <w:t xml:space="preserve">تصدير PDF وExcel مع الصور والروابط مباشرة</w:t>
             </w:r>
           </w:p>
@@ -1972,13 +1531,9 @@
           <w:p>
             <w:pPr>
               <w:pStyle w:val="Compact"/>
-              <w:bidi/>
-              <w:jc w:val="left"/>
-            </w:pPr>
-            <w:r>
-              <w:rPr>
-                <w:rtl/>
-              </w:rPr>
+              <w:jc w:val="left"/>
+            </w:pPr>
+            <w:r>
               <w:t xml:space="preserve">14</w:t>
             </w:r>
           </w:p>
@@ -1988,13 +1543,9 @@
           <w:p>
             <w:pPr>
               <w:pStyle w:val="Compact"/>
-              <w:bidi/>
-              <w:jc w:val="left"/>
-            </w:pPr>
-            <w:r>
-              <w:rPr>
-                <w:rtl/>
-              </w:rPr>
+              <w:jc w:val="left"/>
+            </w:pPr>
+            <w:r>
               <w:t xml:space="preserve">عرض تلقائي لشاشات الاستقبال</w:t>
             </w:r>
           </w:p>
@@ -2004,13 +1555,9 @@
           <w:p>
             <w:pPr>
               <w:pStyle w:val="Compact"/>
-              <w:bidi/>
-              <w:jc w:val="left"/>
-            </w:pPr>
-            <w:r>
-              <w:rPr>
-                <w:rtl/>
-              </w:rPr>
+              <w:jc w:val="left"/>
+            </w:pPr>
+            <w:r>
               <w:t xml:space="preserve">وضع كشك يعرض الإنجازات والصور بشكل مستمر</w:t>
             </w:r>
           </w:p>
@@ -2022,13 +1569,9 @@
           <w:p>
             <w:pPr>
               <w:pStyle w:val="Compact"/>
-              <w:bidi/>
-              <w:jc w:val="left"/>
-            </w:pPr>
-            <w:r>
-              <w:rPr>
-                <w:rtl/>
-              </w:rPr>
+              <w:jc w:val="left"/>
+            </w:pPr>
+            <w:r>
               <w:t xml:space="preserve">15</w:t>
             </w:r>
           </w:p>
@@ -2038,13 +1581,9 @@
           <w:p>
             <w:pPr>
               <w:pStyle w:val="Compact"/>
-              <w:bidi/>
-              <w:jc w:val="left"/>
-            </w:pPr>
-            <w:r>
-              <w:rPr>
-                <w:rtl/>
-              </w:rPr>
+              <w:jc w:val="left"/>
+            </w:pPr>
+            <w:r>
               <w:t xml:space="preserve">صيانة البيانات</w:t>
             </w:r>
           </w:p>
@@ -2054,14 +1593,276 @@
           <w:p>
             <w:pPr>
               <w:pStyle w:val="Compact"/>
-              <w:bidi/>
-              <w:jc w:val="left"/>
-            </w:pPr>
-            <w:r>
-              <w:rPr>
-                <w:rtl/>
-              </w:rPr>
+              <w:jc w:val="left"/>
+            </w:pPr>
+            <w:r>
               <w:t xml:space="preserve">أداة فحص وتنظيف التخزين السحابي من الإعدادات</w:t>
+            </w:r>
+          </w:p>
+        </w:tc>
+      </w:tr>
+      <w:tr>
+        <w:tc>
+          <w:tcPr/>
+          <w:p>
+            <w:pPr>
+              <w:pStyle w:val="Compact"/>
+              <w:jc w:val="left"/>
+            </w:pPr>
+            <w:r>
+              <w:t xml:space="preserve">16</w:t>
+            </w:r>
+          </w:p>
+        </w:tc>
+        <w:tc>
+          <w:tcPr/>
+          <w:p>
+            <w:pPr>
+              <w:pStyle w:val="Compact"/>
+              <w:jc w:val="left"/>
+            </w:pPr>
+            <w:r>
+              <w:t xml:space="preserve">مراجعة قبل النشر</w:t>
+            </w:r>
+          </w:p>
+        </w:tc>
+        <w:tc>
+          <w:tcPr/>
+          <w:p>
+            <w:pPr>
+              <w:pStyle w:val="Compact"/>
+              <w:jc w:val="left"/>
+            </w:pPr>
+            <w:r>
+              <w:t xml:space="preserve">كل إنجاز جديد يذهب لمراجعة الإدارة قبل ظهوره للجمهور</w:t>
+            </w:r>
+          </w:p>
+        </w:tc>
+      </w:tr>
+      <w:tr>
+        <w:tc>
+          <w:tcPr/>
+          <w:p>
+            <w:pPr>
+              <w:pStyle w:val="Compact"/>
+              <w:jc w:val="left"/>
+            </w:pPr>
+            <w:r>
+              <w:t xml:space="preserve">17</w:t>
+            </w:r>
+          </w:p>
+        </w:tc>
+        <w:tc>
+          <w:tcPr/>
+          <w:p>
+            <w:pPr>
+              <w:pStyle w:val="Compact"/>
+              <w:jc w:val="left"/>
+            </w:pPr>
+            <w:r>
+              <w:t xml:space="preserve">مراجعة موثوقة</w:t>
+            </w:r>
+          </w:p>
+        </w:tc>
+        <w:tc>
+          <w:tcPr/>
+          <w:p>
+            <w:pPr>
+              <w:pStyle w:val="Compact"/>
+              <w:jc w:val="left"/>
+            </w:pPr>
+            <w:r>
+              <w:t xml:space="preserve">المراجع يشاهد تفاصيل الإنجاز كاملة (صور، وصف، مرفقات) قبل الموافقة أو الرفض</w:t>
+            </w:r>
+          </w:p>
+        </w:tc>
+      </w:tr>
+      <w:tr>
+        <w:tc>
+          <w:tcPr/>
+          <w:p>
+            <w:pPr>
+              <w:pStyle w:val="Compact"/>
+              <w:jc w:val="left"/>
+            </w:pPr>
+            <w:r>
+              <w:t xml:space="preserve">18</w:t>
+            </w:r>
+          </w:p>
+        </w:tc>
+        <w:tc>
+          <w:tcPr/>
+          <w:p>
+            <w:pPr>
+              <w:pStyle w:val="Compact"/>
+              <w:jc w:val="left"/>
+            </w:pPr>
+            <w:r>
+              <w:t xml:space="preserve">تقييم مرن</w:t>
+            </w:r>
+          </w:p>
+        </w:tc>
+        <w:tc>
+          <w:tcPr/>
+          <w:p>
+            <w:pPr>
+              <w:pStyle w:val="Compact"/>
+              <w:jc w:val="left"/>
+            </w:pPr>
+            <w:r>
+              <w:t xml:space="preserve">التقييم (ذهبي/فضي/برونزي) بعد الموافقة — فوراً أو لاحقاً حسب رؤية اللجنة</w:t>
+            </w:r>
+          </w:p>
+        </w:tc>
+      </w:tr>
+      <w:tr>
+        <w:tc>
+          <w:tcPr/>
+          <w:p>
+            <w:pPr>
+              <w:pStyle w:val="Compact"/>
+              <w:jc w:val="left"/>
+            </w:pPr>
+            <w:r>
+              <w:t xml:space="preserve">19</w:t>
+            </w:r>
+          </w:p>
+        </w:tc>
+        <w:tc>
+          <w:tcPr/>
+          <w:p>
+            <w:pPr>
+              <w:pStyle w:val="Compact"/>
+              <w:jc w:val="left"/>
+            </w:pPr>
+            <w:r>
+              <w:t xml:space="preserve">تطبيق جوال (PWA)</w:t>
+            </w:r>
+          </w:p>
+        </w:tc>
+        <w:tc>
+          <w:tcPr/>
+          <w:p>
+            <w:pPr>
+              <w:pStyle w:val="Compact"/>
+              <w:jc w:val="left"/>
+            </w:pPr>
+            <w:r>
+              <w:t xml:space="preserve">تثبيت المنصة كتطبيق على Android وiOS مباشرة من المتصفح</w:t>
+            </w:r>
+          </w:p>
+        </w:tc>
+      </w:tr>
+      <w:tr>
+        <w:tc>
+          <w:tcPr/>
+          <w:p>
+            <w:pPr>
+              <w:pStyle w:val="Compact"/>
+              <w:jc w:val="left"/>
+            </w:pPr>
+            <w:r>
+              <w:t xml:space="preserve">20</w:t>
+            </w:r>
+          </w:p>
+        </w:tc>
+        <w:tc>
+          <w:tcPr/>
+          <w:p>
+            <w:pPr>
+              <w:pStyle w:val="Compact"/>
+              <w:jc w:val="left"/>
+            </w:pPr>
+            <w:r>
+              <w:t xml:space="preserve">سجل أحداث أمني</w:t>
+            </w:r>
+          </w:p>
+        </w:tc>
+        <w:tc>
+          <w:tcPr/>
+          <w:p>
+            <w:pPr>
+              <w:pStyle w:val="Compact"/>
+              <w:jc w:val="left"/>
+            </w:pPr>
+            <w:r>
+              <w:t xml:space="preserve">لوحة الإدارة تعرض سجل العمليات والمحاولات (IP، الإجراء، النتيجة)</w:t>
+            </w:r>
+          </w:p>
+        </w:tc>
+      </w:tr>
+      <w:tr>
+        <w:tc>
+          <w:tcPr/>
+          <w:p>
+            <w:pPr>
+              <w:pStyle w:val="Compact"/>
+              <w:jc w:val="left"/>
+            </w:pPr>
+            <w:r>
+              <w:t xml:space="preserve">21</w:t>
+            </w:r>
+          </w:p>
+        </w:tc>
+        <w:tc>
+          <w:tcPr/>
+          <w:p>
+            <w:pPr>
+              <w:pStyle w:val="Compact"/>
+              <w:jc w:val="left"/>
+            </w:pPr>
+            <w:r>
+              <w:t xml:space="preserve">نسخة احتياطية يدوية</w:t>
+            </w:r>
+          </w:p>
+        </w:tc>
+        <w:tc>
+          <w:tcPr/>
+          <w:p>
+            <w:pPr>
+              <w:pStyle w:val="Compact"/>
+              <w:jc w:val="left"/>
+            </w:pPr>
+            <w:r>
+              <w:t xml:space="preserve">زر تحميل نسخة احتياطية كاملة للبيانات من لوحة الإدارة</w:t>
+            </w:r>
+          </w:p>
+        </w:tc>
+      </w:tr>
+      <w:tr>
+        <w:tc>
+          <w:tcPr/>
+          <w:p>
+            <w:pPr>
+              <w:pStyle w:val="Compact"/>
+              <w:jc w:val="left"/>
+            </w:pPr>
+            <w:r>
+              <w:t xml:space="preserve">22</w:t>
+            </w:r>
+          </w:p>
+        </w:tc>
+        <w:tc>
+          <w:tcPr/>
+          <w:p>
+            <w:pPr>
+              <w:pStyle w:val="Compact"/>
+              <w:jc w:val="left"/>
+            </w:pPr>
+            <w:r>
+              <w:t xml:space="preserve">حدود رفع ذكية</w:t>
+            </w:r>
+          </w:p>
+        </w:tc>
+        <w:tc>
+          <w:tcPr/>
+          <w:p>
+            <w:pPr>
+              <w:pStyle w:val="Compact"/>
+              <w:jc w:val="left"/>
+            </w:pPr>
+            <w:r>
+              <w:t xml:space="preserve">منع تجاوز الحدود (4 صور / فيديو واحد / مستند واحد) مع رسائل توضيحية</w:t>
             </w:r>
           </w:p>
         </w:tc>
@@ -2079,24 +1880,18 @@
     <w:p>
       <w:pPr>
         <w:pStyle w:val="Heading2"/>
-        <w:bidi/>
-      </w:pPr>
-      <w:r>
-        <w:rPr>
-          <w:rtl/>
-        </w:rPr>
+      </w:pPr>
+      <w:r>
         <w:t xml:space="preserve">سادساً: رحلة الاستخدام</w:t>
       </w:r>
     </w:p>
     <w:p>
       <w:pPr>
         <w:pStyle w:val="SourceCode"/>
-        <w:bidi/>
       </w:pPr>
       <w:r>
         <w:rPr>
           <w:rStyle w:val="VerbatimChar"/>
-          <w:rtl/>
         </w:rPr>
         <w:t xml:space="preserve">المعلمة تفتح الرابط</w:t>
       </w:r>
@@ -2106,7 +1901,6 @@
       <w:r>
         <w:rPr>
           <w:rStyle w:val="VerbatimChar"/>
-          <w:rtl/>
         </w:rPr>
         <w:t xml:space="preserve">       ↓</w:t>
       </w:r>
@@ -2116,7 +1910,6 @@
       <w:r>
         <w:rPr>
           <w:rStyle w:val="VerbatimChar"/>
-          <w:rtl/>
         </w:rPr>
         <w:t xml:space="preserve">صفحة الترحيب (اسم المدرسة + الشعار + الرؤية)</w:t>
       </w:r>
@@ -2126,7 +1919,6 @@
       <w:r>
         <w:rPr>
           <w:rStyle w:val="VerbatimChar"/>
-          <w:rtl/>
         </w:rPr>
         <w:t xml:space="preserve">       ↓</w:t>
       </w:r>
@@ -2136,7 +1928,6 @@
       <w:r>
         <w:rPr>
           <w:rStyle w:val="VerbatimChar"/>
-          <w:rtl/>
         </w:rPr>
         <w:t xml:space="preserve">   تضغط "دخول"</w:t>
       </w:r>
@@ -2146,7 +1937,6 @@
       <w:r>
         <w:rPr>
           <w:rStyle w:val="VerbatimChar"/>
-          <w:rtl/>
         </w:rPr>
         <w:t xml:space="preserve">       ↓</w:t>
       </w:r>
@@ -2156,7 +1946,6 @@
       <w:r>
         <w:rPr>
           <w:rStyle w:val="VerbatimChar"/>
-          <w:rtl/>
         </w:rPr>
         <w:t xml:space="preserve">الصفحة الرئيسية ← "إضافة إنجاز"</w:t>
       </w:r>
@@ -2166,7 +1955,6 @@
       <w:r>
         <w:rPr>
           <w:rStyle w:val="VerbatimChar"/>
-          <w:rtl/>
         </w:rPr>
         <w:t xml:space="preserve">       ↓</w:t>
       </w:r>
@@ -2176,7 +1964,6 @@
       <w:r>
         <w:rPr>
           <w:rStyle w:val="VerbatimChar"/>
-          <w:rtl/>
         </w:rPr>
         <w:t xml:space="preserve">تعبئة البيانات + رفع المرفقات + تحديد رمز PIN</w:t>
       </w:r>
@@ -2186,7 +1973,6 @@
       <w:r>
         <w:rPr>
           <w:rStyle w:val="VerbatimChar"/>
-          <w:rtl/>
         </w:rPr>
         <w:t xml:space="preserve">       ↓</w:t>
       </w:r>
@@ -2196,7 +1982,6 @@
       <w:r>
         <w:rPr>
           <w:rStyle w:val="VerbatimChar"/>
-          <w:rtl/>
         </w:rPr>
         <w:t xml:space="preserve">  الضغط على "حفظ"</w:t>
       </w:r>
@@ -2206,7 +1991,6 @@
       <w:r>
         <w:rPr>
           <w:rStyle w:val="VerbatimChar"/>
-          <w:rtl/>
         </w:rPr>
         <w:t xml:space="preserve">       ↓</w:t>
       </w:r>
@@ -2216,9 +2000,8 @@
       <w:r>
         <w:rPr>
           <w:rStyle w:val="VerbatimChar"/>
-          <w:rtl/>
         </w:rPr>
-        <w:t xml:space="preserve">الإنجاز يظهر فوراً على الموقع</w:t>
+        <w:t xml:space="preserve">الإنجاز ينتقل إلى "بانتظار المراجعة" (لا يظهر للجمهور بعد)</w:t>
       </w:r>
       <w:r>
         <w:br/>
@@ -2226,7 +2009,6 @@
       <w:r>
         <w:rPr>
           <w:rStyle w:val="VerbatimChar"/>
-          <w:rtl/>
         </w:rPr>
         <w:t xml:space="preserve">       ↓</w:t>
       </w:r>
@@ -2236,9 +2018,8 @@
       <w:r>
         <w:rPr>
           <w:rStyle w:val="VerbatimChar"/>
-          <w:rtl/>
         </w:rPr>
-        <w:t xml:space="preserve">المديرة تقيّم الإنجاز (ذهبي / فضي / برونزي)</w:t>
+        <w:t xml:space="preserve">الإدارة تفتح الإنجاز وتشاهد التفاصيل كاملة</w:t>
       </w:r>
       <w:r>
         <w:br/>
@@ -2246,7 +2027,6 @@
       <w:r>
         <w:rPr>
           <w:rStyle w:val="VerbatimChar"/>
-          <w:rtl/>
         </w:rPr>
         <w:t xml:space="preserve">       ↓</w:t>
       </w:r>
@@ -2256,7 +2036,42 @@
       <w:r>
         <w:rPr>
           <w:rStyle w:val="VerbatimChar"/>
-          <w:rtl/>
+        </w:rPr>
+        <w:t xml:space="preserve">الموافقة → يظهر الإنجاز للجمهور | الرفض → يُستبعد مع إمكانية التعديل</w:t>
+      </w:r>
+      <w:r>
+        <w:br/>
+      </w:r>
+      <w:r>
+        <w:rPr>
+          <w:rStyle w:val="VerbatimChar"/>
+        </w:rPr>
+        <w:t xml:space="preserve">       ↓</w:t>
+      </w:r>
+      <w:r>
+        <w:br/>
+      </w:r>
+      <w:r>
+        <w:rPr>
+          <w:rStyle w:val="VerbatimChar"/>
+        </w:rPr>
+        <w:t xml:space="preserve">التقييم (ذهبي / فضي / برونزي) الآن أو لاحقاً</w:t>
+      </w:r>
+      <w:r>
+        <w:br/>
+      </w:r>
+      <w:r>
+        <w:rPr>
+          <w:rStyle w:val="VerbatimChar"/>
+        </w:rPr>
+        <w:t xml:space="preserve">       ↓</w:t>
+      </w:r>
+      <w:r>
+        <w:br/>
+      </w:r>
+      <w:r>
+        <w:rPr>
+          <w:rStyle w:val="VerbatimChar"/>
         </w:rPr>
         <w:t xml:space="preserve">التقارير والطباعة متاحة فوراً</w:t>
       </w:r>
@@ -2269,279 +2084,175 @@
       </w:r>
     </w:p>
     <w:bookmarkEnd w:id="35"/>
-    <w:bookmarkStart w:id="46" w:name="سابعا-صور-من-النظام"/>
+    <w:bookmarkStart w:id="47" w:name="سابعا-صور-من-النظام"/>
     <w:p>
       <w:pPr>
         <w:pStyle w:val="Heading2"/>
-        <w:bidi/>
+      </w:pPr>
+      <w:r>
+        <w:t xml:space="preserve">سابعاً: صور من النظام</w:t>
+      </w:r>
+    </w:p>
+    <w:p>
+      <w:pPr>
+        <w:pStyle w:val="BlockText"/>
       </w:pPr>
       <w:r>
         <w:rPr>
-          <w:rtl/>
-        </w:rPr>
-        <w:t xml:space="preserve">سابعاً: صور من النظام</w:t>
-      </w:r>
-    </w:p>
-    <w:p>
-      <w:pPr>
-        <w:pStyle w:val="BlockText"/>
-        <w:bidi/>
-      </w:pPr>
-      <w:r>
-        <w:rPr>
-          <w:rtl/>
           <w:bCs/>
           <w:b/>
         </w:rPr>
         <w:t xml:space="preserve">ملاحظة للمقدّم:</w:t>
       </w:r>
       <w:r>
-        <w:rPr>
-          <w:rtl/>
-        </w:rPr>
         <w:t xml:space="preserve"> </w:t>
       </w:r>
       <w:r>
-        <w:rPr>
-          <w:rtl/>
-        </w:rPr>
         <w:t xml:space="preserve">تُضاف لقطات الشاشة التالية من واجهة الموقع المباشر. ضع كل صورة باسمها في مجلد</w:t>
       </w:r>
       <w:r>
-        <w:rPr>
-          <w:rtl/>
-        </w:rPr>
         <w:t xml:space="preserve"> </w:t>
       </w:r>
       <w:r>
         <w:rPr>
           <w:rStyle w:val="VerbatimChar"/>
-          <w:rtl/>
         </w:rPr>
         <w:t xml:space="preserve">images/</w:t>
       </w:r>
       <w:r>
-        <w:rPr>
-          <w:rtl/>
-        </w:rPr>
         <w:t xml:space="preserve"> </w:t>
       </w:r>
       <w:r>
-        <w:rPr>
-          <w:rtl/>
-        </w:rPr>
         <w:t xml:space="preserve">بجانب هذا الملف، وستظهر تلقائياً في أماكنها الصحيحة:</w:t>
       </w:r>
     </w:p>
     <w:p>
       <w:pPr>
         <w:pStyle w:val="BlockText"/>
-        <w:bidi/>
       </w:pPr>
       <w:r>
         <w:rPr>
           <w:rStyle w:val="VerbatimChar"/>
-          <w:rtl/>
         </w:rPr>
         <w:t xml:space="preserve">images/02-home.png</w:t>
       </w:r>
       <w:r>
-        <w:rPr>
-          <w:rtl/>
-        </w:rPr>
         <w:t xml:space="preserve"> </w:t>
       </w:r>
       <w:r>
-        <w:rPr>
-          <w:rtl/>
-        </w:rPr>
         <w:t xml:space="preserve">·</w:t>
       </w:r>
       <w:r>
-        <w:rPr>
-          <w:rtl/>
-        </w:rPr>
         <w:t xml:space="preserve"> </w:t>
       </w:r>
       <w:r>
         <w:rPr>
           <w:rStyle w:val="VerbatimChar"/>
-          <w:rtl/>
         </w:rPr>
         <w:t xml:space="preserve">images/04-add-achievement.png</w:t>
       </w:r>
       <w:r>
-        <w:rPr>
-          <w:rtl/>
-        </w:rPr>
         <w:t xml:space="preserve"> </w:t>
       </w:r>
       <w:r>
-        <w:rPr>
-          <w:rtl/>
-        </w:rPr>
         <w:t xml:space="preserve">·</w:t>
       </w:r>
       <w:r>
-        <w:rPr>
-          <w:rtl/>
-        </w:rPr>
         <w:t xml:space="preserve"> </w:t>
       </w:r>
       <w:r>
         <w:rPr>
           <w:rStyle w:val="VerbatimChar"/>
-          <w:rtl/>
         </w:rPr>
         <w:t xml:space="preserve">images/05-full-record.png</w:t>
       </w:r>
       <w:r>
-        <w:rPr>
-          <w:rtl/>
-        </w:rPr>
         <w:t xml:space="preserve"> </w:t>
       </w:r>
       <w:r>
-        <w:rPr>
-          <w:rtl/>
-        </w:rPr>
         <w:t xml:space="preserve">·</w:t>
       </w:r>
       <w:r>
-        <w:rPr>
-          <w:rtl/>
-        </w:rPr>
         <w:t xml:space="preserve"> </w:t>
       </w:r>
       <w:r>
         <w:rPr>
           <w:rStyle w:val="VerbatimChar"/>
-          <w:rtl/>
         </w:rPr>
         <w:t xml:space="preserve">images/10-admin-login.png</w:t>
       </w:r>
       <w:r>
-        <w:rPr>
-          <w:rtl/>
-        </w:rPr>
         <w:t xml:space="preserve"> </w:t>
       </w:r>
       <w:r>
-        <w:rPr>
-          <w:rtl/>
-        </w:rPr>
         <w:t xml:space="preserve">·</w:t>
       </w:r>
       <w:r>
-        <w:rPr>
-          <w:rtl/>
-        </w:rPr>
         <w:t xml:space="preserve"> </w:t>
       </w:r>
       <w:r>
         <w:rPr>
           <w:rStyle w:val="VerbatimChar"/>
-          <w:rtl/>
         </w:rPr>
         <w:t xml:space="preserve">images/09-achievement-detail.png</w:t>
       </w:r>
       <w:r>
-        <w:rPr>
-          <w:rtl/>
-        </w:rPr>
         <w:t xml:space="preserve"> </w:t>
       </w:r>
       <w:r>
-        <w:rPr>
-          <w:rtl/>
-        </w:rPr>
         <w:t xml:space="preserve">·</w:t>
       </w:r>
       <w:r>
-        <w:rPr>
-          <w:rtl/>
-        </w:rPr>
         <w:t xml:space="preserve"> </w:t>
       </w:r>
       <w:r>
         <w:rPr>
           <w:rStyle w:val="VerbatimChar"/>
-          <w:rtl/>
         </w:rPr>
         <w:t xml:space="preserve">images/01-intro.png</w:t>
       </w:r>
       <w:r>
-        <w:rPr>
-          <w:rtl/>
-        </w:rPr>
         <w:t xml:space="preserve"> </w:t>
       </w:r>
       <w:r>
-        <w:rPr>
-          <w:rtl/>
-        </w:rPr>
         <w:t xml:space="preserve">·</w:t>
       </w:r>
       <w:r>
-        <w:rPr>
-          <w:rtl/>
-        </w:rPr>
         <w:t xml:space="preserve"> </w:t>
       </w:r>
       <w:r>
         <w:rPr>
           <w:rStyle w:val="VerbatimChar"/>
-          <w:rtl/>
         </w:rPr>
         <w:t xml:space="preserve">images/06-honor-roll.png</w:t>
       </w:r>
       <w:r>
-        <w:rPr>
-          <w:rtl/>
-        </w:rPr>
         <w:t xml:space="preserve"> </w:t>
       </w:r>
       <w:r>
-        <w:rPr>
-          <w:rtl/>
-        </w:rPr>
         <w:t xml:space="preserve">·</w:t>
       </w:r>
       <w:r>
-        <w:rPr>
-          <w:rtl/>
-        </w:rPr>
         <w:t xml:space="preserve"> </w:t>
       </w:r>
       <w:r>
         <w:rPr>
           <w:rStyle w:val="VerbatimChar"/>
-          <w:rtl/>
         </w:rPr>
         <w:t xml:space="preserve">images/08-kiosk.png</w:t>
       </w:r>
       <w:r>
-        <w:rPr>
-          <w:rtl/>
-        </w:rPr>
         <w:t xml:space="preserve"> </w:t>
       </w:r>
       <w:r>
-        <w:rPr>
-          <w:rtl/>
-        </w:rPr>
         <w:t xml:space="preserve">·</w:t>
       </w:r>
       <w:r>
-        <w:rPr>
-          <w:rtl/>
-        </w:rPr>
         <w:t xml:space="preserve"> </w:t>
       </w:r>
       <w:r>
         <w:rPr>
           <w:rStyle w:val="VerbatimChar"/>
-          <w:rtl/>
         </w:rPr>
         <w:t xml:space="preserve">images/03-home-mobile.png</w:t>
       </w:r>
@@ -2550,12 +2261,8 @@
     <w:p>
       <w:pPr>
         <w:pStyle w:val="Heading3"/>
-        <w:bidi/>
-      </w:pPr>
-      <w:r>
-        <w:rPr>
-          <w:rtl/>
-        </w:rPr>
+      </w:pPr>
+      <w:r>
         <w:t xml:space="preserve">1. الصفحة الرئيسية</w:t>
       </w:r>
     </w:p>
@@ -2575,13 +2282,9 @@
           <w:p>
             <w:pPr>
               <w:pStyle w:val="Compact"/>
-              <w:bidi/>
               <w:jc w:val="center"/>
             </w:pPr>
             <w:r>
-              <w:rPr>
-                <w:rtl/>
-              </w:rPr>
               <w:t xml:space="preserve">الصفحة الرئيسية</w:t>
             </w:r>
           </w:p>
@@ -2591,22 +2294,17 @@
     <w:p>
       <w:pPr>
         <w:pStyle w:val="ImageCaption"/>
-        <w:bidi/>
+      </w:pPr>
+      <w:r>
+        <w:t xml:space="preserve">الصفحة الرئيسية</w:t>
+      </w:r>
+    </w:p>
+    <w:p>
+      <w:pPr>
+        <w:pStyle w:val="BodyText"/>
       </w:pPr>
       <w:r>
         <w:rPr>
-          <w:rtl/>
-        </w:rPr>
-        <w:t xml:space="preserve">الصفحة الرئيسية</w:t>
-      </w:r>
-    </w:p>
-    <w:p>
-      <w:pPr>
-        <w:bidi/>
-      </w:pPr>
-      <w:r>
-        <w:rPr>
-          <w:rtl/>
           <w:iCs/>
           <w:i/>
         </w:rPr>
@@ -2618,12 +2316,8 @@
     <w:p>
       <w:pPr>
         <w:pStyle w:val="Heading3"/>
-        <w:bidi/>
-      </w:pPr>
-      <w:r>
-        <w:rPr>
-          <w:rtl/>
-        </w:rPr>
+      </w:pPr>
+      <w:r>
         <w:t xml:space="preserve">2. صفحة إضافة إنجاز</w:t>
       </w:r>
     </w:p>
@@ -2643,13 +2337,9 @@
           <w:p>
             <w:pPr>
               <w:pStyle w:val="Compact"/>
-              <w:bidi/>
               <w:jc w:val="center"/>
             </w:pPr>
             <w:r>
-              <w:rPr>
-                <w:rtl/>
-              </w:rPr>
               <w:t xml:space="preserve">إضافة إنجاز</w:t>
             </w:r>
           </w:p>
@@ -2659,22 +2349,17 @@
     <w:p>
       <w:pPr>
         <w:pStyle w:val="ImageCaption"/>
-        <w:bidi/>
+      </w:pPr>
+      <w:r>
+        <w:t xml:space="preserve">إضافة إنجاز</w:t>
+      </w:r>
+    </w:p>
+    <w:p>
+      <w:pPr>
+        <w:pStyle w:val="BodyText"/>
       </w:pPr>
       <w:r>
         <w:rPr>
-          <w:rtl/>
-        </w:rPr>
-        <w:t xml:space="preserve">إضافة إنجاز</w:t>
-      </w:r>
-    </w:p>
-    <w:p>
-      <w:pPr>
-        <w:bidi/>
-      </w:pPr>
-      <w:r>
-        <w:rPr>
-          <w:rtl/>
           <w:iCs/>
           <w:i/>
         </w:rPr>
@@ -2686,12 +2371,8 @@
     <w:p>
       <w:pPr>
         <w:pStyle w:val="Heading3"/>
-        <w:bidi/>
-      </w:pPr>
-      <w:r>
-        <w:rPr>
-          <w:rtl/>
-        </w:rPr>
+      </w:pPr>
+      <w:r>
         <w:t xml:space="preserve">3. السجل الكامل</w:t>
       </w:r>
     </w:p>
@@ -2711,13 +2392,9 @@
           <w:p>
             <w:pPr>
               <w:pStyle w:val="Compact"/>
-              <w:bidi/>
               <w:jc w:val="center"/>
             </w:pPr>
             <w:r>
-              <w:rPr>
-                <w:rtl/>
-              </w:rPr>
               <w:t xml:space="preserve">السجل الكامل</w:t>
             </w:r>
           </w:p>
@@ -2727,22 +2404,17 @@
     <w:p>
       <w:pPr>
         <w:pStyle w:val="ImageCaption"/>
-        <w:bidi/>
+      </w:pPr>
+      <w:r>
+        <w:t xml:space="preserve">السجل الكامل</w:t>
+      </w:r>
+    </w:p>
+    <w:p>
+      <w:pPr>
+        <w:pStyle w:val="BodyText"/>
       </w:pPr>
       <w:r>
         <w:rPr>
-          <w:rtl/>
-        </w:rPr>
-        <w:t xml:space="preserve">السجل الكامل</w:t>
-      </w:r>
-    </w:p>
-    <w:p>
-      <w:pPr>
-        <w:bidi/>
-      </w:pPr>
-      <w:r>
-        <w:rPr>
-          <w:rtl/>
           <w:iCs/>
           <w:i/>
         </w:rPr>
@@ -2754,12 +2426,8 @@
     <w:p>
       <w:pPr>
         <w:pStyle w:val="Heading3"/>
-        <w:bidi/>
-      </w:pPr>
-      <w:r>
-        <w:rPr>
-          <w:rtl/>
-        </w:rPr>
+      </w:pPr>
+      <w:r>
         <w:t xml:space="preserve">4. لوحة تحكم الإدارة</w:t>
       </w:r>
     </w:p>
@@ -2779,13 +2447,9 @@
           <w:p>
             <w:pPr>
               <w:pStyle w:val="Compact"/>
-              <w:bidi/>
               <w:jc w:val="center"/>
             </w:pPr>
             <w:r>
-              <w:rPr>
-                <w:rtl/>
-              </w:rPr>
               <w:t xml:space="preserve">لوحة الإدارة</w:t>
             </w:r>
           </w:p>
@@ -2795,22 +2459,17 @@
     <w:p>
       <w:pPr>
         <w:pStyle w:val="ImageCaption"/>
-        <w:bidi/>
+      </w:pPr>
+      <w:r>
+        <w:t xml:space="preserve">لوحة الإدارة</w:t>
+      </w:r>
+    </w:p>
+    <w:p>
+      <w:pPr>
+        <w:pStyle w:val="BodyText"/>
       </w:pPr>
       <w:r>
         <w:rPr>
-          <w:rtl/>
-        </w:rPr>
-        <w:t xml:space="preserve">لوحة الإدارة</w:t>
-      </w:r>
-    </w:p>
-    <w:p>
-      <w:pPr>
-        <w:bidi/>
-      </w:pPr>
-      <w:r>
-        <w:rPr>
-          <w:rtl/>
           <w:iCs/>
           <w:i/>
         </w:rPr>
@@ -2822,12 +2481,8 @@
     <w:p>
       <w:pPr>
         <w:pStyle w:val="Heading3"/>
-        <w:bidi/>
-      </w:pPr>
-      <w:r>
-        <w:rPr>
-          <w:rtl/>
-        </w:rPr>
+      </w:pPr>
+      <w:r>
         <w:t xml:space="preserve">5. صفحات البحث والفلترة</w:t>
       </w:r>
     </w:p>
@@ -2847,13 +2502,9 @@
           <w:p>
             <w:pPr>
               <w:pStyle w:val="Compact"/>
-              <w:bidi/>
               <w:jc w:val="center"/>
             </w:pPr>
             <w:r>
-              <w:rPr>
-                <w:rtl/>
-              </w:rPr>
               <w:t xml:space="preserve">بحث وفلترة</w:t>
             </w:r>
           </w:p>
@@ -2863,22 +2514,17 @@
     <w:p>
       <w:pPr>
         <w:pStyle w:val="ImageCaption"/>
-        <w:bidi/>
+      </w:pPr>
+      <w:r>
+        <w:t xml:space="preserve">بحث وفلترة</w:t>
+      </w:r>
+    </w:p>
+    <w:p>
+      <w:pPr>
+        <w:pStyle w:val="BodyText"/>
       </w:pPr>
       <w:r>
         <w:rPr>
-          <w:rtl/>
-        </w:rPr>
-        <w:t xml:space="preserve">بحث وفلترة</w:t>
-      </w:r>
-    </w:p>
-    <w:p>
-      <w:pPr>
-        <w:bidi/>
-      </w:pPr>
-      <w:r>
-        <w:rPr>
-          <w:rtl/>
           <w:iCs/>
           <w:i/>
         </w:rPr>
@@ -2890,12 +2536,8 @@
     <w:p>
       <w:pPr>
         <w:pStyle w:val="Heading3"/>
-        <w:bidi/>
-      </w:pPr>
-      <w:r>
-        <w:rPr>
-          <w:rtl/>
-        </w:rPr>
+      </w:pPr>
+      <w:r>
         <w:t xml:space="preserve">6. تفاصيل الإنجاز</w:t>
       </w:r>
     </w:p>
@@ -2915,13 +2557,9 @@
           <w:p>
             <w:pPr>
               <w:pStyle w:val="Compact"/>
-              <w:bidi/>
               <w:jc w:val="center"/>
             </w:pPr>
             <w:r>
-              <w:rPr>
-                <w:rtl/>
-              </w:rPr>
               <w:t xml:space="preserve">تفاصيل الإنجاز</w:t>
             </w:r>
           </w:p>
@@ -2931,22 +2569,17 @@
     <w:p>
       <w:pPr>
         <w:pStyle w:val="ImageCaption"/>
-        <w:bidi/>
+      </w:pPr>
+      <w:r>
+        <w:t xml:space="preserve">تفاصيل الإنجاز</w:t>
+      </w:r>
+    </w:p>
+    <w:p>
+      <w:pPr>
+        <w:pStyle w:val="BodyText"/>
       </w:pPr>
       <w:r>
         <w:rPr>
-          <w:rtl/>
-        </w:rPr>
-        <w:t xml:space="preserve">تفاصيل الإنجاز</w:t>
-      </w:r>
-    </w:p>
-    <w:p>
-      <w:pPr>
-        <w:bidi/>
-      </w:pPr>
-      <w:r>
-        <w:rPr>
-          <w:rtl/>
           <w:iCs/>
           <w:i/>
         </w:rPr>
@@ -2958,12 +2591,8 @@
     <w:p>
       <w:pPr>
         <w:pStyle w:val="Heading3"/>
-        <w:bidi/>
-      </w:pPr>
-      <w:r>
-        <w:rPr>
-          <w:rtl/>
-        </w:rPr>
+      </w:pPr>
+      <w:r>
         <w:t xml:space="preserve">7. صفحة الترحيب (Intro)</w:t>
       </w:r>
     </w:p>
@@ -2983,13 +2612,9 @@
           <w:p>
             <w:pPr>
               <w:pStyle w:val="Compact"/>
-              <w:bidi/>
               <w:jc w:val="center"/>
             </w:pPr>
             <w:r>
-              <w:rPr>
-                <w:rtl/>
-              </w:rPr>
               <w:t xml:space="preserve">صفحة الترحيب</w:t>
             </w:r>
           </w:p>
@@ -2999,22 +2624,17 @@
     <w:p>
       <w:pPr>
         <w:pStyle w:val="ImageCaption"/>
-        <w:bidi/>
+      </w:pPr>
+      <w:r>
+        <w:t xml:space="preserve">صفحة الترحيب</w:t>
+      </w:r>
+    </w:p>
+    <w:p>
+      <w:pPr>
+        <w:pStyle w:val="BodyText"/>
       </w:pPr>
       <w:r>
         <w:rPr>
-          <w:rtl/>
-        </w:rPr>
-        <w:t xml:space="preserve">صفحة الترحيب</w:t>
-      </w:r>
-    </w:p>
-    <w:p>
-      <w:pPr>
-        <w:bidi/>
-      </w:pPr>
-      <w:r>
-        <w:rPr>
-          <w:rtl/>
           <w:iCs/>
           <w:i/>
         </w:rPr>
@@ -3026,12 +2646,8 @@
     <w:p>
       <w:pPr>
         <w:pStyle w:val="Heading3"/>
-        <w:bidi/>
-      </w:pPr>
-      <w:r>
-        <w:rPr>
-          <w:rtl/>
-        </w:rPr>
+      </w:pPr>
+      <w:r>
         <w:t xml:space="preserve">8. لوحة الشرف</w:t>
       </w:r>
     </w:p>
@@ -3051,13 +2667,9 @@
           <w:p>
             <w:pPr>
               <w:pStyle w:val="Compact"/>
-              <w:bidi/>
               <w:jc w:val="center"/>
             </w:pPr>
             <w:r>
-              <w:rPr>
-                <w:rtl/>
-              </w:rPr>
               <w:t xml:space="preserve">لوحة الشرف</w:t>
             </w:r>
           </w:p>
@@ -3067,22 +2679,17 @@
     <w:p>
       <w:pPr>
         <w:pStyle w:val="ImageCaption"/>
-        <w:bidi/>
+      </w:pPr>
+      <w:r>
+        <w:t xml:space="preserve">لوحة الشرف</w:t>
+      </w:r>
+    </w:p>
+    <w:p>
+      <w:pPr>
+        <w:pStyle w:val="BodyText"/>
       </w:pPr>
       <w:r>
         <w:rPr>
-          <w:rtl/>
-        </w:rPr>
-        <w:t xml:space="preserve">لوحة الشرف</w:t>
-      </w:r>
-    </w:p>
-    <w:p>
-      <w:pPr>
-        <w:bidi/>
-      </w:pPr>
-      <w:r>
-        <w:rPr>
-          <w:rtl/>
           <w:iCs/>
           <w:i/>
         </w:rPr>
@@ -3094,12 +2701,8 @@
     <w:p>
       <w:pPr>
         <w:pStyle w:val="Heading3"/>
-        <w:bidi/>
-      </w:pPr>
-      <w:r>
-        <w:rPr>
-          <w:rtl/>
-        </w:rPr>
+      </w:pPr>
+      <w:r>
         <w:t xml:space="preserve">9. شاشة الكشك</w:t>
       </w:r>
     </w:p>
@@ -3119,13 +2722,9 @@
           <w:p>
             <w:pPr>
               <w:pStyle w:val="Compact"/>
-              <w:bidi/>
               <w:jc w:val="center"/>
             </w:pPr>
             <w:r>
-              <w:rPr>
-                <w:rtl/>
-              </w:rPr>
               <w:t xml:space="preserve">شاشة الكشك</w:t>
             </w:r>
           </w:p>
@@ -3135,22 +2734,17 @@
     <w:p>
       <w:pPr>
         <w:pStyle w:val="ImageCaption"/>
-        <w:bidi/>
+      </w:pPr>
+      <w:r>
+        <w:t xml:space="preserve">شاشة الكشك</w:t>
+      </w:r>
+    </w:p>
+    <w:p>
+      <w:pPr>
+        <w:pStyle w:val="BodyText"/>
       </w:pPr>
       <w:r>
         <w:rPr>
-          <w:rtl/>
-        </w:rPr>
-        <w:t xml:space="preserve">شاشة الكشك</w:t>
-      </w:r>
-    </w:p>
-    <w:p>
-      <w:pPr>
-        <w:bidi/>
-      </w:pPr>
-      <w:r>
-        <w:rPr>
-          <w:rtl/>
           <w:iCs/>
           <w:i/>
         </w:rPr>
@@ -3162,12 +2756,8 @@
     <w:p>
       <w:pPr>
         <w:pStyle w:val="Heading3"/>
-        <w:bidi/>
-      </w:pPr>
-      <w:r>
-        <w:rPr>
-          <w:rtl/>
-        </w:rPr>
+      </w:pPr>
+      <w:r>
         <w:t xml:space="preserve">10. الصفحة الرئيسية على الجوال</w:t>
       </w:r>
     </w:p>
@@ -3187,13 +2777,9 @@
           <w:p>
             <w:pPr>
               <w:pStyle w:val="Compact"/>
-              <w:bidi/>
               <w:jc w:val="center"/>
             </w:pPr>
             <w:r>
-              <w:rPr>
-                <w:rtl/>
-              </w:rPr>
               <w:t xml:space="preserve">الجوال</w:t>
             </w:r>
           </w:p>
@@ -3203,28 +2789,78 @@
     <w:p>
       <w:pPr>
         <w:pStyle w:val="ImageCaption"/>
-        <w:bidi/>
+      </w:pPr>
+      <w:r>
+        <w:t xml:space="preserve">الجوال</w:t>
+      </w:r>
+    </w:p>
+    <w:p>
+      <w:pPr>
+        <w:pStyle w:val="BodyText"/>
       </w:pPr>
       <w:r>
         <w:rPr>
-          <w:rtl/>
-        </w:rPr>
-        <w:t xml:space="preserve">الجوال</w:t>
-      </w:r>
-    </w:p>
-    <w:p>
-      <w:pPr>
-        <w:bidi/>
-      </w:pPr>
-      <w:r>
-        <w:rPr>
-          <w:rtl/>
           <w:iCs/>
           <w:i/>
         </w:rPr>
         <w:t xml:space="preserve">واجهة متجاوبة بالكامل على شاشات الجوال.</w:t>
       </w:r>
     </w:p>
+    <w:bookmarkEnd w:id="45"/>
+    <w:bookmarkStart w:id="46" w:name="مراجعة-الإنجاز-في-لوحة-الإدارة"/>
+    <w:p>
+      <w:pPr>
+        <w:pStyle w:val="Heading3"/>
+      </w:pPr>
+      <w:r>
+        <w:t xml:space="preserve">11. مراجعة الإنجاز في لوحة الإدارة</w:t>
+      </w:r>
+    </w:p>
+    <w:tbl>
+      <w:tblPr>
+        <w:tblStyle w:val="FigureTable"/>
+        <w:tblW w:type="auto" w:w="0"/>
+        <w:tblLook w:firstRow="0" w:lastRow="0" w:firstColumn="0" w:lastColumn="0"/>
+        <w:jc w:val="center"/>
+      </w:tblPr>
+      <w:tblGrid>
+        <w:gridCol w:w="7920"/>
+      </w:tblGrid>
+      <w:tr>
+        <w:tc>
+          <w:tcPr/>
+          <w:p>
+            <w:pPr>
+              <w:pStyle w:val="Compact"/>
+              <w:jc w:val="center"/>
+            </w:pPr>
+            <w:r>
+              <w:t xml:space="preserve">مراجعة الإنجاز</w:t>
+            </w:r>
+          </w:p>
+        </w:tc>
+      </w:tr>
+    </w:tbl>
+    <w:p>
+      <w:pPr>
+        <w:pStyle w:val="ImageCaption"/>
+      </w:pPr>
+      <w:r>
+        <w:t xml:space="preserve">مراجعة الإنجاز</w:t>
+      </w:r>
+    </w:p>
+    <w:p>
+      <w:pPr>
+        <w:pStyle w:val="BodyText"/>
+      </w:pPr>
+      <w:r>
+        <w:rPr>
+          <w:iCs/>
+          <w:i/>
+        </w:rPr>
+        <w:t xml:space="preserve">نافذة المراجعة: التفاصيل كاملة مع أزرار الموافقة والرفض، ثم التقييم بعد الاعتماد.</w:t>
+      </w:r>
+    </w:p>
     <w:p>
       <w:r>
         <w:pict>
@@ -3232,18 +2868,14 @@
         </w:pict>
       </w:r>
     </w:p>
-    <w:bookmarkEnd w:id="45"/>
     <w:bookmarkEnd w:id="46"/>
-    <w:bookmarkStart w:id="47" w:name="ثامنا-الجوانب-التقنية"/>
+    <w:bookmarkEnd w:id="47"/>
+    <w:bookmarkStart w:id="48" w:name="ثامنا-الجوانب-التقنية"/>
     <w:p>
       <w:pPr>
         <w:pStyle w:val="Heading2"/>
-        <w:bidi/>
-      </w:pPr>
-      <w:r>
-        <w:rPr>
-          <w:rtl/>
-        </w:rPr>
+      </w:pPr>
+      <w:r>
         <w:t xml:space="preserve">ثامناً: الجوانب التقنية</w:t>
       </w:r>
     </w:p>
@@ -3267,46 +2899,36 @@
           <w:p>
             <w:pPr>
               <w:pStyle w:val="Compact"/>
-              <w:bidi/>
+              <w:jc w:val="left"/>
+            </w:pPr>
+            <w:r>
+              <w:t xml:space="preserve">الجانب</w:t>
+            </w:r>
+          </w:p>
+        </w:tc>
+        <w:tc>
+          <w:tcPr/>
+          <w:p>
+            <w:pPr>
+              <w:pStyle w:val="Compact"/>
+              <w:jc w:val="left"/>
+            </w:pPr>
+            <w:r>
+              <w:t xml:space="preserve">التفاصيل</w:t>
+            </w:r>
+          </w:p>
+        </w:tc>
+      </w:tr>
+      <w:tr>
+        <w:tc>
+          <w:tcPr/>
+          <w:p>
+            <w:pPr>
+              <w:pStyle w:val="Compact"/>
               <w:jc w:val="left"/>
             </w:pPr>
             <w:r>
               <w:rPr>
-                <w:rtl/>
-              </w:rPr>
-              <w:t xml:space="preserve">الجانب</w:t>
-            </w:r>
-          </w:p>
-        </w:tc>
-        <w:tc>
-          <w:tcPr/>
-          <w:p>
-            <w:pPr>
-              <w:pStyle w:val="Compact"/>
-              <w:bidi/>
-              <w:jc w:val="left"/>
-            </w:pPr>
-            <w:r>
-              <w:rPr>
-                <w:rtl/>
-              </w:rPr>
-              <w:t xml:space="preserve">التفاصيل</w:t>
-            </w:r>
-          </w:p>
-        </w:tc>
-      </w:tr>
-      <w:tr>
-        <w:tc>
-          <w:tcPr/>
-          <w:p>
-            <w:pPr>
-              <w:pStyle w:val="Compact"/>
-              <w:bidi/>
-              <w:jc w:val="left"/>
-            </w:pPr>
-            <w:r>
-              <w:rPr>
-                <w:rtl/>
                 <w:bCs/>
                 <w:b/>
               </w:rPr>
@@ -3319,30 +2941,24 @@
           <w:p>
             <w:pPr>
               <w:pStyle w:val="Compact"/>
-              <w:bidi/>
+              <w:jc w:val="left"/>
+            </w:pPr>
+            <w:r>
+              <w:t xml:space="preserve">متاح من أي مكان عبر المتصفح بدون تثبيت تطبيق</w:t>
+            </w:r>
+          </w:p>
+        </w:tc>
+      </w:tr>
+      <w:tr>
+        <w:tc>
+          <w:tcPr/>
+          <w:p>
+            <w:pPr>
+              <w:pStyle w:val="Compact"/>
               <w:jc w:val="left"/>
             </w:pPr>
             <w:r>
               <w:rPr>
-                <w:rtl/>
-              </w:rPr>
-              <w:t xml:space="preserve">متاح من أي مكان عبر المتصفح بدون تثبيت تطبيق</w:t>
-            </w:r>
-          </w:p>
-        </w:tc>
-      </w:tr>
-      <w:tr>
-        <w:tc>
-          <w:tcPr/>
-          <w:p>
-            <w:pPr>
-              <w:pStyle w:val="Compact"/>
-              <w:bidi/>
-              <w:jc w:val="left"/>
-            </w:pPr>
-            <w:r>
-              <w:rPr>
-                <w:rtl/>
                 <w:bCs/>
                 <w:b/>
               </w:rPr>
@@ -3355,30 +2971,24 @@
           <w:p>
             <w:pPr>
               <w:pStyle w:val="Compact"/>
-              <w:bidi/>
+              <w:jc w:val="left"/>
+            </w:pPr>
+            <w:r>
+              <w:t xml:space="preserve">Firebase Firestore — تخزين سحابي آمن مع نسخ احتياطي تلقائي</w:t>
+            </w:r>
+          </w:p>
+        </w:tc>
+      </w:tr>
+      <w:tr>
+        <w:tc>
+          <w:tcPr/>
+          <w:p>
+            <w:pPr>
+              <w:pStyle w:val="Compact"/>
               <w:jc w:val="left"/>
             </w:pPr>
             <w:r>
               <w:rPr>
-                <w:rtl/>
-              </w:rPr>
-              <w:t xml:space="preserve">Firebase Firestore — تخزين سحابي آمن مع نسخ احتياطي تلقائي</w:t>
-            </w:r>
-          </w:p>
-        </w:tc>
-      </w:tr>
-      <w:tr>
-        <w:tc>
-          <w:tcPr/>
-          <w:p>
-            <w:pPr>
-              <w:pStyle w:val="Compact"/>
-              <w:bidi/>
-              <w:jc w:val="left"/>
-            </w:pPr>
-            <w:r>
-              <w:rPr>
-                <w:rtl/>
                 <w:bCs/>
                 <w:b/>
               </w:rPr>
@@ -3391,30 +3001,24 @@
           <w:p>
             <w:pPr>
               <w:pStyle w:val="Compact"/>
-              <w:bidi/>
+              <w:jc w:val="left"/>
+            </w:pPr>
+            <w:r>
+              <w:t xml:space="preserve">Firebase وCloudinary يوفران نسخاً احتياطية تلقائية مستمرة</w:t>
+            </w:r>
+          </w:p>
+        </w:tc>
+      </w:tr>
+      <w:tr>
+        <w:tc>
+          <w:tcPr/>
+          <w:p>
+            <w:pPr>
+              <w:pStyle w:val="Compact"/>
               <w:jc w:val="left"/>
             </w:pPr>
             <w:r>
               <w:rPr>
-                <w:rtl/>
-              </w:rPr>
-              <w:t xml:space="preserve">Firebase وCloudinary يوفران نسخاً احتياطية تلقائية مستمرة</w:t>
-            </w:r>
-          </w:p>
-        </w:tc>
-      </w:tr>
-      <w:tr>
-        <w:tc>
-          <w:tcPr/>
-          <w:p>
-            <w:pPr>
-              <w:pStyle w:val="Compact"/>
-              <w:bidi/>
-              <w:jc w:val="left"/>
-            </w:pPr>
-            <w:r>
-              <w:rPr>
-                <w:rtl/>
                 <w:bCs/>
                 <w:b/>
               </w:rPr>
@@ -3427,30 +3031,24 @@
           <w:p>
             <w:pPr>
               <w:pStyle w:val="Compact"/>
-              <w:bidi/>
+              <w:jc w:val="left"/>
+            </w:pPr>
+            <w:r>
+              <w:t xml:space="preserve">بناء حديث (Next.js 16) يضمن سرعة تحميل عالية</w:t>
+            </w:r>
+          </w:p>
+        </w:tc>
+      </w:tr>
+      <w:tr>
+        <w:tc>
+          <w:tcPr/>
+          <w:p>
+            <w:pPr>
+              <w:pStyle w:val="Compact"/>
               <w:jc w:val="left"/>
             </w:pPr>
             <w:r>
               <w:rPr>
-                <w:rtl/>
-              </w:rPr>
-              <w:t xml:space="preserve">بناء حديث (Next.js 16) يضمن سرعة تحميل عالية</w:t>
-            </w:r>
-          </w:p>
-        </w:tc>
-      </w:tr>
-      <w:tr>
-        <w:tc>
-          <w:tcPr/>
-          <w:p>
-            <w:pPr>
-              <w:pStyle w:val="Compact"/>
-              <w:bidi/>
-              <w:jc w:val="left"/>
-            </w:pPr>
-            <w:r>
-              <w:rPr>
-                <w:rtl/>
                 <w:bCs/>
                 <w:b/>
               </w:rPr>
@@ -3463,30 +3061,24 @@
           <w:p>
             <w:pPr>
               <w:pStyle w:val="Compact"/>
-              <w:bidi/>
+              <w:jc w:val="left"/>
+            </w:pPr>
+            <w:r>
+              <w:t xml:space="preserve">يعمل بسلاسة على الجوال (390px) والكمبيوتر (1920px+)</w:t>
+            </w:r>
+          </w:p>
+        </w:tc>
+      </w:tr>
+      <w:tr>
+        <w:tc>
+          <w:tcPr/>
+          <w:p>
+            <w:pPr>
+              <w:pStyle w:val="Compact"/>
               <w:jc w:val="left"/>
             </w:pPr>
             <w:r>
               <w:rPr>
-                <w:rtl/>
-              </w:rPr>
-              <w:t xml:space="preserve">يعمل بسلاسة على الجوال (390px) والكمبيوتر (1920px+)</w:t>
-            </w:r>
-          </w:p>
-        </w:tc>
-      </w:tr>
-      <w:tr>
-        <w:tc>
-          <w:tcPr/>
-          <w:p>
-            <w:pPr>
-              <w:pStyle w:val="Compact"/>
-              <w:bidi/>
-              <w:jc w:val="left"/>
-            </w:pPr>
-            <w:r>
-              <w:rPr>
-                <w:rtl/>
                 <w:bCs/>
                 <w:b/>
               </w:rPr>
@@ -3499,30 +3091,24 @@
           <w:p>
             <w:pPr>
               <w:pStyle w:val="Compact"/>
-              <w:bidi/>
+              <w:jc w:val="left"/>
+            </w:pPr>
+            <w:r>
+              <w:t xml:space="preserve">حماية الإعدادات برمز PIN، وحماية كل إنجاز برمز PIN خاص</w:t>
+            </w:r>
+          </w:p>
+        </w:tc>
+      </w:tr>
+      <w:tr>
+        <w:tc>
+          <w:tcPr/>
+          <w:p>
+            <w:pPr>
+              <w:pStyle w:val="Compact"/>
               <w:jc w:val="left"/>
             </w:pPr>
             <w:r>
               <w:rPr>
-                <w:rtl/>
-              </w:rPr>
-              <w:t xml:space="preserve">حماية الإعدادات برمز PIN، وحماية كل إنجاز برمز PIN خاص</w:t>
-            </w:r>
-          </w:p>
-        </w:tc>
-      </w:tr>
-      <w:tr>
-        <w:tc>
-          <w:tcPr/>
-          <w:p>
-            <w:pPr>
-              <w:pStyle w:val="Compact"/>
-              <w:bidi/>
-              <w:jc w:val="left"/>
-            </w:pPr>
-            <w:r>
-              <w:rPr>
-                <w:rtl/>
                 <w:bCs/>
                 <w:b/>
               </w:rPr>
@@ -3535,30 +3121,24 @@
           <w:p>
             <w:pPr>
               <w:pStyle w:val="Compact"/>
-              <w:bidi/>
+              <w:jc w:val="left"/>
+            </w:pPr>
+            <w:r>
+              <w:t xml:space="preserve">كود TypeScript احترافي يسهل إضافة ميزات جديدة مستقبلاً</w:t>
+            </w:r>
+          </w:p>
+        </w:tc>
+      </w:tr>
+      <w:tr>
+        <w:tc>
+          <w:tcPr/>
+          <w:p>
+            <w:pPr>
+              <w:pStyle w:val="Compact"/>
               <w:jc w:val="left"/>
             </w:pPr>
             <w:r>
               <w:rPr>
-                <w:rtl/>
-              </w:rPr>
-              <w:t xml:space="preserve">كود TypeScript احترافي يسهل إضافة ميزات جديدة مستقبلاً</w:t>
-            </w:r>
-          </w:p>
-        </w:tc>
-      </w:tr>
-      <w:tr>
-        <w:tc>
-          <w:tcPr/>
-          <w:p>
-            <w:pPr>
-              <w:pStyle w:val="Compact"/>
-              <w:bidi/>
-              <w:jc w:val="left"/>
-            </w:pPr>
-            <w:r>
-              <w:rPr>
-                <w:rtl/>
                 <w:bCs/>
                 <w:b/>
               </w:rPr>
@@ -3571,30 +3151,24 @@
           <w:p>
             <w:pPr>
               <w:pStyle w:val="Compact"/>
-              <w:bidi/>
+              <w:jc w:val="left"/>
+            </w:pPr>
+            <w:r>
+              <w:t xml:space="preserve">Cloudinary — تخزين سحابي مخصص للصور والفيديو والمستندات</w:t>
+            </w:r>
+          </w:p>
+        </w:tc>
+      </w:tr>
+      <w:tr>
+        <w:tc>
+          <w:tcPr/>
+          <w:p>
+            <w:pPr>
+              <w:pStyle w:val="Compact"/>
               <w:jc w:val="left"/>
             </w:pPr>
             <w:r>
               <w:rPr>
-                <w:rtl/>
-              </w:rPr>
-              <w:t xml:space="preserve">Cloudinary — تخزين سحابي مخصص للصور والفيديو والمستندات</w:t>
-            </w:r>
-          </w:p>
-        </w:tc>
-      </w:tr>
-      <w:tr>
-        <w:tc>
-          <w:tcPr/>
-          <w:p>
-            <w:pPr>
-              <w:pStyle w:val="Compact"/>
-              <w:bidi/>
-              <w:jc w:val="left"/>
-            </w:pPr>
-            <w:r>
-              <w:rPr>
-                <w:rtl/>
                 <w:bCs/>
                 <w:b/>
               </w:rPr>
@@ -3607,13 +3181,9 @@
           <w:p>
             <w:pPr>
               <w:pStyle w:val="Compact"/>
-              <w:bidi/>
-              <w:jc w:val="left"/>
-            </w:pPr>
-            <w:r>
-              <w:rPr>
-                <w:rtl/>
-              </w:rPr>
+              <w:jc w:val="left"/>
+            </w:pPr>
+            <w:r>
               <w:t xml:space="preserve">تصميم RTL كامل باللغة العربية بخط Tajawal المحسّن</w:t>
             </w:r>
           </w:p>
@@ -3627,17 +3197,13 @@
         </w:pict>
       </w:r>
     </w:p>
-    <w:bookmarkEnd w:id="47"/>
-    <w:bookmarkStart w:id="48" w:name="تاسعا-الأمان-وحماية-البيانات"/>
+    <w:bookmarkEnd w:id="48"/>
+    <w:bookmarkStart w:id="49" w:name="تاسعا-الأمان-وحماية-البيانات"/>
     <w:p>
       <w:pPr>
         <w:pStyle w:val="Heading2"/>
-        <w:bidi/>
-      </w:pPr>
-      <w:r>
-        <w:rPr>
-          <w:rtl/>
-        </w:rPr>
+      </w:pPr>
+      <w:r>
         <w:t xml:space="preserve">تاسعاً: الأمان وحماية البيانات</w:t>
       </w:r>
     </w:p>
@@ -3662,13 +3228,9 @@
           <w:p>
             <w:pPr>
               <w:pStyle w:val="Compact"/>
-              <w:bidi/>
-              <w:jc w:val="left"/>
-            </w:pPr>
-            <w:r>
-              <w:rPr>
-                <w:rtl/>
-              </w:rPr>
+              <w:jc w:val="left"/>
+            </w:pPr>
+            <w:r>
               <w:t xml:space="preserve">#</w:t>
             </w:r>
           </w:p>
@@ -3678,13 +3240,9 @@
           <w:p>
             <w:pPr>
               <w:pStyle w:val="Compact"/>
-              <w:bidi/>
-              <w:jc w:val="left"/>
-            </w:pPr>
-            <w:r>
-              <w:rPr>
-                <w:rtl/>
-              </w:rPr>
+              <w:jc w:val="left"/>
+            </w:pPr>
+            <w:r>
               <w:t xml:space="preserve">الإجراء</w:t>
             </w:r>
           </w:p>
@@ -3694,13 +3252,9 @@
           <w:p>
             <w:pPr>
               <w:pStyle w:val="Compact"/>
-              <w:bidi/>
-              <w:jc w:val="left"/>
-            </w:pPr>
-            <w:r>
-              <w:rPr>
-                <w:rtl/>
-              </w:rPr>
+              <w:jc w:val="left"/>
+            </w:pPr>
+            <w:r>
               <w:t xml:space="preserve">التفاصيل</w:t>
             </w:r>
           </w:p>
@@ -3712,13 +3266,9 @@
           <w:p>
             <w:pPr>
               <w:pStyle w:val="Compact"/>
-              <w:bidi/>
-              <w:jc w:val="left"/>
-            </w:pPr>
-            <w:r>
-              <w:rPr>
-                <w:rtl/>
-              </w:rPr>
+              <w:jc w:val="left"/>
+            </w:pPr>
+            <w:r>
               <w:t xml:space="preserve">1</w:t>
             </w:r>
           </w:p>
@@ -3728,13 +3278,9 @@
           <w:p>
             <w:pPr>
               <w:pStyle w:val="Compact"/>
-              <w:bidi/>
-              <w:jc w:val="left"/>
-            </w:pPr>
-            <w:r>
-              <w:rPr>
-                <w:rtl/>
-              </w:rPr>
+              <w:jc w:val="left"/>
+            </w:pPr>
+            <w:r>
               <w:t xml:space="preserve">تسجيل دخول محدود</w:t>
             </w:r>
           </w:p>
@@ -3744,13 +3290,9 @@
           <w:p>
             <w:pPr>
               <w:pStyle w:val="Compact"/>
-              <w:bidi/>
-              <w:jc w:val="left"/>
-            </w:pPr>
-            <w:r>
-              <w:rPr>
-                <w:rtl/>
-              </w:rPr>
+              <w:jc w:val="left"/>
+            </w:pPr>
+            <w:r>
               <w:t xml:space="preserve">لا يمكن الدخول للإدارة إلا برمز PIN مع حد أقصى لمحاولات الدخول</w:t>
             </w:r>
           </w:p>
@@ -3762,13 +3304,9 @@
           <w:p>
             <w:pPr>
               <w:pStyle w:val="Compact"/>
-              <w:bidi/>
-              <w:jc w:val="left"/>
-            </w:pPr>
-            <w:r>
-              <w:rPr>
-                <w:rtl/>
-              </w:rPr>
+              <w:jc w:val="left"/>
+            </w:pPr>
+            <w:r>
               <w:t xml:space="preserve">2</w:t>
             </w:r>
           </w:p>
@@ -3778,13 +3316,9 @@
           <w:p>
             <w:pPr>
               <w:pStyle w:val="Compact"/>
-              <w:bidi/>
-              <w:jc w:val="left"/>
-            </w:pPr>
-            <w:r>
-              <w:rPr>
-                <w:rtl/>
-              </w:rPr>
+              <w:jc w:val="left"/>
+            </w:pPr>
+            <w:r>
               <w:t xml:space="preserve">صلاحيات مختلفة</w:t>
             </w:r>
           </w:p>
@@ -3794,13 +3328,9 @@
           <w:p>
             <w:pPr>
               <w:pStyle w:val="Compact"/>
-              <w:bidi/>
-              <w:jc w:val="left"/>
-            </w:pPr>
-            <w:r>
-              <w:rPr>
-                <w:rtl/>
-              </w:rPr>
+              <w:jc w:val="left"/>
+            </w:pPr>
+            <w:r>
               <w:t xml:space="preserve">المعلمة تضيف فقط، الإدارة تقيّم وتُدير، الزوار يشاهدون</w:t>
             </w:r>
           </w:p>
@@ -3812,13 +3342,9 @@
           <w:p>
             <w:pPr>
               <w:pStyle w:val="Compact"/>
-              <w:bidi/>
-              <w:jc w:val="left"/>
-            </w:pPr>
-            <w:r>
-              <w:rPr>
-                <w:rtl/>
-              </w:rPr>
+              <w:jc w:val="left"/>
+            </w:pPr>
+            <w:r>
               <w:t xml:space="preserve">3</w:t>
             </w:r>
           </w:p>
@@ -3828,13 +3354,9 @@
           <w:p>
             <w:pPr>
               <w:pStyle w:val="Compact"/>
-              <w:bidi/>
-              <w:jc w:val="left"/>
-            </w:pPr>
-            <w:r>
-              <w:rPr>
-                <w:rtl/>
-              </w:rPr>
+              <w:jc w:val="left"/>
+            </w:pPr>
+            <w:r>
               <w:t xml:space="preserve">حماية البيانات</w:t>
             </w:r>
           </w:p>
@@ -3844,13 +3366,9 @@
           <w:p>
             <w:pPr>
               <w:pStyle w:val="Compact"/>
-              <w:bidi/>
-              <w:jc w:val="left"/>
-            </w:pPr>
-            <w:r>
-              <w:rPr>
-                <w:rtl/>
-              </w:rPr>
+              <w:jc w:val="left"/>
+            </w:pPr>
+            <w:r>
               <w:t xml:space="preserve">رموز الحماية مشفرة في قاعدة البيانات ولا يمكن كشفها</w:t>
             </w:r>
           </w:p>
@@ -3862,13 +3380,9 @@
           <w:p>
             <w:pPr>
               <w:pStyle w:val="Compact"/>
-              <w:bidi/>
-              <w:jc w:val="left"/>
-            </w:pPr>
-            <w:r>
-              <w:rPr>
-                <w:rtl/>
-              </w:rPr>
+              <w:jc w:val="left"/>
+            </w:pPr>
+            <w:r>
               <w:t xml:space="preserve">4</w:t>
             </w:r>
           </w:p>
@@ -3878,13 +3392,9 @@
           <w:p>
             <w:pPr>
               <w:pStyle w:val="Compact"/>
-              <w:bidi/>
-              <w:jc w:val="left"/>
-            </w:pPr>
-            <w:r>
-              <w:rPr>
-                <w:rtl/>
-              </w:rPr>
+              <w:jc w:val="left"/>
+            </w:pPr>
+            <w:r>
               <w:t xml:space="preserve">منع الوصول غير المصرح به</w:t>
             </w:r>
           </w:p>
@@ -3894,13 +3404,9 @@
           <w:p>
             <w:pPr>
               <w:pStyle w:val="Compact"/>
-              <w:bidi/>
-              <w:jc w:val="left"/>
-            </w:pPr>
-            <w:r>
-              <w:rPr>
-                <w:rtl/>
-              </w:rPr>
+              <w:jc w:val="left"/>
+            </w:pPr>
+            <w:r>
               <w:t xml:space="preserve">لا يمكن تعديل أو حذف إنجاز إلا برمز PIN الخاص به أو بصلاحية الإدارة</w:t>
             </w:r>
           </w:p>
@@ -3912,13 +3418,9 @@
           <w:p>
             <w:pPr>
               <w:pStyle w:val="Compact"/>
-              <w:bidi/>
-              <w:jc w:val="left"/>
-            </w:pPr>
-            <w:r>
-              <w:rPr>
-                <w:rtl/>
-              </w:rPr>
+              <w:jc w:val="left"/>
+            </w:pPr>
+            <w:r>
               <w:t xml:space="preserve">5</w:t>
             </w:r>
           </w:p>
@@ -3928,13 +3430,9 @@
           <w:p>
             <w:pPr>
               <w:pStyle w:val="Compact"/>
-              <w:bidi/>
-              <w:jc w:val="left"/>
-            </w:pPr>
-            <w:r>
-              <w:rPr>
-                <w:rtl/>
-              </w:rPr>
+              <w:jc w:val="left"/>
+            </w:pPr>
+            <w:r>
               <w:t xml:space="preserve">نسخ احتياطية</w:t>
             </w:r>
           </w:p>
@@ -3944,13 +3442,9 @@
           <w:p>
             <w:pPr>
               <w:pStyle w:val="Compact"/>
-              <w:bidi/>
-              <w:jc w:val="left"/>
-            </w:pPr>
-            <w:r>
-              <w:rPr>
-                <w:rtl/>
-              </w:rPr>
+              <w:jc w:val="left"/>
+            </w:pPr>
+            <w:r>
               <w:t xml:space="preserve">Firebase وCloudinary يوفران نسخاً احتياطية تلقائية</w:t>
             </w:r>
           </w:p>
@@ -3962,13 +3456,9 @@
           <w:p>
             <w:pPr>
               <w:pStyle w:val="Compact"/>
-              <w:bidi/>
-              <w:jc w:val="left"/>
-            </w:pPr>
-            <w:r>
-              <w:rPr>
-                <w:rtl/>
-              </w:rPr>
+              <w:jc w:val="left"/>
+            </w:pPr>
+            <w:r>
               <w:t xml:space="preserve">6</w:t>
             </w:r>
           </w:p>
@@ -3978,13 +3468,9 @@
           <w:p>
             <w:pPr>
               <w:pStyle w:val="Compact"/>
-              <w:bidi/>
-              <w:jc w:val="left"/>
-            </w:pPr>
-            <w:r>
-              <w:rPr>
-                <w:rtl/>
-              </w:rPr>
+              <w:jc w:val="left"/>
+            </w:pPr>
+            <w:r>
               <w:t xml:space="preserve">حماية على مستوى الخادم</w:t>
             </w:r>
           </w:p>
@@ -3994,13 +3480,9 @@
           <w:p>
             <w:pPr>
               <w:pStyle w:val="Compact"/>
-              <w:bidi/>
-              <w:jc w:val="left"/>
-            </w:pPr>
-            <w:r>
-              <w:rPr>
-                <w:rtl/>
-              </w:rPr>
+              <w:jc w:val="left"/>
+            </w:pPr>
+            <w:r>
               <w:t xml:space="preserve">جميع العمليات الحساسة تتم عبر خادم موثق ومراقب</w:t>
             </w:r>
           </w:p>
@@ -4012,13 +3494,9 @@
           <w:p>
             <w:pPr>
               <w:pStyle w:val="Compact"/>
-              <w:bidi/>
-              <w:jc w:val="left"/>
-            </w:pPr>
-            <w:r>
-              <w:rPr>
-                <w:rtl/>
-              </w:rPr>
+              <w:jc w:val="left"/>
+            </w:pPr>
+            <w:r>
               <w:t xml:space="preserve">7</w:t>
             </w:r>
           </w:p>
@@ -4028,13 +3506,9 @@
           <w:p>
             <w:pPr>
               <w:pStyle w:val="Compact"/>
-              <w:bidi/>
-              <w:jc w:val="left"/>
-            </w:pPr>
-            <w:r>
-              <w:rPr>
-                <w:rtl/>
-              </w:rPr>
+              <w:jc w:val="left"/>
+            </w:pPr>
+            <w:r>
               <w:t xml:space="preserve">تنقية المدخلات</w:t>
             </w:r>
           </w:p>
@@ -4044,13 +3518,9 @@
           <w:p>
             <w:pPr>
               <w:pStyle w:val="Compact"/>
-              <w:bidi/>
-              <w:jc w:val="left"/>
-            </w:pPr>
-            <w:r>
-              <w:rPr>
-                <w:rtl/>
-              </w:rPr>
+              <w:jc w:val="left"/>
+            </w:pPr>
+            <w:r>
               <w:t xml:space="preserve">تنقية جميع النصوص المُدخلة من أي محتوى ضار (حماية من حقن الأكواد)</w:t>
             </w:r>
           </w:p>
@@ -4062,13 +3532,9 @@
           <w:p>
             <w:pPr>
               <w:pStyle w:val="Compact"/>
-              <w:bidi/>
-              <w:jc w:val="left"/>
-            </w:pPr>
-            <w:r>
-              <w:rPr>
-                <w:rtl/>
-              </w:rPr>
+              <w:jc w:val="left"/>
+            </w:pPr>
+            <w:r>
               <w:t xml:space="preserve">8</w:t>
             </w:r>
           </w:p>
@@ -4078,13 +3544,9 @@
           <w:p>
             <w:pPr>
               <w:pStyle w:val="Compact"/>
-              <w:bidi/>
-              <w:jc w:val="left"/>
-            </w:pPr>
-            <w:r>
-              <w:rPr>
-                <w:rtl/>
-              </w:rPr>
+              <w:jc w:val="left"/>
+            </w:pPr>
+            <w:r>
               <w:t xml:space="preserve">حماية الملفات</w:t>
             </w:r>
           </w:p>
@@ -4094,14 +3556,124 @@
           <w:p>
             <w:pPr>
               <w:pStyle w:val="Compact"/>
-              <w:bidi/>
-              <w:jc w:val="left"/>
-            </w:pPr>
-            <w:r>
-              <w:rPr>
-                <w:rtl/>
-              </w:rPr>
+              <w:jc w:val="left"/>
+            </w:pPr>
+            <w:r>
               <w:t xml:space="preserve">التحقق من نوع الملف وحجمه من الخادم قبل قبول أي رفع</w:t>
+            </w:r>
+          </w:p>
+        </w:tc>
+      </w:tr>
+      <w:tr>
+        <w:tc>
+          <w:tcPr/>
+          <w:p>
+            <w:pPr>
+              <w:pStyle w:val="Compact"/>
+              <w:jc w:val="left"/>
+            </w:pPr>
+            <w:r>
+              <w:t xml:space="preserve">9</w:t>
+            </w:r>
+          </w:p>
+        </w:tc>
+        <w:tc>
+          <w:tcPr/>
+          <w:p>
+            <w:pPr>
+              <w:pStyle w:val="Compact"/>
+              <w:jc w:val="left"/>
+            </w:pPr>
+            <w:r>
+              <w:t xml:space="preserve">مراجعة قبل النشر</w:t>
+            </w:r>
+          </w:p>
+        </w:tc>
+        <w:tc>
+          <w:tcPr/>
+          <w:p>
+            <w:pPr>
+              <w:pStyle w:val="Compact"/>
+              <w:jc w:val="left"/>
+            </w:pPr>
+            <w:r>
+              <w:t xml:space="preserve">لا يظهر أي إنجاز للجمهور إلا بعد اعتماد الإدارة (حماية من المحتوى غير المناسب)</w:t>
+            </w:r>
+          </w:p>
+        </w:tc>
+      </w:tr>
+      <w:tr>
+        <w:tc>
+          <w:tcPr/>
+          <w:p>
+            <w:pPr>
+              <w:pStyle w:val="Compact"/>
+              <w:jc w:val="left"/>
+            </w:pPr>
+            <w:r>
+              <w:t xml:space="preserve">10</w:t>
+            </w:r>
+          </w:p>
+        </w:tc>
+        <w:tc>
+          <w:tcPr/>
+          <w:p>
+            <w:pPr>
+              <w:pStyle w:val="Compact"/>
+              <w:jc w:val="left"/>
+            </w:pPr>
+            <w:r>
+              <w:t xml:space="preserve">تقييد المعدلات</w:t>
+            </w:r>
+          </w:p>
+        </w:tc>
+        <w:tc>
+          <w:tcPr/>
+          <w:p>
+            <w:pPr>
+              <w:pStyle w:val="Compact"/>
+              <w:jc w:val="left"/>
+            </w:pPr>
+            <w:r>
+              <w:t xml:space="preserve">الحد من محاولات الدخول ورفع الملفات لكل مستخدم لمنع إساءة الاستخدام</w:t>
+            </w:r>
+          </w:p>
+        </w:tc>
+      </w:tr>
+      <w:tr>
+        <w:tc>
+          <w:tcPr/>
+          <w:p>
+            <w:pPr>
+              <w:pStyle w:val="Compact"/>
+              <w:jc w:val="left"/>
+            </w:pPr>
+            <w:r>
+              <w:t xml:space="preserve">11</w:t>
+            </w:r>
+          </w:p>
+        </w:tc>
+        <w:tc>
+          <w:tcPr/>
+          <w:p>
+            <w:pPr>
+              <w:pStyle w:val="Compact"/>
+              <w:jc w:val="left"/>
+            </w:pPr>
+            <w:r>
+              <w:t xml:space="preserve">سجل أحداث موثق</w:t>
+            </w:r>
+          </w:p>
+        </w:tc>
+        <w:tc>
+          <w:tcPr/>
+          <w:p>
+            <w:pPr>
+              <w:pStyle w:val="Compact"/>
+              <w:jc w:val="left"/>
+            </w:pPr>
+            <w:r>
+              <w:t xml:space="preserve">تسجيل كل عملية حساسة (دخول، رفع، موافقة/رفض) مع تفاصيلها وتاريخها</w:t>
             </w:r>
           </w:p>
         </w:tc>
@@ -4114,30 +3686,22 @@
         </w:pict>
       </w:r>
     </w:p>
-    <w:bookmarkEnd w:id="48"/>
-    <w:bookmarkStart w:id="51" w:name="عاشرا-القيمة-المضافة"/>
+    <w:bookmarkEnd w:id="49"/>
+    <w:bookmarkStart w:id="52" w:name="عاشرا-القيمة-المضافة"/>
     <w:p>
       <w:pPr>
         <w:pStyle w:val="Heading2"/>
-        <w:bidi/>
-      </w:pPr>
-      <w:r>
-        <w:rPr>
-          <w:rtl/>
-        </w:rPr>
+      </w:pPr>
+      <w:r>
         <w:t xml:space="preserve">عاشراً: القيمة المضافة</w:t>
       </w:r>
     </w:p>
-    <w:bookmarkStart w:id="49" w:name="الطريقة-القديمة-بدون-النظام"/>
+    <w:bookmarkStart w:id="50" w:name="الطريقة-القديمة-بدون-النظام"/>
     <w:p>
       <w:pPr>
         <w:pStyle w:val="Heading3"/>
-        <w:bidi/>
-      </w:pPr>
-      <w:r>
-        <w:rPr>
-          <w:rtl/>
-        </w:rPr>
+      </w:pPr>
+      <w:r>
         <w:t xml:space="preserve">الطريقة القديمة (بدون النظام)</w:t>
       </w:r>
     </w:p>
@@ -4161,13 +3725,9 @@
           <w:p>
             <w:pPr>
               <w:pStyle w:val="Compact"/>
-              <w:bidi/>
-              <w:jc w:val="left"/>
-            </w:pPr>
-            <w:r>
-              <w:rPr>
-                <w:rtl/>
-              </w:rPr>
+              <w:jc w:val="left"/>
+            </w:pPr>
+            <w:r>
               <w:t xml:space="preserve">الميزة</w:t>
             </w:r>
           </w:p>
@@ -4177,13 +3737,9 @@
           <w:p>
             <w:pPr>
               <w:pStyle w:val="Compact"/>
-              <w:bidi/>
-              <w:jc w:val="left"/>
-            </w:pPr>
-            <w:r>
-              <w:rPr>
-                <w:rtl/>
-              </w:rPr>
+              <w:jc w:val="left"/>
+            </w:pPr>
+            <w:r>
               <w:t xml:space="preserve">الحالة</w:t>
             </w:r>
           </w:p>
@@ -4195,13 +3751,9 @@
           <w:p>
             <w:pPr>
               <w:pStyle w:val="Compact"/>
-              <w:bidi/>
-              <w:jc w:val="left"/>
-            </w:pPr>
-            <w:r>
-              <w:rPr>
-                <w:rtl/>
-              </w:rPr>
+              <w:jc w:val="left"/>
+            </w:pPr>
+            <w:r>
               <w:t xml:space="preserve">حفظ الإنجازات</w:t>
             </w:r>
           </w:p>
@@ -4211,13 +3763,9 @@
           <w:p>
             <w:pPr>
               <w:pStyle w:val="Compact"/>
-              <w:bidi/>
-              <w:jc w:val="left"/>
-            </w:pPr>
-            <w:r>
-              <w:rPr>
-                <w:rtl/>
-              </w:rPr>
+              <w:jc w:val="left"/>
+            </w:pPr>
+            <w:r>
               <w:t xml:space="preserve">صور متفرقة على الجوال والواتساب</w:t>
             </w:r>
           </w:p>
@@ -4229,13 +3777,9 @@
           <w:p>
             <w:pPr>
               <w:pStyle w:val="Compact"/>
-              <w:bidi/>
-              <w:jc w:val="left"/>
-            </w:pPr>
-            <w:r>
-              <w:rPr>
-                <w:rtl/>
-              </w:rPr>
+              <w:jc w:val="left"/>
+            </w:pPr>
+            <w:r>
               <w:t xml:space="preserve">البحث عن إنجاز قديم</w:t>
             </w:r>
           </w:p>
@@ -4245,13 +3789,9 @@
           <w:p>
             <w:pPr>
               <w:pStyle w:val="Compact"/>
-              <w:bidi/>
-              <w:jc w:val="left"/>
-            </w:pPr>
-            <w:r>
-              <w:rPr>
-                <w:rtl/>
-              </w:rPr>
+              <w:jc w:val="left"/>
+            </w:pPr>
+            <w:r>
               <w:t xml:space="preserve">مستحيل تقريباً</w:t>
             </w:r>
           </w:p>
@@ -4263,13 +3803,9 @@
           <w:p>
             <w:pPr>
               <w:pStyle w:val="Compact"/>
-              <w:bidi/>
-              <w:jc w:val="left"/>
-            </w:pPr>
-            <w:r>
-              <w:rPr>
-                <w:rtl/>
-              </w:rPr>
+              <w:jc w:val="left"/>
+            </w:pPr>
+            <w:r>
               <w:t xml:space="preserve">الأرشيف</w:t>
             </w:r>
           </w:p>
@@ -4279,13 +3815,9 @@
           <w:p>
             <w:pPr>
               <w:pStyle w:val="Compact"/>
-              <w:bidi/>
-              <w:jc w:val="left"/>
-            </w:pPr>
-            <w:r>
-              <w:rPr>
-                <w:rtl/>
-              </w:rPr>
+              <w:jc w:val="left"/>
+            </w:pPr>
+            <w:r>
               <w:t xml:space="preserve">غير موجود — ضياع مع نهاية العام</w:t>
             </w:r>
           </w:p>
@@ -4297,13 +3829,9 @@
           <w:p>
             <w:pPr>
               <w:pStyle w:val="Compact"/>
-              <w:bidi/>
-              <w:jc w:val="left"/>
-            </w:pPr>
-            <w:r>
-              <w:rPr>
-                <w:rtl/>
-              </w:rPr>
+              <w:jc w:val="left"/>
+            </w:pPr>
+            <w:r>
               <w:t xml:space="preserve">إعداد التقارير</w:t>
             </w:r>
           </w:p>
@@ -4313,13 +3841,9 @@
           <w:p>
             <w:pPr>
               <w:pStyle w:val="Compact"/>
-              <w:bidi/>
-              <w:jc w:val="left"/>
-            </w:pPr>
-            <w:r>
-              <w:rPr>
-                <w:rtl/>
-              </w:rPr>
+              <w:jc w:val="left"/>
+            </w:pPr>
+            <w:r>
               <w:t xml:space="preserve">يدوي ويتطلب جهداً كبيراً ووقتاً طويلاً</w:t>
             </w:r>
           </w:p>
@@ -4331,13 +3855,9 @@
           <w:p>
             <w:pPr>
               <w:pStyle w:val="Compact"/>
-              <w:bidi/>
-              <w:jc w:val="left"/>
-            </w:pPr>
-            <w:r>
-              <w:rPr>
-                <w:rtl/>
-              </w:rPr>
+              <w:jc w:val="left"/>
+            </w:pPr>
+            <w:r>
               <w:t xml:space="preserve">العرض أمام الإدارة</w:t>
             </w:r>
           </w:p>
@@ -4347,13 +3867,9 @@
           <w:p>
             <w:pPr>
               <w:pStyle w:val="Compact"/>
-              <w:bidi/>
-              <w:jc w:val="left"/>
-            </w:pPr>
-            <w:r>
-              <w:rPr>
-                <w:rtl/>
-              </w:rPr>
+              <w:jc w:val="left"/>
+            </w:pPr>
+            <w:r>
               <w:t xml:space="preserve">صور عشوائية بدون تنظيم أو تصميم احترافي</w:t>
             </w:r>
           </w:p>
@@ -4365,13 +3881,9 @@
           <w:p>
             <w:pPr>
               <w:pStyle w:val="Compact"/>
-              <w:bidi/>
-              <w:jc w:val="left"/>
-            </w:pPr>
-            <w:r>
-              <w:rPr>
-                <w:rtl/>
-              </w:rPr>
+              <w:jc w:val="left"/>
+            </w:pPr>
+            <w:r>
               <w:t xml:space="preserve">مشاركة الإنجازات</w:t>
             </w:r>
           </w:p>
@@ -4381,30 +3893,22 @@
           <w:p>
             <w:pPr>
               <w:pStyle w:val="Compact"/>
-              <w:bidi/>
-              <w:jc w:val="left"/>
-            </w:pPr>
-            <w:r>
-              <w:rPr>
-                <w:rtl/>
-              </w:rPr>
+              <w:jc w:val="left"/>
+            </w:pPr>
+            <w:r>
               <w:t xml:space="preserve">عبر واتساب فقط بشكل غير منظم</w:t>
             </w:r>
           </w:p>
         </w:tc>
       </w:tr>
     </w:tbl>
-    <w:bookmarkEnd w:id="49"/>
-    <w:bookmarkStart w:id="50" w:name="النظام-الجديد-منصة-إنجازات-المدرسة"/>
+    <w:bookmarkEnd w:id="50"/>
+    <w:bookmarkStart w:id="51" w:name="النظام-الجديد-منصة-إنجازات-المدرسة"/>
     <w:p>
       <w:pPr>
         <w:pStyle w:val="Heading3"/>
-        <w:bidi/>
-      </w:pPr>
-      <w:r>
-        <w:rPr>
-          <w:rtl/>
-        </w:rPr>
+      </w:pPr>
+      <w:r>
         <w:t xml:space="preserve">النظام الجديد (منصة إنجازات المدرسة)</w:t>
       </w:r>
     </w:p>
@@ -4428,13 +3932,9 @@
           <w:p>
             <w:pPr>
               <w:pStyle w:val="Compact"/>
-              <w:bidi/>
-              <w:jc w:val="left"/>
-            </w:pPr>
-            <w:r>
-              <w:rPr>
-                <w:rtl/>
-              </w:rPr>
+              <w:jc w:val="left"/>
+            </w:pPr>
+            <w:r>
               <w:t xml:space="preserve">الميزة</w:t>
             </w:r>
           </w:p>
@@ -4444,13 +3944,9 @@
           <w:p>
             <w:pPr>
               <w:pStyle w:val="Compact"/>
-              <w:bidi/>
-              <w:jc w:val="left"/>
-            </w:pPr>
-            <w:r>
-              <w:rPr>
-                <w:rtl/>
-              </w:rPr>
+              <w:jc w:val="left"/>
+            </w:pPr>
+            <w:r>
               <w:t xml:space="preserve">الحالة</w:t>
             </w:r>
           </w:p>
@@ -4462,13 +3958,9 @@
           <w:p>
             <w:pPr>
               <w:pStyle w:val="Compact"/>
-              <w:bidi/>
-              <w:jc w:val="left"/>
-            </w:pPr>
-            <w:r>
-              <w:rPr>
-                <w:rtl/>
-              </w:rPr>
+              <w:jc w:val="left"/>
+            </w:pPr>
+            <w:r>
               <w:t xml:space="preserve">حفظ الإنجازات</w:t>
             </w:r>
           </w:p>
@@ -4478,13 +3970,9 @@
           <w:p>
             <w:pPr>
               <w:pStyle w:val="Compact"/>
-              <w:bidi/>
-              <w:jc w:val="left"/>
-            </w:pPr>
-            <w:r>
-              <w:rPr>
-                <w:rtl/>
-              </w:rPr>
+              <w:jc w:val="left"/>
+            </w:pPr>
+            <w:r>
               <w:t xml:space="preserve">أرشيف دائم على السحابة مع صور وفيديوهات ومستندات</w:t>
             </w:r>
           </w:p>
@@ -4496,13 +3984,9 @@
           <w:p>
             <w:pPr>
               <w:pStyle w:val="Compact"/>
-              <w:bidi/>
-              <w:jc w:val="left"/>
-            </w:pPr>
-            <w:r>
-              <w:rPr>
-                <w:rtl/>
-              </w:rPr>
+              <w:jc w:val="left"/>
+            </w:pPr>
+            <w:r>
               <w:t xml:space="preserve">البحث عن إنجاز قديم</w:t>
             </w:r>
           </w:p>
@@ -4512,13 +3996,9 @@
           <w:p>
             <w:pPr>
               <w:pStyle w:val="Compact"/>
-              <w:bidi/>
-              <w:jc w:val="left"/>
-            </w:pPr>
-            <w:r>
-              <w:rPr>
-                <w:rtl/>
-              </w:rPr>
+              <w:jc w:val="left"/>
+            </w:pPr>
+            <w:r>
               <w:t xml:space="preserve">بحث فوري بأي كلمة أو قسم أو معلمة</w:t>
             </w:r>
           </w:p>
@@ -4530,13 +4010,9 @@
           <w:p>
             <w:pPr>
               <w:pStyle w:val="Compact"/>
-              <w:bidi/>
-              <w:jc w:val="left"/>
-            </w:pPr>
-            <w:r>
-              <w:rPr>
-                <w:rtl/>
-              </w:rPr>
+              <w:jc w:val="left"/>
+            </w:pPr>
+            <w:r>
               <w:t xml:space="preserve">الأرشيف</w:t>
             </w:r>
           </w:p>
@@ -4546,13 +4022,9 @@
           <w:p>
             <w:pPr>
               <w:pStyle w:val="Compact"/>
-              <w:bidi/>
-              <w:jc w:val="left"/>
-            </w:pPr>
-            <w:r>
-              <w:rPr>
-                <w:rtl/>
-              </w:rPr>
+              <w:jc w:val="left"/>
+            </w:pPr>
+            <w:r>
               <w:t xml:space="preserve">أرشيف منظم يبقى لسنوات قادمة</w:t>
             </w:r>
           </w:p>
@@ -4564,13 +4036,9 @@
           <w:p>
             <w:pPr>
               <w:pStyle w:val="Compact"/>
-              <w:bidi/>
-              <w:jc w:val="left"/>
-            </w:pPr>
-            <w:r>
-              <w:rPr>
-                <w:rtl/>
-              </w:rPr>
+              <w:jc w:val="left"/>
+            </w:pPr>
+            <w:r>
               <w:t xml:space="preserve">إعداد التقارير</w:t>
             </w:r>
           </w:p>
@@ -4580,13 +4048,9 @@
           <w:p>
             <w:pPr>
               <w:pStyle w:val="Compact"/>
-              <w:bidi/>
-              <w:jc w:val="left"/>
-            </w:pPr>
-            <w:r>
-              <w:rPr>
-                <w:rtl/>
-              </w:rPr>
+              <w:jc w:val="left"/>
+            </w:pPr>
+            <w:r>
               <w:t xml:space="preserve">تقارير PDF وExcel جاهزة بنقرة واحدة</w:t>
             </w:r>
           </w:p>
@@ -4598,13 +4062,9 @@
           <w:p>
             <w:pPr>
               <w:pStyle w:val="Compact"/>
-              <w:bidi/>
-              <w:jc w:val="left"/>
-            </w:pPr>
-            <w:r>
-              <w:rPr>
-                <w:rtl/>
-              </w:rPr>
+              <w:jc w:val="left"/>
+            </w:pPr>
+            <w:r>
               <w:t xml:space="preserve">العرض أمام الإدارة</w:t>
             </w:r>
           </w:p>
@@ -4614,13 +4074,9 @@
           <w:p>
             <w:pPr>
               <w:pStyle w:val="Compact"/>
-              <w:bidi/>
-              <w:jc w:val="left"/>
-            </w:pPr>
-            <w:r>
-              <w:rPr>
-                <w:rtl/>
-              </w:rPr>
+              <w:jc w:val="left"/>
+            </w:pPr>
+            <w:r>
               <w:t xml:space="preserve">تصميم احترافي على شاشات الاستقبال أو كشك العرض</w:t>
             </w:r>
           </w:p>
@@ -4632,13 +4088,9 @@
           <w:p>
             <w:pPr>
               <w:pStyle w:val="Compact"/>
-              <w:bidi/>
-              <w:jc w:val="left"/>
-            </w:pPr>
-            <w:r>
-              <w:rPr>
-                <w:rtl/>
-              </w:rPr>
+              <w:jc w:val="left"/>
+            </w:pPr>
+            <w:r>
               <w:t xml:space="preserve">مشاركة الإنجازات</w:t>
             </w:r>
           </w:p>
@@ -4648,13 +4100,9 @@
           <w:p>
             <w:pPr>
               <w:pStyle w:val="Compact"/>
-              <w:bidi/>
-              <w:jc w:val="left"/>
-            </w:pPr>
-            <w:r>
-              <w:rPr>
-                <w:rtl/>
-              </w:rPr>
+              <w:jc w:val="left"/>
+            </w:pPr>
+            <w:r>
               <w:t xml:space="preserve">رابط مباشر للمنصة يمكن مشاركته بأي طريقة</w:t>
             </w:r>
           </w:p>
@@ -4668,18 +4116,14 @@
         </w:pict>
       </w:r>
     </w:p>
-    <w:bookmarkEnd w:id="50"/>
     <w:bookmarkEnd w:id="51"/>
-    <w:bookmarkStart w:id="52" w:name="الحادي-عشر-خطة-التوسع-المستقبلي"/>
+    <w:bookmarkEnd w:id="52"/>
+    <w:bookmarkStart w:id="53" w:name="الحادي-عشر-خطة-التوسع-المستقبلي"/>
     <w:p>
       <w:pPr>
         <w:pStyle w:val="Heading2"/>
-        <w:bidi/>
-      </w:pPr>
-      <w:r>
-        <w:rPr>
-          <w:rtl/>
-        </w:rPr>
+      </w:pPr>
+      <w:r>
         <w:t xml:space="preserve">الحادي عشر: خطة التوسع المستقبلي</w:t>
       </w:r>
     </w:p>
@@ -4703,46 +4147,36 @@
           <w:p>
             <w:pPr>
               <w:pStyle w:val="Compact"/>
-              <w:bidi/>
+              <w:jc w:val="left"/>
+            </w:pPr>
+            <w:r>
+              <w:t xml:space="preserve">المرحلة</w:t>
+            </w:r>
+          </w:p>
+        </w:tc>
+        <w:tc>
+          <w:tcPr/>
+          <w:p>
+            <w:pPr>
+              <w:pStyle w:val="Compact"/>
+              <w:jc w:val="left"/>
+            </w:pPr>
+            <w:r>
+              <w:t xml:space="preserve">الميزة المقترحة</w:t>
+            </w:r>
+          </w:p>
+        </w:tc>
+      </w:tr>
+      <w:tr>
+        <w:tc>
+          <w:tcPr/>
+          <w:p>
+            <w:pPr>
+              <w:pStyle w:val="Compact"/>
               <w:jc w:val="left"/>
             </w:pPr>
             <w:r>
               <w:rPr>
-                <w:rtl/>
-              </w:rPr>
-              <w:t xml:space="preserve">المرحلة</w:t>
-            </w:r>
-          </w:p>
-        </w:tc>
-        <w:tc>
-          <w:tcPr/>
-          <w:p>
-            <w:pPr>
-              <w:pStyle w:val="Compact"/>
-              <w:bidi/>
-              <w:jc w:val="left"/>
-            </w:pPr>
-            <w:r>
-              <w:rPr>
-                <w:rtl/>
-              </w:rPr>
-              <w:t xml:space="preserve">الميزة المقترحة</w:t>
-            </w:r>
-          </w:p>
-        </w:tc>
-      </w:tr>
-      <w:tr>
-        <w:tc>
-          <w:tcPr/>
-          <w:p>
-            <w:pPr>
-              <w:pStyle w:val="Compact"/>
-              <w:bidi/>
-              <w:jc w:val="left"/>
-            </w:pPr>
-            <w:r>
-              <w:rPr>
-                <w:rtl/>
                 <w:bCs/>
                 <w:b/>
               </w:rPr>
@@ -4755,30 +4189,24 @@
           <w:p>
             <w:pPr>
               <w:pStyle w:val="Compact"/>
-              <w:bidi/>
+              <w:jc w:val="left"/>
+            </w:pPr>
+            <w:r>
+              <w:t xml:space="preserve">إشعارات فورية عند إضافة إنجاز جديد أو تقييمه</w:t>
+            </w:r>
+          </w:p>
+        </w:tc>
+      </w:tr>
+      <w:tr>
+        <w:tc>
+          <w:tcPr/>
+          <w:p>
+            <w:pPr>
+              <w:pStyle w:val="Compact"/>
               <w:jc w:val="left"/>
             </w:pPr>
             <w:r>
               <w:rPr>
-                <w:rtl/>
-              </w:rPr>
-              <w:t xml:space="preserve">إشعارات فورية عند إضافة إنجاز جديد أو تقييمه</w:t>
-            </w:r>
-          </w:p>
-        </w:tc>
-      </w:tr>
-      <w:tr>
-        <w:tc>
-          <w:tcPr/>
-          <w:p>
-            <w:pPr>
-              <w:pStyle w:val="Compact"/>
-              <w:bidi/>
-              <w:jc w:val="left"/>
-            </w:pPr>
-            <w:r>
-              <w:rPr>
-                <w:rtl/>
                 <w:bCs/>
                 <w:b/>
               </w:rPr>
@@ -4791,30 +4219,24 @@
           <w:p>
             <w:pPr>
               <w:pStyle w:val="Compact"/>
-              <w:bidi/>
+              <w:jc w:val="left"/>
+            </w:pPr>
+            <w:r>
+              <w:t xml:space="preserve">تصدير التقارير تلقائياً بالبريد الإلكتروني</w:t>
+            </w:r>
+          </w:p>
+        </w:tc>
+      </w:tr>
+      <w:tr>
+        <w:tc>
+          <w:tcPr/>
+          <w:p>
+            <w:pPr>
+              <w:pStyle w:val="Compact"/>
               <w:jc w:val="left"/>
             </w:pPr>
             <w:r>
               <w:rPr>
-                <w:rtl/>
-              </w:rPr>
-              <w:t xml:space="preserve">تصدير التقارير تلقائياً بالبريد الإلكتروني</w:t>
-            </w:r>
-          </w:p>
-        </w:tc>
-      </w:tr>
-      <w:tr>
-        <w:tc>
-          <w:tcPr/>
-          <w:p>
-            <w:pPr>
-              <w:pStyle w:val="Compact"/>
-              <w:bidi/>
-              <w:jc w:val="left"/>
-            </w:pPr>
-            <w:r>
-              <w:rPr>
-                <w:rtl/>
                 <w:bCs/>
                 <w:b/>
               </w:rPr>
@@ -4827,30 +4249,24 @@
           <w:p>
             <w:pPr>
               <w:pStyle w:val="Compact"/>
-              <w:bidi/>
+              <w:jc w:val="left"/>
+            </w:pPr>
+            <w:r>
+              <w:t xml:space="preserve">تطبيق هاتف أصلي (Android / iOS) عبر المتاجر الرسمية (التطبيق متاح حالياً كـ PWA)</w:t>
+            </w:r>
+          </w:p>
+        </w:tc>
+      </w:tr>
+      <w:tr>
+        <w:tc>
+          <w:tcPr/>
+          <w:p>
+            <w:pPr>
+              <w:pStyle w:val="Compact"/>
               <w:jc w:val="left"/>
             </w:pPr>
             <w:r>
               <w:rPr>
-                <w:rtl/>
-              </w:rPr>
-              <w:t xml:space="preserve">تطبيق هاتف أصلي (Android / iOS) لتسهيل الاستخدام</w:t>
-            </w:r>
-          </w:p>
-        </w:tc>
-      </w:tr>
-      <w:tr>
-        <w:tc>
-          <w:tcPr/>
-          <w:p>
-            <w:pPr>
-              <w:pStyle w:val="Compact"/>
-              <w:bidi/>
-              <w:jc w:val="left"/>
-            </w:pPr>
-            <w:r>
-              <w:rPr>
-                <w:rtl/>
                 <w:bCs/>
                 <w:b/>
               </w:rPr>
@@ -4863,30 +4279,24 @@
           <w:p>
             <w:pPr>
               <w:pStyle w:val="Compact"/>
-              <w:bidi/>
+              <w:jc w:val="left"/>
+            </w:pPr>
+            <w:r>
+              <w:t xml:space="preserve">إحصائيات مقارنة متقدمة (أداء الأقسام عبر الأشهر)</w:t>
+            </w:r>
+          </w:p>
+        </w:tc>
+      </w:tr>
+      <w:tr>
+        <w:tc>
+          <w:tcPr/>
+          <w:p>
+            <w:pPr>
+              <w:pStyle w:val="Compact"/>
               <w:jc w:val="left"/>
             </w:pPr>
             <w:r>
               <w:rPr>
-                <w:rtl/>
-              </w:rPr>
-              <w:t xml:space="preserve">إحصائيات مقارنة متقدمة (أداء الأقسام عبر الأشهر)</w:t>
-            </w:r>
-          </w:p>
-        </w:tc>
-      </w:tr>
-      <w:tr>
-        <w:tc>
-          <w:tcPr/>
-          <w:p>
-            <w:pPr>
-              <w:pStyle w:val="Compact"/>
-              <w:bidi/>
-              <w:jc w:val="left"/>
-            </w:pPr>
-            <w:r>
-              <w:rPr>
-                <w:rtl/>
                 <w:bCs/>
                 <w:b/>
               </w:rPr>
@@ -4899,30 +4309,24 @@
           <w:p>
             <w:pPr>
               <w:pStyle w:val="Compact"/>
-              <w:bidi/>
+              <w:jc w:val="left"/>
+            </w:pPr>
+            <w:r>
+              <w:t xml:space="preserve">ذكاء اصطناعي لتصنيف الإنجازات تلقائياً واقتراح التقييم</w:t>
+            </w:r>
+          </w:p>
+        </w:tc>
+      </w:tr>
+      <w:tr>
+        <w:tc>
+          <w:tcPr/>
+          <w:p>
+            <w:pPr>
+              <w:pStyle w:val="Compact"/>
               <w:jc w:val="left"/>
             </w:pPr>
             <w:r>
               <w:rPr>
-                <w:rtl/>
-              </w:rPr>
-              <w:t xml:space="preserve">ذكاء اصطناعي لتصنيف الإنجازات تلقائياً واقتراح التقييم</w:t>
-            </w:r>
-          </w:p>
-        </w:tc>
-      </w:tr>
-      <w:tr>
-        <w:tc>
-          <w:tcPr/>
-          <w:p>
-            <w:pPr>
-              <w:pStyle w:val="Compact"/>
-              <w:bidi/>
-              <w:jc w:val="left"/>
-            </w:pPr>
-            <w:r>
-              <w:rPr>
-                <w:rtl/>
                 <w:bCs/>
                 <w:b/>
               </w:rPr>
@@ -4935,30 +4339,24 @@
           <w:p>
             <w:pPr>
               <w:pStyle w:val="Compact"/>
-              <w:bidi/>
+              <w:jc w:val="left"/>
+            </w:pPr>
+            <w:r>
+              <w:t xml:space="preserve">لوحة مؤشرات حية (Dashboard) للإدارة مع رسوم بيانية</w:t>
+            </w:r>
+          </w:p>
+        </w:tc>
+      </w:tr>
+      <w:tr>
+        <w:tc>
+          <w:tcPr/>
+          <w:p>
+            <w:pPr>
+              <w:pStyle w:val="Compact"/>
               <w:jc w:val="left"/>
             </w:pPr>
             <w:r>
               <w:rPr>
-                <w:rtl/>
-              </w:rPr>
-              <w:t xml:space="preserve">لوحة مؤشرات حية (Dashboard) للإدارة مع رسوم بيانية</w:t>
-            </w:r>
-          </w:p>
-        </w:tc>
-      </w:tr>
-      <w:tr>
-        <w:tc>
-          <w:tcPr/>
-          <w:p>
-            <w:pPr>
-              <w:pStyle w:val="Compact"/>
-              <w:bidi/>
-              <w:jc w:val="left"/>
-            </w:pPr>
-            <w:r>
-              <w:rPr>
-                <w:rtl/>
                 <w:bCs/>
                 <w:b/>
               </w:rPr>
@@ -4971,13 +4369,9 @@
           <w:p>
             <w:pPr>
               <w:pStyle w:val="Compact"/>
-              <w:bidi/>
-              <w:jc w:val="left"/>
-            </w:pPr>
-            <w:r>
-              <w:rPr>
-                <w:rtl/>
-              </w:rPr>
+              <w:jc w:val="left"/>
+            </w:pPr>
+            <w:r>
               <w:t xml:space="preserve">ربط النظام مع نظام المدرسة لإدخال التقييمات تلقائياً</w:t>
             </w:r>
           </w:p>
@@ -4991,30 +4385,22 @@
         </w:pict>
       </w:r>
     </w:p>
-    <w:bookmarkEnd w:id="52"/>
-    <w:bookmarkStart w:id="55" w:name="الثاني-عشر-التكلفة-والعائد"/>
+    <w:bookmarkEnd w:id="53"/>
+    <w:bookmarkStart w:id="56" w:name="الثاني-عشر-التكلفة-والعائد"/>
     <w:p>
       <w:pPr>
         <w:pStyle w:val="Heading2"/>
-        <w:bidi/>
-      </w:pPr>
-      <w:r>
-        <w:rPr>
-          <w:rtl/>
-        </w:rPr>
+      </w:pPr>
+      <w:r>
         <w:t xml:space="preserve">الثاني عشر: التكلفة والعائد</w:t>
       </w:r>
     </w:p>
-    <w:bookmarkStart w:id="53" w:name="التكلفة"/>
+    <w:bookmarkStart w:id="54" w:name="التكلفة"/>
     <w:p>
       <w:pPr>
         <w:pStyle w:val="Heading3"/>
-        <w:bidi/>
-      </w:pPr>
-      <w:r>
-        <w:rPr>
-          <w:rtl/>
-        </w:rPr>
+      </w:pPr>
+      <w:r>
         <w:t xml:space="preserve">التكلفة</w:t>
       </w:r>
     </w:p>
@@ -5038,148 +4424,114 @@
           <w:p>
             <w:pPr>
               <w:pStyle w:val="Compact"/>
-              <w:bidi/>
+              <w:jc w:val="left"/>
+            </w:pPr>
+            <w:r>
+              <w:t xml:space="preserve">البند</w:t>
+            </w:r>
+          </w:p>
+        </w:tc>
+        <w:tc>
+          <w:tcPr/>
+          <w:p>
+            <w:pPr>
+              <w:pStyle w:val="Compact"/>
+              <w:jc w:val="left"/>
+            </w:pPr>
+            <w:r>
+              <w:t xml:space="preserve">التكلفة الشهرية</w:t>
+            </w:r>
+          </w:p>
+        </w:tc>
+      </w:tr>
+      <w:tr>
+        <w:tc>
+          <w:tcPr/>
+          <w:p>
+            <w:pPr>
+              <w:pStyle w:val="Compact"/>
+              <w:jc w:val="left"/>
+            </w:pPr>
+            <w:r>
+              <w:t xml:space="preserve">الاستضافة (Vercel)</w:t>
+            </w:r>
+          </w:p>
+        </w:tc>
+        <w:tc>
+          <w:tcPr/>
+          <w:p>
+            <w:pPr>
+              <w:pStyle w:val="Compact"/>
+              <w:jc w:val="left"/>
+            </w:pPr>
+            <w:r>
+              <w:t xml:space="preserve">مجاناً للبداية</w:t>
+            </w:r>
+          </w:p>
+        </w:tc>
+      </w:tr>
+      <w:tr>
+        <w:tc>
+          <w:tcPr/>
+          <w:p>
+            <w:pPr>
+              <w:pStyle w:val="Compact"/>
+              <w:jc w:val="left"/>
+            </w:pPr>
+            <w:r>
+              <w:t xml:space="preserve">قاعدة البيانات (Firebase)</w:t>
+            </w:r>
+          </w:p>
+        </w:tc>
+        <w:tc>
+          <w:tcPr/>
+          <w:p>
+            <w:pPr>
+              <w:pStyle w:val="Compact"/>
+              <w:jc w:val="left"/>
+            </w:pPr>
+            <w:r>
+              <w:t xml:space="preserve">مجاناً في الحدود المعتادة</w:t>
+            </w:r>
+          </w:p>
+        </w:tc>
+      </w:tr>
+      <w:tr>
+        <w:tc>
+          <w:tcPr/>
+          <w:p>
+            <w:pPr>
+              <w:pStyle w:val="Compact"/>
+              <w:jc w:val="left"/>
+            </w:pPr>
+            <w:r>
+              <w:t xml:space="preserve">تخزين الوسائط (Cloudinary)</w:t>
+            </w:r>
+          </w:p>
+        </w:tc>
+        <w:tc>
+          <w:tcPr/>
+          <w:p>
+            <w:pPr>
+              <w:pStyle w:val="Compact"/>
+              <w:jc w:val="left"/>
+            </w:pPr>
+            <w:r>
+              <w:t xml:space="preserve">خطة مجانية كافية للبداية — قابلة للتوسع</w:t>
+            </w:r>
+          </w:p>
+        </w:tc>
+      </w:tr>
+      <w:tr>
+        <w:tc>
+          <w:tcPr/>
+          <w:p>
+            <w:pPr>
+              <w:pStyle w:val="Compact"/>
               <w:jc w:val="left"/>
             </w:pPr>
             <w:r>
               <w:rPr>
-                <w:rtl/>
-              </w:rPr>
-              <w:t xml:space="preserve">البند</w:t>
-            </w:r>
-          </w:p>
-        </w:tc>
-        <w:tc>
-          <w:tcPr/>
-          <w:p>
-            <w:pPr>
-              <w:pStyle w:val="Compact"/>
-              <w:bidi/>
-              <w:jc w:val="left"/>
-            </w:pPr>
-            <w:r>
-              <w:rPr>
-                <w:rtl/>
-              </w:rPr>
-              <w:t xml:space="preserve">التكلفة الشهرية</w:t>
-            </w:r>
-          </w:p>
-        </w:tc>
-      </w:tr>
-      <w:tr>
-        <w:tc>
-          <w:tcPr/>
-          <w:p>
-            <w:pPr>
-              <w:pStyle w:val="Compact"/>
-              <w:bidi/>
-              <w:jc w:val="left"/>
-            </w:pPr>
-            <w:r>
-              <w:rPr>
-                <w:rtl/>
-              </w:rPr>
-              <w:t xml:space="preserve">الاستضافة (Vercel)</w:t>
-            </w:r>
-          </w:p>
-        </w:tc>
-        <w:tc>
-          <w:tcPr/>
-          <w:p>
-            <w:pPr>
-              <w:pStyle w:val="Compact"/>
-              <w:bidi/>
-              <w:jc w:val="left"/>
-            </w:pPr>
-            <w:r>
-              <w:rPr>
-                <w:rtl/>
-              </w:rPr>
-              <w:t xml:space="preserve">مجاناً للبداية</w:t>
-            </w:r>
-          </w:p>
-        </w:tc>
-      </w:tr>
-      <w:tr>
-        <w:tc>
-          <w:tcPr/>
-          <w:p>
-            <w:pPr>
-              <w:pStyle w:val="Compact"/>
-              <w:bidi/>
-              <w:jc w:val="left"/>
-            </w:pPr>
-            <w:r>
-              <w:rPr>
-                <w:rtl/>
-              </w:rPr>
-              <w:t xml:space="preserve">قاعدة البيانات (Firebase)</w:t>
-            </w:r>
-          </w:p>
-        </w:tc>
-        <w:tc>
-          <w:tcPr/>
-          <w:p>
-            <w:pPr>
-              <w:pStyle w:val="Compact"/>
-              <w:bidi/>
-              <w:jc w:val="left"/>
-            </w:pPr>
-            <w:r>
-              <w:rPr>
-                <w:rtl/>
-              </w:rPr>
-              <w:t xml:space="preserve">مجاناً في الحدود المعتادة</w:t>
-            </w:r>
-          </w:p>
-        </w:tc>
-      </w:tr>
-      <w:tr>
-        <w:tc>
-          <w:tcPr/>
-          <w:p>
-            <w:pPr>
-              <w:pStyle w:val="Compact"/>
-              <w:bidi/>
-              <w:jc w:val="left"/>
-            </w:pPr>
-            <w:r>
-              <w:rPr>
-                <w:rtl/>
-              </w:rPr>
-              <w:t xml:space="preserve">تخزين الوسائط (Cloudinary)</w:t>
-            </w:r>
-          </w:p>
-        </w:tc>
-        <w:tc>
-          <w:tcPr/>
-          <w:p>
-            <w:pPr>
-              <w:pStyle w:val="Compact"/>
-              <w:bidi/>
-              <w:jc w:val="left"/>
-            </w:pPr>
-            <w:r>
-              <w:rPr>
-                <w:rtl/>
-              </w:rPr>
-              <w:t xml:space="preserve">خطة مجانية كافية للبداية — قابلة للتوسع</w:t>
-            </w:r>
-          </w:p>
-        </w:tc>
-      </w:tr>
-      <w:tr>
-        <w:tc>
-          <w:tcPr/>
-          <w:p>
-            <w:pPr>
-              <w:pStyle w:val="Compact"/>
-              <w:bidi/>
-              <w:jc w:val="left"/>
-            </w:pPr>
-            <w:r>
-              <w:rPr>
-                <w:rtl/>
                 <w:bCs/>
                 <w:b/>
               </w:rPr>
@@ -5192,12 +4544,10 @@
           <w:p>
             <w:pPr>
               <w:pStyle w:val="Compact"/>
-              <w:bidi/>
               <w:jc w:val="left"/>
             </w:pPr>
             <w:r>
               <w:rPr>
-                <w:rtl/>
                 <w:bCs/>
                 <w:b/>
               </w:rPr>
@@ -5207,17 +4557,13 @@
         </w:tc>
       </w:tr>
     </w:tbl>
-    <w:bookmarkEnd w:id="53"/>
-    <w:bookmarkStart w:id="54" w:name="العائد-الفائدة"/>
+    <w:bookmarkEnd w:id="54"/>
+    <w:bookmarkStart w:id="55" w:name="العائد-الفائدة"/>
     <w:p>
       <w:pPr>
         <w:pStyle w:val="Heading3"/>
-        <w:bidi/>
-      </w:pPr>
-      <w:r>
-        <w:rPr>
-          <w:rtl/>
-        </w:rPr>
+      </w:pPr>
+      <w:r>
         <w:t xml:space="preserve">العائد (الفائدة)</w:t>
       </w:r>
     </w:p>
@@ -5241,13 +4587,9 @@
           <w:p>
             <w:pPr>
               <w:pStyle w:val="Compact"/>
-              <w:bidi/>
-              <w:jc w:val="left"/>
-            </w:pPr>
-            <w:r>
-              <w:rPr>
-                <w:rtl/>
-              </w:rPr>
+              <w:jc w:val="left"/>
+            </w:pPr>
+            <w:r>
               <w:t xml:space="preserve">البند</w:t>
             </w:r>
           </w:p>
@@ -5257,13 +4599,9 @@
           <w:p>
             <w:pPr>
               <w:pStyle w:val="Compact"/>
-              <w:bidi/>
-              <w:jc w:val="left"/>
-            </w:pPr>
-            <w:r>
-              <w:rPr>
-                <w:rtl/>
-              </w:rPr>
+              <w:jc w:val="left"/>
+            </w:pPr>
+            <w:r>
               <w:t xml:space="preserve">الفائدة</w:t>
             </w:r>
           </w:p>
@@ -5275,13 +4613,9 @@
           <w:p>
             <w:pPr>
               <w:pStyle w:val="Compact"/>
-              <w:bidi/>
-              <w:jc w:val="left"/>
-            </w:pPr>
-            <w:r>
-              <w:rPr>
-                <w:rtl/>
-              </w:rPr>
+              <w:jc w:val="left"/>
+            </w:pPr>
+            <w:r>
               <w:t xml:space="preserve">تقليل الوقت</w:t>
             </w:r>
           </w:p>
@@ -5291,13 +4625,9 @@
           <w:p>
             <w:pPr>
               <w:pStyle w:val="Compact"/>
-              <w:bidi/>
-              <w:jc w:val="left"/>
-            </w:pPr>
-            <w:r>
-              <w:rPr>
-                <w:rtl/>
-              </w:rPr>
+              <w:jc w:val="left"/>
+            </w:pPr>
+            <w:r>
               <w:t xml:space="preserve">إعداد تقرير في ثوانٍ بدلاً من ساعات</w:t>
             </w:r>
           </w:p>
@@ -5309,13 +4639,9 @@
           <w:p>
             <w:pPr>
               <w:pStyle w:val="Compact"/>
-              <w:bidi/>
-              <w:jc w:val="left"/>
-            </w:pPr>
-            <w:r>
-              <w:rPr>
-                <w:rtl/>
-              </w:rPr>
+              <w:jc w:val="left"/>
+            </w:pPr>
+            <w:r>
               <w:t xml:space="preserve">تقليل فقدان البيانات</w:t>
             </w:r>
           </w:p>
@@ -5325,13 +4651,9 @@
           <w:p>
             <w:pPr>
               <w:pStyle w:val="Compact"/>
-              <w:bidi/>
-              <w:jc w:val="left"/>
-            </w:pPr>
-            <w:r>
-              <w:rPr>
-                <w:rtl/>
-              </w:rPr>
+              <w:jc w:val="left"/>
+            </w:pPr>
+            <w:r>
               <w:t xml:space="preserve">حفظ دائم على السحابة لا يضيع مع تغيير الأجهزة</w:t>
             </w:r>
           </w:p>
@@ -5343,13 +4665,9 @@
           <w:p>
             <w:pPr>
               <w:pStyle w:val="Compact"/>
-              <w:bidi/>
-              <w:jc w:val="left"/>
-            </w:pPr>
-            <w:r>
-              <w:rPr>
-                <w:rtl/>
-              </w:rPr>
+              <w:jc w:val="left"/>
+            </w:pPr>
+            <w:r>
               <w:t xml:space="preserve">سهولة استخراج التقارير</w:t>
             </w:r>
           </w:p>
@@ -5359,13 +4677,9 @@
           <w:p>
             <w:pPr>
               <w:pStyle w:val="Compact"/>
-              <w:bidi/>
-              <w:jc w:val="left"/>
-            </w:pPr>
-            <w:r>
-              <w:rPr>
-                <w:rtl/>
-              </w:rPr>
+              <w:jc w:val="left"/>
+            </w:pPr>
+            <w:r>
               <w:t xml:space="preserve">تصدير PDF وExcel بنقرة واحدة</w:t>
             </w:r>
           </w:p>
@@ -5377,13 +4691,9 @@
           <w:p>
             <w:pPr>
               <w:pStyle w:val="Compact"/>
-              <w:bidi/>
-              <w:jc w:val="left"/>
-            </w:pPr>
-            <w:r>
-              <w:rPr>
-                <w:rtl/>
-              </w:rPr>
+              <w:jc w:val="left"/>
+            </w:pPr>
+            <w:r>
               <w:t xml:space="preserve">تحسين صورة المدرسة</w:t>
             </w:r>
           </w:p>
@@ -5393,13 +4703,9 @@
           <w:p>
             <w:pPr>
               <w:pStyle w:val="Compact"/>
-              <w:bidi/>
-              <w:jc w:val="left"/>
-            </w:pPr>
-            <w:r>
-              <w:rPr>
-                <w:rtl/>
-              </w:rPr>
+              <w:jc w:val="left"/>
+            </w:pPr>
+            <w:r>
               <w:t xml:space="preserve">عرض احترافي يليق بالمجتمع المدرسي</w:t>
             </w:r>
           </w:p>
@@ -5411,13 +4717,9 @@
           <w:p>
             <w:pPr>
               <w:pStyle w:val="Compact"/>
-              <w:bidi/>
-              <w:jc w:val="left"/>
-            </w:pPr>
-            <w:r>
-              <w:rPr>
-                <w:rtl/>
-              </w:rPr>
+              <w:jc w:val="left"/>
+            </w:pPr>
+            <w:r>
               <w:t xml:space="preserve">توثيق الإنجازات لسنوات</w:t>
             </w:r>
           </w:p>
@@ -5427,13 +4729,9 @@
           <w:p>
             <w:pPr>
               <w:pStyle w:val="Compact"/>
-              <w:bidi/>
-              <w:jc w:val="left"/>
-            </w:pPr>
-            <w:r>
-              <w:rPr>
-                <w:rtl/>
-              </w:rPr>
+              <w:jc w:val="left"/>
+            </w:pPr>
+            <w:r>
               <w:t xml:space="preserve">أرشيف رقمي يبقى مرجعاً دائماً</w:t>
             </w:r>
           </w:p>
@@ -5447,40 +4745,30 @@
         </w:pict>
       </w:r>
     </w:p>
-    <w:bookmarkEnd w:id="54"/>
     <w:bookmarkEnd w:id="55"/>
-    <w:bookmarkStart w:id="56" w:name="الثالث-عشر-الخاتمة"/>
+    <w:bookmarkEnd w:id="56"/>
+    <w:bookmarkStart w:id="57" w:name="الثالث-عشر-الخاتمة"/>
     <w:p>
       <w:pPr>
         <w:pStyle w:val="Heading2"/>
-        <w:bidi/>
-      </w:pPr>
-      <w:r>
-        <w:rPr>
-          <w:rtl/>
-        </w:rPr>
+      </w:pPr>
+      <w:r>
         <w:t xml:space="preserve">الثالث عشر: الخاتمة</w:t>
       </w:r>
     </w:p>
     <w:p>
       <w:pPr>
-        <w:bidi/>
-      </w:pPr>
-      <w:r>
-        <w:rPr>
-          <w:rtl/>
-        </w:rPr>
+        <w:pStyle w:val="FirstParagraph"/>
+      </w:pPr>
+      <w:r>
         <w:t xml:space="preserve">يمثل هذا المشروع منصة رقمية متكاملة لتوثيق إنجازات المدرسة وحفظها وعرضها بصورة احترافية. ويسهم في رفع كفاءة العمل الإداري، وتسهيل إعداد التقارير، وإبراز جهود المدرسة أمام الجهات الرسمية والمجتمع.</w:t>
       </w:r>
     </w:p>
     <w:p>
       <w:pPr>
-        <w:bidi/>
-      </w:pPr>
-      <w:r>
-        <w:rPr>
-          <w:rtl/>
-        </w:rPr>
+        <w:pStyle w:val="BodyText"/>
+      </w:pPr>
+      <w:r>
         <w:t xml:space="preserve">المنصة جاهزة للاستخدام اليومي وقابلة للتطوير المستمر حسب احتياجات المدرسة.</w:t>
       </w:r>
     </w:p>
@@ -5491,30 +4779,22 @@
         </w:pict>
       </w:r>
     </w:p>
-    <w:bookmarkEnd w:id="56"/>
-    <w:bookmarkStart w:id="60" w:name="ملحق-أ-دليل-استخدام-مختصر-للمستخدم"/>
+    <w:bookmarkEnd w:id="57"/>
+    <w:bookmarkStart w:id="61" w:name="ملحق-أ-دليل-استخدام-مختصر-للمستخدم"/>
     <w:p>
       <w:pPr>
         <w:pStyle w:val="Heading2"/>
-        <w:bidi/>
-      </w:pPr>
-      <w:r>
-        <w:rPr>
-          <w:rtl/>
-        </w:rPr>
+      </w:pPr>
+      <w:r>
         <w:t xml:space="preserve">ملحق (أ): دليل استخدام مختصر للمستخدم</w:t>
       </w:r>
     </w:p>
-    <w:bookmarkStart w:id="57" w:name="خطوات-إضافة-إنجاز-جديد"/>
+    <w:bookmarkStart w:id="58" w:name="خطوات-إضافة-إنجاز-جديد"/>
     <w:p>
       <w:pPr>
         <w:pStyle w:val="Heading3"/>
-        <w:bidi/>
-      </w:pPr>
-      <w:r>
-        <w:rPr>
-          <w:rtl/>
-        </w:rPr>
+      </w:pPr>
+      <w:r>
         <w:t xml:space="preserve">خطوات إضافة إنجاز جديد</w:t>
       </w:r>
     </w:p>
@@ -5525,12 +4805,8 @@
           <w:numId w:val="1003"/>
         </w:numPr>
         <w:pStyle w:val="Compact"/>
-        <w:bidi/>
-      </w:pPr>
-      <w:r>
-        <w:rPr>
-          <w:rtl/>
-        </w:rPr>
+      </w:pPr>
+      <w:r>
         <w:t xml:space="preserve">افتحي رابط الموقع من المتصفح.</w:t>
       </w:r>
     </w:p>
@@ -5541,48 +4817,26 @@
           <w:numId w:val="1003"/>
         </w:numPr>
         <w:pStyle w:val="Compact"/>
-        <w:bidi/>
-      </w:pPr>
-      <w:r>
-        <w:rPr>
-          <w:rtl/>
-        </w:rPr>
+      </w:pPr>
+      <w:r>
         <w:t xml:space="preserve">اضغطي زر</w:t>
       </w:r>
       <w:r>
-        <w:rPr>
-          <w:rtl/>
-        </w:rPr>
         <w:t xml:space="preserve"> </w:t>
       </w:r>
       <w:r>
-        <w:rPr>
-          <w:rtl/>
-        </w:rPr>
         <w:t xml:space="preserve">“</w:t>
       </w:r>
       <w:r>
-        <w:rPr>
-          <w:rtl/>
-        </w:rPr>
         <w:t xml:space="preserve">دخول</w:t>
       </w:r>
       <w:r>
-        <w:rPr>
-          <w:rtl/>
-        </w:rPr>
         <w:t xml:space="preserve">”</w:t>
       </w:r>
       <w:r>
-        <w:rPr>
-          <w:rtl/>
-        </w:rPr>
         <w:t xml:space="preserve"> </w:t>
       </w:r>
       <w:r>
-        <w:rPr>
-          <w:rtl/>
-        </w:rPr>
         <w:t xml:space="preserve">من صفحة الترحيب.</w:t>
       </w:r>
     </w:p>
@@ -5593,48 +4847,26 @@
           <w:numId w:val="1003"/>
         </w:numPr>
         <w:pStyle w:val="Compact"/>
-        <w:bidi/>
-      </w:pPr>
-      <w:r>
-        <w:rPr>
-          <w:rtl/>
-        </w:rPr>
+      </w:pPr>
+      <w:r>
         <w:t xml:space="preserve">اضغطي</w:t>
       </w:r>
       <w:r>
-        <w:rPr>
-          <w:rtl/>
-        </w:rPr>
         <w:t xml:space="preserve"> </w:t>
       </w:r>
       <w:r>
-        <w:rPr>
-          <w:rtl/>
-        </w:rPr>
         <w:t xml:space="preserve">“</w:t>
       </w:r>
       <w:r>
-        <w:rPr>
-          <w:rtl/>
-        </w:rPr>
         <w:t xml:space="preserve">إضافة إنجاز</w:t>
       </w:r>
       <w:r>
-        <w:rPr>
-          <w:rtl/>
-        </w:rPr>
         <w:t xml:space="preserve">”</w:t>
       </w:r>
       <w:r>
-        <w:rPr>
-          <w:rtl/>
-        </w:rPr>
         <w:t xml:space="preserve"> </w:t>
       </w:r>
       <w:r>
-        <w:rPr>
-          <w:rtl/>
-        </w:rPr>
         <w:t xml:space="preserve">من الشريط الجانبي أو الصفحة الرئيسية.</w:t>
       </w:r>
     </w:p>
@@ -5645,12 +4877,8 @@
           <w:numId w:val="1003"/>
         </w:numPr>
         <w:pStyle w:val="Compact"/>
-        <w:bidi/>
-      </w:pPr>
-      <w:r>
-        <w:rPr>
-          <w:rtl/>
-        </w:rPr>
+      </w:pPr>
+      <w:r>
         <w:t xml:space="preserve">اختاري المعلمة والقسم وأدخلي عنوان الإنجاز والوصف.</w:t>
       </w:r>
     </w:p>
@@ -5661,12 +4889,8 @@
           <w:numId w:val="1003"/>
         </w:numPr>
         <w:pStyle w:val="Compact"/>
-        <w:bidi/>
-      </w:pPr>
-      <w:r>
-        <w:rPr>
-          <w:rtl/>
-        </w:rPr>
+      </w:pPr>
+      <w:r>
         <w:t xml:space="preserve">اختاري تاريخ الإنجاز.</w:t>
       </w:r>
     </w:p>
@@ -5677,12 +4901,8 @@
           <w:numId w:val="1003"/>
         </w:numPr>
         <w:pStyle w:val="Compact"/>
-        <w:bidi/>
-      </w:pPr>
-      <w:r>
-        <w:rPr>
-          <w:rtl/>
-        </w:rPr>
+      </w:pPr>
+      <w:r>
         <w:t xml:space="preserve">أنشئي رمز حماية من 4 أرقام (يُحفظ ويُستخدم عند التعديل).</w:t>
       </w:r>
     </w:p>
@@ -5693,13 +4913,9 @@
           <w:numId w:val="1003"/>
         </w:numPr>
         <w:pStyle w:val="Compact"/>
-        <w:bidi/>
-      </w:pPr>
-      <w:r>
-        <w:rPr>
-          <w:rtl/>
-        </w:rPr>
-        <w:t xml:space="preserve">ارفقي الصور أو الفيديو أو المستندات (اختياري).</w:t>
+      </w:pPr>
+      <w:r>
+        <w:t xml:space="preserve">ارفقي الصور أو الفيديو أو المستندات (اختياري — حتى 4 صور وفيديو واحد ومستند واحد).</w:t>
       </w:r>
     </w:p>
     <w:p>
@@ -5709,56 +4925,69 @@
           <w:numId w:val="1003"/>
         </w:numPr>
         <w:pStyle w:val="Compact"/>
-        <w:bidi/>
+      </w:pPr>
+      <w:r>
+        <w:t xml:space="preserve">اضغطي</w:t>
+      </w:r>
+      <w:r>
+        <w:t xml:space="preserve"> </w:t>
+      </w:r>
+      <w:r>
+        <w:t xml:space="preserve">“</w:t>
+      </w:r>
+      <w:r>
+        <w:t xml:space="preserve">حفظ</w:t>
+      </w:r>
+      <w:r>
+        <w:t xml:space="preserve">”</w:t>
+      </w:r>
+      <w:r>
+        <w:t xml:space="preserve">.</w:t>
+      </w:r>
+    </w:p>
+    <w:p>
+      <w:pPr>
+        <w:pStyle w:val="BlockText"/>
       </w:pPr>
       <w:r>
         <w:rPr>
-          <w:rtl/>
+          <w:bCs/>
+          <w:b/>
         </w:rPr>
-        <w:t xml:space="preserve">اضغطي</w:t>
-      </w:r>
-      <w:r>
-        <w:rPr>
-          <w:rtl/>
-        </w:rPr>
+        <w:t xml:space="preserve">ملاحظة:</w:t>
+      </w:r>
+      <w:r>
         <w:t xml:space="preserve"> </w:t>
       </w:r>
       <w:r>
-        <w:rPr>
-          <w:rtl/>
-        </w:rPr>
+        <w:t xml:space="preserve">بعد الحفظ ينتقل الإنجاز إلى حالة</w:t>
+      </w:r>
+      <w:r>
+        <w:t xml:space="preserve"> </w:t>
+      </w:r>
+      <w:r>
         <w:t xml:space="preserve">“</w:t>
       </w:r>
       <w:r>
-        <w:rPr>
-          <w:rtl/>
-        </w:rPr>
-        <w:t xml:space="preserve">حفظ</w:t>
-      </w:r>
-      <w:r>
-        <w:rPr>
-          <w:rtl/>
-        </w:rPr>
+        <w:t xml:space="preserve">بانتظار المراجعة</w:t>
+      </w:r>
+      <w:r>
         <w:t xml:space="preserve">”</w:t>
       </w:r>
       <w:r>
-        <w:rPr>
-          <w:rtl/>
-        </w:rPr>
-        <w:t xml:space="preserve">.</w:t>
-      </w:r>
-    </w:p>
-    <w:bookmarkEnd w:id="57"/>
-    <w:bookmarkStart w:id="58" w:name="خطوات-عرض-الإنجاز"/>
+        <w:t xml:space="preserve"> </w:t>
+      </w:r>
+      <w:r>
+        <w:t xml:space="preserve">ولن يظهر للجمهور حتى تعتمده الإدارة.</w:t>
+      </w:r>
+    </w:p>
+    <w:bookmarkEnd w:id="58"/>
+    <w:bookmarkStart w:id="59" w:name="خطوات-عرض-الإنجاز"/>
     <w:p>
       <w:pPr>
         <w:pStyle w:val="Heading3"/>
-        <w:bidi/>
-      </w:pPr>
-      <w:r>
-        <w:rPr>
-          <w:rtl/>
-        </w:rPr>
+      </w:pPr>
+      <w:r>
         <w:t xml:space="preserve">خطوات عرض الإنجاز</w:t>
       </w:r>
     </w:p>
@@ -5769,12 +4998,8 @@
           <w:numId w:val="1004"/>
         </w:numPr>
         <w:pStyle w:val="Compact"/>
-        <w:bidi/>
-      </w:pPr>
-      <w:r>
-        <w:rPr>
-          <w:rtl/>
-        </w:rPr>
+      </w:pPr>
+      <w:r>
         <w:t xml:space="preserve">من الصفحة الرئيسية أو السجل الكامل، ابحثي عن الإنجاز.</w:t>
       </w:r>
     </w:p>
@@ -5785,48 +5010,26 @@
           <w:numId w:val="1004"/>
         </w:numPr>
         <w:pStyle w:val="Compact"/>
-        <w:bidi/>
-      </w:pPr>
-      <w:r>
-        <w:rPr>
-          <w:rtl/>
-        </w:rPr>
+      </w:pPr>
+      <w:r>
         <w:t xml:space="preserve">اضغطي على</w:t>
       </w:r>
       <w:r>
-        <w:rPr>
-          <w:rtl/>
-        </w:rPr>
         <w:t xml:space="preserve"> </w:t>
       </w:r>
       <w:r>
-        <w:rPr>
-          <w:rtl/>
-        </w:rPr>
         <w:t xml:space="preserve">“</w:t>
       </w:r>
       <w:r>
-        <w:rPr>
-          <w:rtl/>
-        </w:rPr>
         <w:t xml:space="preserve">عرض</w:t>
       </w:r>
       <w:r>
-        <w:rPr>
-          <w:rtl/>
-        </w:rPr>
         <w:t xml:space="preserve">”</w:t>
       </w:r>
       <w:r>
-        <w:rPr>
-          <w:rtl/>
-        </w:rPr>
         <w:t xml:space="preserve"> </w:t>
       </w:r>
       <w:r>
-        <w:rPr>
-          <w:rtl/>
-        </w:rPr>
         <w:t xml:space="preserve">لفتح صفحة التفاصيل.</w:t>
       </w:r>
     </w:p>
@@ -5837,26 +5040,18 @@
           <w:numId w:val="1004"/>
         </w:numPr>
         <w:pStyle w:val="Compact"/>
-        <w:bidi/>
-      </w:pPr>
-      <w:r>
-        <w:rPr>
-          <w:rtl/>
-        </w:rPr>
+      </w:pPr>
+      <w:r>
         <w:t xml:space="preserve">يمكنك تكبير الصور ومشاهدة الفيديو وتحميل المستندات وطباعة الصفحة.</w:t>
       </w:r>
     </w:p>
-    <w:bookmarkEnd w:id="58"/>
-    <w:bookmarkStart w:id="59" w:name="خطوات-تعديل-أو-حذف-إنجاز"/>
+    <w:bookmarkEnd w:id="59"/>
+    <w:bookmarkStart w:id="60" w:name="خطوات-تعديل-أو-حذف-إنجاز"/>
     <w:p>
       <w:pPr>
         <w:pStyle w:val="Heading3"/>
-        <w:bidi/>
-      </w:pPr>
-      <w:r>
-        <w:rPr>
-          <w:rtl/>
-        </w:rPr>
+      </w:pPr>
+      <w:r>
         <w:t xml:space="preserve">خطوات تعديل أو حذف إنجاز</w:t>
       </w:r>
     </w:p>
@@ -5867,12 +5062,8 @@
           <w:numId w:val="1005"/>
         </w:numPr>
         <w:pStyle w:val="Compact"/>
-        <w:bidi/>
-      </w:pPr>
-      <w:r>
-        <w:rPr>
-          <w:rtl/>
-        </w:rPr>
+      </w:pPr>
+      <w:r>
         <w:t xml:space="preserve">افتحي صفحة تفاصيل الإنجاز.</w:t>
       </w:r>
     </w:p>
@@ -5883,78 +5074,41 @@
           <w:numId w:val="1005"/>
         </w:numPr>
         <w:pStyle w:val="Compact"/>
-        <w:bidi/>
-      </w:pPr>
-      <w:r>
-        <w:rPr>
-          <w:rtl/>
-        </w:rPr>
+      </w:pPr>
+      <w:r>
         <w:t xml:space="preserve">اضغطي زر</w:t>
       </w:r>
       <w:r>
-        <w:rPr>
-          <w:rtl/>
-        </w:rPr>
         <w:t xml:space="preserve"> </w:t>
       </w:r>
       <w:r>
-        <w:rPr>
-          <w:rtl/>
-        </w:rPr>
         <w:t xml:space="preserve">“</w:t>
       </w:r>
       <w:r>
-        <w:rPr>
-          <w:rtl/>
-        </w:rPr>
         <w:t xml:space="preserve">تعديل</w:t>
       </w:r>
       <w:r>
-        <w:rPr>
-          <w:rtl/>
-        </w:rPr>
         <w:t xml:space="preserve">”</w:t>
       </w:r>
       <w:r>
-        <w:rPr>
-          <w:rtl/>
-        </w:rPr>
         <w:t xml:space="preserve"> </w:t>
       </w:r>
       <w:r>
-        <w:rPr>
-          <w:rtl/>
-        </w:rPr>
         <w:t xml:space="preserve">أو</w:t>
       </w:r>
       <w:r>
-        <w:rPr>
-          <w:rtl/>
-        </w:rPr>
         <w:t xml:space="preserve"> </w:t>
       </w:r>
       <w:r>
-        <w:rPr>
-          <w:rtl/>
-        </w:rPr>
         <w:t xml:space="preserve">“</w:t>
       </w:r>
       <w:r>
-        <w:rPr>
-          <w:rtl/>
-        </w:rPr>
         <w:t xml:space="preserve">حذف</w:t>
       </w:r>
       <w:r>
-        <w:rPr>
-          <w:rtl/>
-        </w:rPr>
         <w:t xml:space="preserve">”</w:t>
       </w:r>
       <w:r>
-        <w:rPr>
-          <w:rtl/>
-        </w:rPr>
         <w:t xml:space="preserve">.</w:t>
       </w:r>
     </w:p>
@@ -5965,12 +5119,8 @@
           <w:numId w:val="1005"/>
         </w:numPr>
         <w:pStyle w:val="Compact"/>
-        <w:bidi/>
-      </w:pPr>
-      <w:r>
-        <w:rPr>
-          <w:rtl/>
-        </w:rPr>
+      </w:pPr>
+      <w:r>
         <w:t xml:space="preserve">أدخلي رمز الحماية (PIN) الخاص بهذا الإنجاز.</w:t>
       </w:r>
     </w:p>
@@ -5981,12 +5131,8 @@
           <w:numId w:val="1005"/>
         </w:numPr>
         <w:pStyle w:val="Compact"/>
-        <w:bidi/>
-      </w:pPr>
-      <w:r>
-        <w:rPr>
-          <w:rtl/>
-        </w:rPr>
+      </w:pPr>
+      <w:r>
         <w:t xml:space="preserve">أجري التعديل أو أكّدي الحذف.</w:t>
       </w:r>
     </w:p>
@@ -5997,31 +5143,23 @@
         </w:pict>
       </w:r>
     </w:p>
-    <w:bookmarkEnd w:id="59"/>
     <w:bookmarkEnd w:id="60"/>
-    <w:bookmarkStart w:id="65" w:name="ملحق-ب-دليل-مدير-النظام"/>
+    <w:bookmarkEnd w:id="61"/>
+    <w:bookmarkStart w:id="66" w:name="ملحق-ب-دليل-مدير-النظام"/>
     <w:p>
       <w:pPr>
         <w:pStyle w:val="Heading2"/>
-        <w:bidi/>
-      </w:pPr>
-      <w:r>
-        <w:rPr>
-          <w:rtl/>
-        </w:rPr>
+      </w:pPr>
+      <w:r>
         <w:t xml:space="preserve">ملحق (ب): دليل مدير النظام</w:t>
       </w:r>
     </w:p>
-    <w:bookmarkStart w:id="61" w:name="الدخول-للإدارة"/>
+    <w:bookmarkStart w:id="62" w:name="الدخول-للإدارة"/>
     <w:p>
       <w:pPr>
         <w:pStyle w:val="Heading3"/>
-        <w:bidi/>
-      </w:pPr>
-      <w:r>
-        <w:rPr>
-          <w:rtl/>
-        </w:rPr>
+      </w:pPr>
+      <w:r>
         <w:t xml:space="preserve">الدخول للإدارة</w:t>
       </w:r>
     </w:p>
@@ -6032,42 +5170,23 @@
           <w:numId w:val="1006"/>
         </w:numPr>
         <w:pStyle w:val="Compact"/>
-        <w:bidi/>
-      </w:pPr>
-      <w:r>
-        <w:rPr>
-          <w:rtl/>
-        </w:rPr>
+      </w:pPr>
+      <w:r>
         <w:t xml:space="preserve">من الشريط الجانبي اضغطي</w:t>
       </w:r>
       <w:r>
-        <w:rPr>
-          <w:rtl/>
-        </w:rPr>
         <w:t xml:space="preserve"> </w:t>
       </w:r>
       <w:r>
-        <w:rPr>
-          <w:rtl/>
-        </w:rPr>
         <w:t xml:space="preserve">“</w:t>
       </w:r>
       <w:r>
-        <w:rPr>
-          <w:rtl/>
-        </w:rPr>
         <w:t xml:space="preserve">دخول الإدارة</w:t>
       </w:r>
       <w:r>
-        <w:rPr>
-          <w:rtl/>
-        </w:rPr>
         <w:t xml:space="preserve">”</w:t>
       </w:r>
       <w:r>
-        <w:rPr>
-          <w:rtl/>
-        </w:rPr>
         <w:t xml:space="preserve">.</w:t>
       </w:r>
     </w:p>
@@ -6078,12 +5197,8 @@
           <w:numId w:val="1006"/>
         </w:numPr>
         <w:pStyle w:val="Compact"/>
-        <w:bidi/>
-      </w:pPr>
-      <w:r>
-        <w:rPr>
-          <w:rtl/>
-        </w:rPr>
+      </w:pPr>
+      <w:r>
         <w:t xml:space="preserve">أدخلي رمز PIN الخاص بالإدارة.</w:t>
       </w:r>
     </w:p>
@@ -6094,26 +5209,18 @@
           <w:numId w:val="1006"/>
         </w:numPr>
         <w:pStyle w:val="Compact"/>
-        <w:bidi/>
-      </w:pPr>
-      <w:r>
-        <w:rPr>
-          <w:rtl/>
-        </w:rPr>
+      </w:pPr>
+      <w:r>
         <w:t xml:space="preserve">يمكنك تغييره من صفحة الإعدادات &gt; الأمان.</w:t>
       </w:r>
     </w:p>
-    <w:bookmarkEnd w:id="61"/>
-    <w:bookmarkStart w:id="62" w:name="إدارة-الإنجازات"/>
+    <w:bookmarkEnd w:id="62"/>
+    <w:bookmarkStart w:id="63" w:name="إدارة-الإنجازات"/>
     <w:p>
       <w:pPr>
         <w:pStyle w:val="Heading3"/>
-        <w:bidi/>
-      </w:pPr>
-      <w:r>
-        <w:rPr>
-          <w:rtl/>
-        </w:rPr>
+      </w:pPr>
+      <w:r>
         <w:t xml:space="preserve">إدارة الإنجازات</w:t>
       </w:r>
     </w:p>
@@ -6124,13 +5231,9 @@
           <w:numId w:val="1007"/>
         </w:numPr>
         <w:pStyle w:val="Compact"/>
-        <w:bidi/>
-      </w:pPr>
-      <w:r>
-        <w:rPr>
-          <w:rtl/>
-        </w:rPr>
-        <w:t xml:space="preserve">من لوحة الإدارة: راجعي الإنجازات المعلقة وقيّميها ذهبي/فضي/برونزي.</w:t>
+      </w:pPr>
+      <w:r>
+        <w:t xml:space="preserve">من لوحة الإدارة: افتحي الإنجاز المعلّق لعرض تفاصيله كاملة (صور، وصف، مرفقات) قبل اتخاذ القرار.</w:t>
       </w:r>
     </w:p>
     <w:p>
@@ -6140,13 +5243,45 @@
           <w:numId w:val="1007"/>
         </w:numPr>
         <w:pStyle w:val="Compact"/>
-        <w:bidi/>
-      </w:pPr>
-      <w:r>
-        <w:rPr>
-          <w:rtl/>
-        </w:rPr>
-        <w:t xml:space="preserve">من السجل الكامل: صدّري جميع البيانات إلى Excel أو PDF.</w:t>
+      </w:pPr>
+      <w:r>
+        <w:t xml:space="preserve">اضغطي</w:t>
+      </w:r>
+      <w:r>
+        <w:t xml:space="preserve"> </w:t>
+      </w:r>
+      <w:r>
+        <w:t xml:space="preserve">“</w:t>
+      </w:r>
+      <w:r>
+        <w:t xml:space="preserve">موافقة</w:t>
+      </w:r>
+      <w:r>
+        <w:t xml:space="preserve">”</w:t>
+      </w:r>
+      <w:r>
+        <w:t xml:space="preserve"> </w:t>
+      </w:r>
+      <w:r>
+        <w:t xml:space="preserve">لاعتماده وظهوره للجمهور، أو</w:t>
+      </w:r>
+      <w:r>
+        <w:t xml:space="preserve"> </w:t>
+      </w:r>
+      <w:r>
+        <w:t xml:space="preserve">“</w:t>
+      </w:r>
+      <w:r>
+        <w:t xml:space="preserve">رفض</w:t>
+      </w:r>
+      <w:r>
+        <w:t xml:space="preserve">”</w:t>
+      </w:r>
+      <w:r>
+        <w:t xml:space="preserve"> </w:t>
+      </w:r>
+      <w:r>
+        <w:t xml:space="preserve">لاستبعاده — ويبقى التقييم (ذهبي/فضي/برونزي) متاحاً الآن أو لاحقاً.</w:t>
       </w:r>
     </w:p>
     <w:p>
@@ -6156,165 +5291,142 @@
           <w:numId w:val="1007"/>
         </w:numPr>
         <w:pStyle w:val="Compact"/>
-        <w:bidi/>
+      </w:pPr>
+      <w:r>
+        <w:t xml:space="preserve">من السجل الكامل: صدّري جميع البيانات إلى Excel أو PDF.</w:t>
+      </w:r>
+    </w:p>
+    <w:p>
+      <w:pPr>
+        <w:numPr>
+          <w:ilvl w:val="0"/>
+          <w:numId w:val="1007"/>
+        </w:numPr>
+        <w:pStyle w:val="Compact"/>
+      </w:pPr>
+      <w:r>
+        <w:t xml:space="preserve">من صفحة التفاصيل: احذفي أي مرفق برموز الحماية.</w:t>
+      </w:r>
+    </w:p>
+    <w:p>
+      <w:pPr>
+        <w:numPr>
+          <w:ilvl w:val="0"/>
+          <w:numId w:val="1007"/>
+        </w:numPr>
+        <w:pStyle w:val="Compact"/>
+      </w:pPr>
+      <w:r>
+        <w:t xml:space="preserve">من لوحة الإدارة: تابعي سجل الأحداث الأمنية، وحمّلي نسخة احتياطية كاملة للبيانات.</w:t>
+      </w:r>
+    </w:p>
+    <w:bookmarkEnd w:id="63"/>
+    <w:bookmarkStart w:id="64" w:name="إدارة-الإعدادات"/>
+    <w:p>
+      <w:pPr>
+        <w:pStyle w:val="Heading3"/>
+      </w:pPr>
+      <w:r>
+        <w:t xml:space="preserve">إدارة الإعدادات</w:t>
+      </w:r>
+    </w:p>
+    <w:p>
+      <w:pPr>
+        <w:pStyle w:val="FirstParagraph"/>
       </w:pPr>
       <w:r>
         <w:rPr>
-          <w:rtl/>
-        </w:rPr>
-        <w:t xml:space="preserve">من صفحة التفاصيل: احذفي أي مرفق برموز الحماية.</w:t>
-      </w:r>
-    </w:p>
-    <w:bookmarkEnd w:id="62"/>
-    <w:bookmarkStart w:id="63" w:name="إدارة-الإعدادات"/>
-    <w:p>
-      <w:pPr>
-        <w:pStyle w:val="Heading3"/>
-        <w:bidi/>
-      </w:pPr>
-      <w:r>
-        <w:rPr>
-          <w:rtl/>
-        </w:rPr>
-        <w:t xml:space="preserve">إدارة الإعدادات</w:t>
-      </w:r>
-    </w:p>
-    <w:p>
-      <w:pPr>
-        <w:bidi/>
-      </w:pPr>
-      <w:r>
-        <w:rPr>
-          <w:rtl/>
           <w:bCs/>
           <w:b/>
         </w:rPr>
         <w:t xml:space="preserve">الهوية العامة:</w:t>
       </w:r>
       <w:r>
+        <w:t xml:space="preserve"> </w:t>
+      </w:r>
+      <w:r>
+        <w:t xml:space="preserve">اسم المدرسة، الشعار، الهاتف، العنوان (تظهر تلقائياً في كل الصفحات).</w:t>
+      </w:r>
+    </w:p>
+    <w:p>
+      <w:pPr>
+        <w:pStyle w:val="BodyText"/>
+      </w:pPr>
+      <w:r>
         <w:rPr>
-          <w:rtl/>
-        </w:rPr>
-        <w:t xml:space="preserve"> </w:t>
-      </w:r>
-      <w:r>
-        <w:rPr>
-          <w:rtl/>
-        </w:rPr>
-        <w:t xml:space="preserve">اسم المدرسة، الشعار، الهاتف، العنوان (تظهر تلقائياً في كل الصفحات).</w:t>
-      </w:r>
-    </w:p>
-    <w:p>
-      <w:pPr>
-        <w:bidi/>
-      </w:pPr>
-      <w:r>
-        <w:rPr>
-          <w:rtl/>
           <w:bCs/>
           <w:b/>
         </w:rPr>
         <w:t xml:space="preserve">القيادة:</w:t>
       </w:r>
       <w:r>
+        <w:t xml:space="preserve"> </w:t>
+      </w:r>
+      <w:r>
+        <w:t xml:space="preserve">اسم المديرة والمساعدتان والرؤية والرسالة (تظهر في صفحة الترحيب).</w:t>
+      </w:r>
+    </w:p>
+    <w:p>
+      <w:pPr>
+        <w:pStyle w:val="BodyText"/>
+      </w:pPr>
+      <w:r>
         <w:rPr>
-          <w:rtl/>
-        </w:rPr>
-        <w:t xml:space="preserve"> </w:t>
-      </w:r>
-      <w:r>
-        <w:rPr>
-          <w:rtl/>
-        </w:rPr>
-        <w:t xml:space="preserve">اسم المديرة والمساعدتان والرؤية والرسالة (تظهر في صفحة الترحيب).</w:t>
-      </w:r>
-    </w:p>
-    <w:p>
-      <w:pPr>
-        <w:bidi/>
-      </w:pPr>
-      <w:r>
-        <w:rPr>
-          <w:rtl/>
           <w:bCs/>
           <w:b/>
         </w:rPr>
         <w:t xml:space="preserve">الأقسام والمعلمات:</w:t>
       </w:r>
       <w:r>
+        <w:t xml:space="preserve"> </w:t>
+      </w:r>
+      <w:r>
+        <w:t xml:space="preserve">إضافة أو تعديل أو حذف الأقسام وأسماء المعلمات (تظهر في نماذج الإضافة والتقارير).</w:t>
+      </w:r>
+    </w:p>
+    <w:p>
+      <w:pPr>
+        <w:pStyle w:val="BodyText"/>
+      </w:pPr>
+      <w:r>
         <w:rPr>
-          <w:rtl/>
-        </w:rPr>
-        <w:t xml:space="preserve"> </w:t>
-      </w:r>
-      <w:r>
-        <w:rPr>
-          <w:rtl/>
-        </w:rPr>
-        <w:t xml:space="preserve">إضافة أو تعديل أو حذف الأقسام وأسماء المعلمات (تظهر في نماذج الإضافة والتقارير).</w:t>
-      </w:r>
-    </w:p>
-    <w:p>
-      <w:pPr>
-        <w:bidi/>
-      </w:pPr>
-      <w:r>
-        <w:rPr>
-          <w:rtl/>
           <w:bCs/>
           <w:b/>
         </w:rPr>
         <w:t xml:space="preserve">الأمان:</w:t>
       </w:r>
       <w:r>
+        <w:t xml:space="preserve"> </w:t>
+      </w:r>
+      <w:r>
+        <w:t xml:space="preserve">تغيير رمز PIN للإدارة.</w:t>
+      </w:r>
+    </w:p>
+    <w:p>
+      <w:pPr>
+        <w:pStyle w:val="BodyText"/>
+      </w:pPr>
+      <w:r>
         <w:rPr>
-          <w:rtl/>
-        </w:rPr>
-        <w:t xml:space="preserve"> </w:t>
-      </w:r>
-      <w:r>
-        <w:rPr>
-          <w:rtl/>
-        </w:rPr>
-        <w:t xml:space="preserve">تغيير رمز PIN للإدارة.</w:t>
-      </w:r>
-    </w:p>
-    <w:p>
-      <w:pPr>
-        <w:bidi/>
-      </w:pPr>
-      <w:r>
-        <w:rPr>
-          <w:rtl/>
           <w:bCs/>
           <w:b/>
         </w:rPr>
         <w:t xml:space="preserve">صيانة البيانات:</w:t>
       </w:r>
       <w:r>
-        <w:rPr>
-          <w:rtl/>
-        </w:rPr>
         <w:t xml:space="preserve"> </w:t>
       </w:r>
       <w:r>
-        <w:rPr>
-          <w:rtl/>
-        </w:rPr>
         <w:t xml:space="preserve">فحص التخزين السحابي واكتشاف وحذف الملفات المعطلة أو المعزولة.</w:t>
       </w:r>
     </w:p>
-    <w:bookmarkEnd w:id="63"/>
-    <w:bookmarkStart w:id="64" w:name="إنشاء-تقارير"/>
+    <w:bookmarkEnd w:id="64"/>
+    <w:bookmarkStart w:id="65" w:name="إنشاء-تقارير"/>
     <w:p>
       <w:pPr>
         <w:pStyle w:val="Heading3"/>
-        <w:bidi/>
-      </w:pPr>
-      <w:r>
-        <w:rPr>
-          <w:rtl/>
-        </w:rPr>
+      </w:pPr>
+      <w:r>
         <w:t xml:space="preserve">إنشاء تقارير</w:t>
       </w:r>
     </w:p>
@@ -6325,42 +5437,23 @@
           <w:numId w:val="1008"/>
         </w:numPr>
         <w:pStyle w:val="Compact"/>
-        <w:bidi/>
-      </w:pPr>
-      <w:r>
-        <w:rPr>
-          <w:rtl/>
-        </w:rPr>
+      </w:pPr>
+      <w:r>
         <w:t xml:space="preserve">من صفحة</w:t>
       </w:r>
       <w:r>
-        <w:rPr>
-          <w:rtl/>
-        </w:rPr>
         <w:t xml:space="preserve"> </w:t>
       </w:r>
       <w:r>
-        <w:rPr>
-          <w:rtl/>
-        </w:rPr>
         <w:t xml:space="preserve">“</w:t>
       </w:r>
       <w:r>
-        <w:rPr>
-          <w:rtl/>
-        </w:rPr>
         <w:t xml:space="preserve">طباعة التقارير</w:t>
       </w:r>
       <w:r>
-        <w:rPr>
-          <w:rtl/>
-        </w:rPr>
         <w:t xml:space="preserve">”</w:t>
       </w:r>
       <w:r>
-        <w:rPr>
-          <w:rtl/>
-        </w:rPr>
         <w:t xml:space="preserve">: اختاري التقرير (حسب القسم أو المعلمة).</w:t>
       </w:r>
     </w:p>
@@ -6371,84 +5464,44 @@
           <w:numId w:val="1008"/>
         </w:numPr>
         <w:pStyle w:val="Compact"/>
-        <w:bidi/>
-      </w:pPr>
-      <w:r>
-        <w:rPr>
-          <w:rtl/>
-        </w:rPr>
+      </w:pPr>
+      <w:r>
         <w:t xml:space="preserve">اضغطي</w:t>
       </w:r>
       <w:r>
-        <w:rPr>
-          <w:rtl/>
-        </w:rPr>
         <w:t xml:space="preserve"> </w:t>
       </w:r>
       <w:r>
-        <w:rPr>
-          <w:rtl/>
-        </w:rPr>
         <w:t xml:space="preserve">“</w:t>
       </w:r>
       <w:r>
-        <w:rPr>
-          <w:rtl/>
-        </w:rPr>
         <w:t xml:space="preserve">تصدير PDF</w:t>
       </w:r>
       <w:r>
-        <w:rPr>
-          <w:rtl/>
-        </w:rPr>
         <w:t xml:space="preserve">”</w:t>
       </w:r>
       <w:r>
-        <w:rPr>
-          <w:rtl/>
-        </w:rPr>
         <w:t xml:space="preserve"> </w:t>
       </w:r>
       <w:r>
-        <w:rPr>
-          <w:rtl/>
-        </w:rPr>
         <w:t xml:space="preserve">أو</w:t>
       </w:r>
       <w:r>
-        <w:rPr>
-          <w:rtl/>
-        </w:rPr>
         <w:t xml:space="preserve"> </w:t>
       </w:r>
       <w:r>
-        <w:rPr>
-          <w:rtl/>
-        </w:rPr>
         <w:t xml:space="preserve">“</w:t>
       </w:r>
       <w:r>
-        <w:rPr>
-          <w:rtl/>
-        </w:rPr>
         <w:t xml:space="preserve">طباعة</w:t>
       </w:r>
       <w:r>
-        <w:rPr>
-          <w:rtl/>
-        </w:rPr>
         <w:t xml:space="preserve">”</w:t>
       </w:r>
       <w:r>
-        <w:rPr>
-          <w:rtl/>
-        </w:rPr>
         <w:t xml:space="preserve"> </w:t>
       </w:r>
       <w:r>
-        <w:rPr>
-          <w:rtl/>
-        </w:rPr>
         <w:t xml:space="preserve">لطباعته مباشرة.</w:t>
       </w:r>
     </w:p>
@@ -6459,48 +5512,26 @@
           <w:numId w:val="1008"/>
         </w:numPr>
         <w:pStyle w:val="Compact"/>
-        <w:bidi/>
-      </w:pPr>
-      <w:r>
-        <w:rPr>
-          <w:rtl/>
-        </w:rPr>
+      </w:pPr>
+      <w:r>
         <w:t xml:space="preserve">من السجل الكامل: اختاري</w:t>
       </w:r>
       <w:r>
-        <w:rPr>
-          <w:rtl/>
-        </w:rPr>
         <w:t xml:space="preserve"> </w:t>
       </w:r>
       <w:r>
-        <w:rPr>
-          <w:rtl/>
-        </w:rPr>
         <w:t xml:space="preserve">“</w:t>
       </w:r>
       <w:r>
-        <w:rPr>
-          <w:rtl/>
-        </w:rPr>
         <w:t xml:space="preserve">تصدير Excel</w:t>
       </w:r>
       <w:r>
-        <w:rPr>
-          <w:rtl/>
-        </w:rPr>
         <w:t xml:space="preserve">”</w:t>
       </w:r>
       <w:r>
-        <w:rPr>
-          <w:rtl/>
-        </w:rPr>
         <w:t xml:space="preserve"> </w:t>
       </w:r>
       <w:r>
-        <w:rPr>
-          <w:rtl/>
-        </w:rPr>
         <w:t xml:space="preserve">لتنزيل ملف بيانات.</w:t>
       </w:r>
     </w:p>
@@ -6511,29 +5542,23 @@
         </w:pict>
       </w:r>
     </w:p>
-    <w:bookmarkEnd w:id="64"/>
     <w:bookmarkEnd w:id="65"/>
-    <w:bookmarkStart w:id="66" w:name="ملحق-ج-ملخص-تنفيذي-من-صفحة-واحدة"/>
+    <w:bookmarkEnd w:id="66"/>
+    <w:bookmarkStart w:id="67" w:name="ملحق-ج-ملخص-تنفيذي-من-صفحة-واحدة"/>
     <w:p>
       <w:pPr>
         <w:pStyle w:val="Heading2"/>
-        <w:bidi/>
+      </w:pPr>
+      <w:r>
+        <w:t xml:space="preserve">ملحق (ج): ملخص تنفيذي من صفحة واحدة</w:t>
+      </w:r>
+    </w:p>
+    <w:p>
+      <w:pPr>
+        <w:pStyle w:val="BlockText"/>
       </w:pPr>
       <w:r>
         <w:rPr>
-          <w:rtl/>
-        </w:rPr>
-        <w:t xml:space="preserve">ملحق (ج): ملخص تنفيذي من صفحة واحدة</w:t>
-      </w:r>
-    </w:p>
-    <w:p>
-      <w:pPr>
-        <w:pStyle w:val="BlockText"/>
-        <w:bidi/>
-      </w:pPr>
-      <w:r>
-        <w:rPr>
-          <w:rtl/>
           <w:bCs/>
           <w:b/>
         </w:rPr>
@@ -6557,12 +5582,10 @@
           <w:p>
             <w:pPr>
               <w:pStyle w:val="Compact"/>
-              <w:bidi/>
               <w:jc w:val="left"/>
             </w:pPr>
             <w:r>
               <w:rPr>
-                <w:rtl/>
                 <w:bCs/>
                 <w:b/>
               </w:rPr>
@@ -6575,30 +5598,24 @@
           <w:p>
             <w:pPr>
               <w:pStyle w:val="Compact"/>
-              <w:bidi/>
+              <w:jc w:val="left"/>
+            </w:pPr>
+            <w:r>
+              <w:t xml:space="preserve">منصة إنجازات المدرسة</w:t>
+            </w:r>
+          </w:p>
+        </w:tc>
+      </w:tr>
+      <w:tr>
+        <w:tc>
+          <w:tcPr/>
+          <w:p>
+            <w:pPr>
+              <w:pStyle w:val="Compact"/>
               <w:jc w:val="left"/>
             </w:pPr>
             <w:r>
               <w:rPr>
-                <w:rtl/>
-              </w:rPr>
-              <w:t xml:space="preserve">منصة إنجازات المدرسة</w:t>
-            </w:r>
-          </w:p>
-        </w:tc>
-      </w:tr>
-      <w:tr>
-        <w:tc>
-          <w:tcPr/>
-          <w:p>
-            <w:pPr>
-              <w:pStyle w:val="Compact"/>
-              <w:bidi/>
-              <w:jc w:val="left"/>
-            </w:pPr>
-            <w:r>
-              <w:rPr>
-                <w:rtl/>
                 <w:bCs/>
                 <w:b/>
               </w:rPr>
@@ -6611,30 +5628,24 @@
           <w:p>
             <w:pPr>
               <w:pStyle w:val="Compact"/>
-              <w:bidi/>
+              <w:jc w:val="left"/>
+            </w:pPr>
+            <w:r>
+              <w:t xml:space="preserve">الإنجازات موزعة وضائعة، لا يوجد أرشيف أو توثيق رسمي موحد</w:t>
+            </w:r>
+          </w:p>
+        </w:tc>
+      </w:tr>
+      <w:tr>
+        <w:tc>
+          <w:tcPr/>
+          <w:p>
+            <w:pPr>
+              <w:pStyle w:val="Compact"/>
               <w:jc w:val="left"/>
             </w:pPr>
             <w:r>
               <w:rPr>
-                <w:rtl/>
-              </w:rPr>
-              <w:t xml:space="preserve">الإنجازات موزعة وضائعة، لا يوجد أرشيف أو توثيق رسمي موحد</w:t>
-            </w:r>
-          </w:p>
-        </w:tc>
-      </w:tr>
-      <w:tr>
-        <w:tc>
-          <w:tcPr/>
-          <w:p>
-            <w:pPr>
-              <w:pStyle w:val="Compact"/>
-              <w:bidi/>
-              <w:jc w:val="left"/>
-            </w:pPr>
-            <w:r>
-              <w:rPr>
-                <w:rtl/>
                 <w:bCs/>
                 <w:b/>
               </w:rPr>
@@ -6647,30 +5658,24 @@
           <w:p>
             <w:pPr>
               <w:pStyle w:val="Compact"/>
-              <w:bidi/>
+              <w:jc w:val="left"/>
+            </w:pPr>
+            <w:r>
+              <w:t xml:space="preserve">منصة رقمية موحدة لتوثيق الإنجازات مع بحث وتصنيف وتقارير وعرض احترافي</w:t>
+            </w:r>
+          </w:p>
+        </w:tc>
+      </w:tr>
+      <w:tr>
+        <w:tc>
+          <w:tcPr/>
+          <w:p>
+            <w:pPr>
+              <w:pStyle w:val="Compact"/>
               <w:jc w:val="left"/>
             </w:pPr>
             <w:r>
               <w:rPr>
-                <w:rtl/>
-              </w:rPr>
-              <w:t xml:space="preserve">منصة رقمية موحدة لتوثيق الإنجازات مع بحث وتصنيف وتقارير وعرض احترافي</w:t>
-            </w:r>
-          </w:p>
-        </w:tc>
-      </w:tr>
-      <w:tr>
-        <w:tc>
-          <w:tcPr/>
-          <w:p>
-            <w:pPr>
-              <w:pStyle w:val="Compact"/>
-              <w:bidi/>
-              <w:jc w:val="left"/>
-            </w:pPr>
-            <w:r>
-              <w:rPr>
-                <w:rtl/>
                 <w:bCs/>
                 <w:b/>
               </w:rPr>
@@ -6683,30 +5688,24 @@
           <w:p>
             <w:pPr>
               <w:pStyle w:val="Compact"/>
-              <w:bidi/>
+              <w:jc w:val="left"/>
+            </w:pPr>
+            <w:r>
+              <w:t xml:space="preserve">حفظ التاريخ، تسهيل التقارير، إبراز الجهود، دعم الجودة والاعتماد</w:t>
+            </w:r>
+          </w:p>
+        </w:tc>
+      </w:tr>
+      <w:tr>
+        <w:tc>
+          <w:tcPr/>
+          <w:p>
+            <w:pPr>
+              <w:pStyle w:val="Compact"/>
               <w:jc w:val="left"/>
             </w:pPr>
             <w:r>
               <w:rPr>
-                <w:rtl/>
-              </w:rPr>
-              <w:t xml:space="preserve">حفظ التاريخ، تسهيل التقارير، إبراز الجهود، دعم الجودة والاعتماد</w:t>
-            </w:r>
-          </w:p>
-        </w:tc>
-      </w:tr>
-      <w:tr>
-        <w:tc>
-          <w:tcPr/>
-          <w:p>
-            <w:pPr>
-              <w:pStyle w:val="Compact"/>
-              <w:bidi/>
-              <w:jc w:val="left"/>
-            </w:pPr>
-            <w:r>
-              <w:rPr>
-                <w:rtl/>
                 <w:bCs/>
                 <w:b/>
               </w:rPr>
@@ -6719,30 +5718,24 @@
           <w:p>
             <w:pPr>
               <w:pStyle w:val="Compact"/>
-              <w:bidi/>
+              <w:jc w:val="left"/>
+            </w:pPr>
+            <w:r>
+              <w:t xml:space="preserve">الإدارة، المعلمات، الطلاب، أولياء الأمور، لجان الجودة، الزوار</w:t>
+            </w:r>
+          </w:p>
+        </w:tc>
+      </w:tr>
+      <w:tr>
+        <w:tc>
+          <w:tcPr/>
+          <w:p>
+            <w:pPr>
+              <w:pStyle w:val="Compact"/>
               <w:jc w:val="left"/>
             </w:pPr>
             <w:r>
               <w:rPr>
-                <w:rtl/>
-              </w:rPr>
-              <w:t xml:space="preserve">الإدارة، المعلمات، الطلاب، أولياء الأمور، لجان الجودة، الزوار</w:t>
-            </w:r>
-          </w:p>
-        </w:tc>
-      </w:tr>
-      <w:tr>
-        <w:tc>
-          <w:tcPr/>
-          <w:p>
-            <w:pPr>
-              <w:pStyle w:val="Compact"/>
-              <w:bidi/>
-              <w:jc w:val="left"/>
-            </w:pPr>
-            <w:r>
-              <w:rPr>
-                <w:rtl/>
                 <w:bCs/>
                 <w:b/>
               </w:rPr>
@@ -6755,30 +5748,24 @@
           <w:p>
             <w:pPr>
               <w:pStyle w:val="Compact"/>
-              <w:bidi/>
+              <w:jc w:val="left"/>
+            </w:pPr>
+            <w:r>
+              <w:t xml:space="preserve">صور + فيديو + مستندات، تصنيف، بحث، PDF/Excel، تصميم متجاوب بالعربية</w:t>
+            </w:r>
+          </w:p>
+        </w:tc>
+      </w:tr>
+      <w:tr>
+        <w:tc>
+          <w:tcPr/>
+          <w:p>
+            <w:pPr>
+              <w:pStyle w:val="Compact"/>
               <w:jc w:val="left"/>
             </w:pPr>
             <w:r>
               <w:rPr>
-                <w:rtl/>
-              </w:rPr>
-              <w:t xml:space="preserve">صور + فيديو + مستندات، تصنيف، بحث، PDF/Excel، تصميم متجاوب بالعربية</w:t>
-            </w:r>
-          </w:p>
-        </w:tc>
-      </w:tr>
-      <w:tr>
-        <w:tc>
-          <w:tcPr/>
-          <w:p>
-            <w:pPr>
-              <w:pStyle w:val="Compact"/>
-              <w:bidi/>
-              <w:jc w:val="left"/>
-            </w:pPr>
-            <w:r>
-              <w:rPr>
-                <w:rtl/>
                 <w:bCs/>
                 <w:b/>
               </w:rPr>
@@ -6791,30 +5778,24 @@
           <w:p>
             <w:pPr>
               <w:pStyle w:val="Compact"/>
-              <w:bidi/>
+              <w:jc w:val="left"/>
+            </w:pPr>
+            <w:r>
+              <w:t xml:space="preserve">مجانية في البداية (استضافة + قاعدة بيانات + تخزين سحابي)</w:t>
+            </w:r>
+          </w:p>
+        </w:tc>
+      </w:tr>
+      <w:tr>
+        <w:tc>
+          <w:tcPr/>
+          <w:p>
+            <w:pPr>
+              <w:pStyle w:val="Compact"/>
               <w:jc w:val="left"/>
             </w:pPr>
             <w:r>
               <w:rPr>
-                <w:rtl/>
-              </w:rPr>
-              <w:t xml:space="preserve">مجانية في البداية (استضافة + قاعدة بيانات + تخزين سحابي)</w:t>
-            </w:r>
-          </w:p>
-        </w:tc>
-      </w:tr>
-      <w:tr>
-        <w:tc>
-          <w:tcPr/>
-          <w:p>
-            <w:pPr>
-              <w:pStyle w:val="Compact"/>
-              <w:bidi/>
-              <w:jc w:val="left"/>
-            </w:pPr>
-            <w:r>
-              <w:rPr>
-                <w:rtl/>
                 <w:bCs/>
                 <w:b/>
               </w:rPr>
@@ -6827,12 +5808,10 @@
           <w:p>
             <w:pPr>
               <w:pStyle w:val="Compact"/>
-              <w:bidi/>
               <w:jc w:val="left"/>
             </w:pPr>
             <w:r>
               <w:rPr>
-                <w:rtl/>
                 <w:bCs/>
                 <w:b/>
               </w:rPr>
@@ -6851,19 +5830,18 @@
     </w:p>
     <w:p>
       <w:pPr>
-        <w:bidi/>
+        <w:pStyle w:val="FirstParagraph"/>
       </w:pPr>
       <w:r>
         <w:rPr>
-          <w:rtl/>
           <w:iCs/>
           <w:i/>
         </w:rPr>
         <w:t xml:space="preserve">أُعدّ هذا الملف لتقديم المشروع إلى إدارة المدرسة. جميع المعلومات مستمدة من النظام الفعلي.</w:t>
       </w:r>
     </w:p>
-    <w:bookmarkEnd w:id="66"/>
     <w:bookmarkEnd w:id="67"/>
+    <w:bookmarkEnd w:id="68"/>
     <w:sectPr/>
   </w:body>
 </w:document>
@@ -7809,7 +6787,7 @@
       <w:color w:themeColor="accent1" w:themeShade="BF" w:val="365F91"/>
     </w:rPr>
   </w:style>
-  <w:style w:type="paragraph" w:customStyle="1" w:styleId="SourceCode">
+  <w:style w:customStyle="1" w:styleId="SourceCode" w:type="paragraph">
     <w:name w:val="Source Code"/>
     <w:basedOn w:val="Normal"/>
     <w:link w:val="VerbatimChar"/>
@@ -7817,7 +6795,7 @@
       <w:wordWrap w:val="off"/>
     </w:pPr>
   </w:style>
-  <w:style w:type="character" w:customStyle="1" w:styleId="KeywordTok">
+  <w:style w:customStyle="1" w:styleId="KeywordTok" w:type="character">
     <w:name w:val="KeywordTok"/>
     <w:basedOn w:val="VerbatimChar"/>
     <w:rPr>
@@ -7825,77 +6803,77 @@
       <w:b/>
     </w:rPr>
   </w:style>
-  <w:style w:type="character" w:customStyle="1" w:styleId="DataTypeTok">
+  <w:style w:customStyle="1" w:styleId="DataTypeTok" w:type="character">
     <w:name w:val="DataTypeTok"/>
     <w:basedOn w:val="VerbatimChar"/>
     <w:rPr>
       <w:color w:val="902000"/>
     </w:rPr>
   </w:style>
-  <w:style w:type="character" w:customStyle="1" w:styleId="DecValTok">
+  <w:style w:customStyle="1" w:styleId="DecValTok" w:type="character">
     <w:name w:val="DecValTok"/>
     <w:basedOn w:val="VerbatimChar"/>
     <w:rPr>
       <w:color w:val="40a070"/>
     </w:rPr>
   </w:style>
-  <w:style w:type="character" w:customStyle="1" w:styleId="BaseNTok">
+  <w:style w:customStyle="1" w:styleId="BaseNTok" w:type="character">
     <w:name w:val="BaseNTok"/>
     <w:basedOn w:val="VerbatimChar"/>
     <w:rPr>
       <w:color w:val="40a070"/>
     </w:rPr>
   </w:style>
-  <w:style w:type="character" w:customStyle="1" w:styleId="FloatTok">
+  <w:style w:customStyle="1" w:styleId="FloatTok" w:type="character">
     <w:name w:val="FloatTok"/>
     <w:basedOn w:val="VerbatimChar"/>
     <w:rPr>
       <w:color w:val="40a070"/>
     </w:rPr>
   </w:style>
-  <w:style w:type="character" w:customStyle="1" w:styleId="ConstantTok">
+  <w:style w:customStyle="1" w:styleId="ConstantTok" w:type="character">
     <w:name w:val="ConstantTok"/>
     <w:basedOn w:val="VerbatimChar"/>
     <w:rPr>
       <w:color w:val="880000"/>
     </w:rPr>
   </w:style>
-  <w:style w:type="character" w:customStyle="1" w:styleId="CharTok">
+  <w:style w:customStyle="1" w:styleId="CharTok" w:type="character">
     <w:name w:val="CharTok"/>
     <w:basedOn w:val="VerbatimChar"/>
     <w:rPr>
       <w:color w:val="4070a0"/>
     </w:rPr>
   </w:style>
-  <w:style w:type="character" w:customStyle="1" w:styleId="SpecialCharTok">
+  <w:style w:customStyle="1" w:styleId="SpecialCharTok" w:type="character">
     <w:name w:val="SpecialCharTok"/>
     <w:basedOn w:val="VerbatimChar"/>
     <w:rPr>
       <w:color w:val="4070a0"/>
     </w:rPr>
   </w:style>
-  <w:style w:type="character" w:customStyle="1" w:styleId="StringTok">
+  <w:style w:customStyle="1" w:styleId="StringTok" w:type="character">
     <w:name w:val="StringTok"/>
     <w:basedOn w:val="VerbatimChar"/>
     <w:rPr>
       <w:color w:val="4070a0"/>
     </w:rPr>
   </w:style>
-  <w:style w:type="character" w:customStyle="1" w:styleId="VerbatimStringTok">
+  <w:style w:customStyle="1" w:styleId="VerbatimStringTok" w:type="character">
     <w:name w:val="VerbatimStringTok"/>
     <w:basedOn w:val="VerbatimChar"/>
     <w:rPr>
       <w:color w:val="4070a0"/>
     </w:rPr>
   </w:style>
-  <w:style w:type="character" w:customStyle="1" w:styleId="SpecialStringTok">
+  <w:style w:customStyle="1" w:styleId="SpecialStringTok" w:type="character">
     <w:name w:val="SpecialStringTok"/>
     <w:basedOn w:val="VerbatimChar"/>
     <w:rPr>
       <w:color w:val="bb6688"/>
     </w:rPr>
   </w:style>
-  <w:style w:type="character" w:customStyle="1" w:styleId="ImportTok">
+  <w:style w:customStyle="1" w:styleId="ImportTok" w:type="character">
     <w:name w:val="ImportTok"/>
     <w:basedOn w:val="VerbatimChar"/>
     <w:rPr>
@@ -7903,7 +6881,7 @@
       <w:b/>
     </w:rPr>
   </w:style>
-  <w:style w:type="character" w:customStyle="1" w:styleId="CommentTok">
+  <w:style w:customStyle="1" w:styleId="CommentTok" w:type="character">
     <w:name w:val="CommentTok"/>
     <w:basedOn w:val="VerbatimChar"/>
     <w:rPr>
@@ -7911,7 +6889,7 @@
       <w:i/>
     </w:rPr>
   </w:style>
-  <w:style w:type="character" w:customStyle="1" w:styleId="DocumentationTok">
+  <w:style w:customStyle="1" w:styleId="DocumentationTok" w:type="character">
     <w:name w:val="DocumentationTok"/>
     <w:basedOn w:val="VerbatimChar"/>
     <w:rPr>
@@ -7919,7 +6897,7 @@
       <w:i/>
     </w:rPr>
   </w:style>
-  <w:style w:type="character" w:customStyle="1" w:styleId="AnnotationTok">
+  <w:style w:customStyle="1" w:styleId="AnnotationTok" w:type="character">
     <w:name w:val="AnnotationTok"/>
     <w:basedOn w:val="VerbatimChar"/>
     <w:rPr>
@@ -7928,7 +6906,7 @@
       <w:i/>
     </w:rPr>
   </w:style>
-  <w:style w:type="character" w:customStyle="1" w:styleId="CommentVarTok">
+  <w:style w:customStyle="1" w:styleId="CommentVarTok" w:type="character">
     <w:name w:val="CommentVarTok"/>
     <w:basedOn w:val="VerbatimChar"/>
     <w:rPr>
@@ -7937,28 +6915,28 @@
       <w:i/>
     </w:rPr>
   </w:style>
-  <w:style w:type="character" w:customStyle="1" w:styleId="OtherTok">
+  <w:style w:customStyle="1" w:styleId="OtherTok" w:type="character">
     <w:name w:val="OtherTok"/>
     <w:basedOn w:val="VerbatimChar"/>
     <w:rPr>
       <w:color w:val="007020"/>
     </w:rPr>
   </w:style>
-  <w:style w:type="character" w:customStyle="1" w:styleId="FunctionTok">
+  <w:style w:customStyle="1" w:styleId="FunctionTok" w:type="character">
     <w:name w:val="FunctionTok"/>
     <w:basedOn w:val="VerbatimChar"/>
     <w:rPr>
       <w:color w:val="06287e"/>
     </w:rPr>
   </w:style>
-  <w:style w:type="character" w:customStyle="1" w:styleId="VariableTok">
+  <w:style w:customStyle="1" w:styleId="VariableTok" w:type="character">
     <w:name w:val="VariableTok"/>
     <w:basedOn w:val="VerbatimChar"/>
     <w:rPr>
       <w:color w:val="19177c"/>
     </w:rPr>
   </w:style>
-  <w:style w:type="character" w:customStyle="1" w:styleId="ControlFlowTok">
+  <w:style w:customStyle="1" w:styleId="ControlFlowTok" w:type="character">
     <w:name w:val="ControlFlowTok"/>
     <w:basedOn w:val="VerbatimChar"/>
     <w:rPr>
@@ -7966,45 +6944,45 @@
       <w:b/>
     </w:rPr>
   </w:style>
-  <w:style w:type="character" w:customStyle="1" w:styleId="OperatorTok">
+  <w:style w:customStyle="1" w:styleId="OperatorTok" w:type="character">
     <w:name w:val="OperatorTok"/>
     <w:basedOn w:val="VerbatimChar"/>
     <w:rPr>
       <w:color w:val="666666"/>
     </w:rPr>
   </w:style>
-  <w:style w:type="character" w:customStyle="1" w:styleId="BuiltInTok">
+  <w:style w:customStyle="1" w:styleId="BuiltInTok" w:type="character">
     <w:name w:val="BuiltInTok"/>
     <w:basedOn w:val="VerbatimChar"/>
     <w:rPr>
       <w:color w:val="008000"/>
     </w:rPr>
   </w:style>
-  <w:style w:type="character" w:customStyle="1" w:styleId="ExtensionTok">
+  <w:style w:customStyle="1" w:styleId="ExtensionTok" w:type="character">
     <w:name w:val="ExtensionTok"/>
     <w:basedOn w:val="VerbatimChar"/>
     <w:rPr/>
   </w:style>
-  <w:style w:type="character" w:customStyle="1" w:styleId="PreprocessorTok">
+  <w:style w:customStyle="1" w:styleId="PreprocessorTok" w:type="character">
     <w:name w:val="PreprocessorTok"/>
     <w:basedOn w:val="VerbatimChar"/>
     <w:rPr>
       <w:color w:val="bc7a00"/>
     </w:rPr>
   </w:style>
-  <w:style w:type="character" w:customStyle="1" w:styleId="AttributeTok">
+  <w:style w:customStyle="1" w:styleId="AttributeTok" w:type="character">
     <w:name w:val="AttributeTok"/>
     <w:basedOn w:val="VerbatimChar"/>
     <w:rPr>
       <w:color w:val="7d9029"/>
     </w:rPr>
   </w:style>
-  <w:style w:type="character" w:customStyle="1" w:styleId="RegionMarkerTok">
+  <w:style w:customStyle="1" w:styleId="RegionMarkerTok" w:type="character">
     <w:name w:val="RegionMarkerTok"/>
     <w:basedOn w:val="VerbatimChar"/>
     <w:rPr/>
   </w:style>
-  <w:style w:type="character" w:customStyle="1" w:styleId="InformationTok">
+  <w:style w:customStyle="1" w:styleId="InformationTok" w:type="character">
     <w:name w:val="InformationTok"/>
     <w:basedOn w:val="VerbatimChar"/>
     <w:rPr>
@@ -8013,7 +6991,7 @@
       <w:i/>
     </w:rPr>
   </w:style>
-  <w:style w:type="character" w:customStyle="1" w:styleId="WarningTok">
+  <w:style w:customStyle="1" w:styleId="WarningTok" w:type="character">
     <w:name w:val="WarningTok"/>
     <w:basedOn w:val="VerbatimChar"/>
     <w:rPr>
@@ -8022,7 +7000,7 @@
       <w:i/>
     </w:rPr>
   </w:style>
-  <w:style w:type="character" w:customStyle="1" w:styleId="AlertTok">
+  <w:style w:customStyle="1" w:styleId="AlertTok" w:type="character">
     <w:name w:val="AlertTok"/>
     <w:basedOn w:val="VerbatimChar"/>
     <w:rPr>
@@ -8030,7 +7008,7 @@
       <w:b/>
     </w:rPr>
   </w:style>
-  <w:style w:type="character" w:customStyle="1" w:styleId="ErrorTok">
+  <w:style w:customStyle="1" w:styleId="ErrorTok" w:type="character">
     <w:name w:val="ErrorTok"/>
     <w:basedOn w:val="VerbatimChar"/>
     <w:rPr>
@@ -8038,7 +7016,7 @@
       <w:b/>
     </w:rPr>
   </w:style>
-  <w:style w:type="character" w:customStyle="1" w:styleId="NormalTok">
+  <w:style w:customStyle="1" w:styleId="NormalTok" w:type="character">
     <w:name w:val="NormalTok"/>
     <w:basedOn w:val="VerbatimChar"/>
     <w:rPr/>
